--- a/sem4/ИУ5-64Б Чернев Задание 4.docx
+++ b/sem4/ИУ5-64Б Чернев Задание 4.docx
@@ -1,6 +1,6 @@
 
 <file path=word/document.xml><?xml version="1.0" encoding="utf-8"?>
-<w:document xmlns:wpc="http://schemas.microsoft.com/office/word/2010/wordprocessingCanvas" xmlns:cx="http://schemas.microsoft.com/office/drawing/2014/chartex" xmlns:cx1="http://schemas.microsoft.com/office/drawing/2015/9/8/chartex" xmlns:cx2="http://schemas.microsoft.com/office/drawing/2015/10/21/chartex" xmlns:cx3="http://schemas.microsoft.com/office/drawing/2016/5/9/chartex" xmlns:cx4="http://schemas.microsoft.com/office/drawing/2016/5/10/chartex" xmlns:cx5="http://schemas.microsoft.com/office/drawing/2016/5/11/chartex" xmlns:cx6="http://schemas.microsoft.com/office/drawing/2016/5/12/chartex" xmlns:cx7="http://schemas.microsoft.com/office/drawing/2016/5/13/chartex" xmlns:cx8="http://schemas.microsoft.com/office/drawing/2016/5/14/chartex" xmlns:mc="http://schemas.openxmlformats.org/markup-compatibility/2006" xmlns:aink="http://schemas.microsoft.com/office/drawing/2016/ink" xmlns:am3d="http://schemas.microsoft.com/office/drawing/2017/model3d" xmlns:o="urn:schemas-microsoft-com:office:office" xmlns:r="http://schemas.openxmlformats.org/officeDocument/2006/relationships" xmlns:m="http://schemas.openxmlformats.org/officeDocument/2006/math" xmlns:v="urn:schemas-microsoft-com:vml" xmlns:wp14="http://schemas.microsoft.com/office/word/2010/wordprocessingDrawing" xmlns:wp="http://schemas.openxmlformats.org/drawingml/2006/wordprocessingDrawing" xmlns:w10="urn:schemas-microsoft-com:office:word" xmlns:w="http://schemas.openxmlformats.org/wordprocessingml/2006/main" xmlns:w14="http://schemas.microsoft.com/office/word/2010/wordml" xmlns:w15="http://schemas.microsoft.com/office/word/2012/wordml" xmlns:w16cex="http://schemas.microsoft.com/office/word/2018/wordml/cex" xmlns:w16cid="http://schemas.microsoft.com/office/word/2016/wordml/cid" xmlns:w16="http://schemas.microsoft.com/office/word/2018/wordml" xmlns:w16sdtdh="http://schemas.microsoft.com/office/word/2020/wordml/sdtdatahash" xmlns:w16se="http://schemas.microsoft.com/office/word/2015/wordml/symex" xmlns:wpg="http://schemas.microsoft.com/office/word/2010/wordprocessingGroup" xmlns:wpi="http://schemas.microsoft.com/office/word/2010/wordprocessingInk" xmlns:wne="http://schemas.microsoft.com/office/word/2006/wordml" xmlns:wps="http://schemas.microsoft.com/office/word/2010/wordprocessingShape" mc:Ignorable="w14 w15 w16se w16cid w16 w16cex w16sdtdh wp14">
+<w:document xmlns:wpc="http://schemas.microsoft.com/office/word/2010/wordprocessingCanvas" xmlns:cx="http://schemas.microsoft.com/office/drawing/2014/chartex" xmlns:cx1="http://schemas.microsoft.com/office/drawing/2015/9/8/chartex" xmlns:cx2="http://schemas.microsoft.com/office/drawing/2015/10/21/chartex" xmlns:cx3="http://schemas.microsoft.com/office/drawing/2016/5/9/chartex" xmlns:cx4="http://schemas.microsoft.com/office/drawing/2016/5/10/chartex" xmlns:cx5="http://schemas.microsoft.com/office/drawing/2016/5/11/chartex" xmlns:cx6="http://schemas.microsoft.com/office/drawing/2016/5/12/chartex" xmlns:cx7="http://schemas.microsoft.com/office/drawing/2016/5/13/chartex" xmlns:cx8="http://schemas.microsoft.com/office/drawing/2016/5/14/chartex" xmlns:mc="http://schemas.openxmlformats.org/markup-compatibility/2006" xmlns:aink="http://schemas.microsoft.com/office/drawing/2016/ink" xmlns:am3d="http://schemas.microsoft.com/office/drawing/2017/model3d" xmlns:o="urn:schemas-microsoft-com:office:office" xmlns:oel="http://schemas.microsoft.com/office/2019/extlst" xmlns:r="http://schemas.openxmlformats.org/officeDocument/2006/relationships" xmlns:m="http://schemas.openxmlformats.org/officeDocument/2006/math" xmlns:v="urn:schemas-microsoft-com:vml" xmlns:wp14="http://schemas.microsoft.com/office/word/2010/wordprocessingDrawing" xmlns:wp="http://schemas.openxmlformats.org/drawingml/2006/wordprocessingDrawing" xmlns:w10="urn:schemas-microsoft-com:office:word" xmlns:w="http://schemas.openxmlformats.org/wordprocessingml/2006/main" xmlns:w14="http://schemas.microsoft.com/office/word/2010/wordml" xmlns:w15="http://schemas.microsoft.com/office/word/2012/wordml" xmlns:w16cex="http://schemas.microsoft.com/office/word/2018/wordml/cex" xmlns:w16cid="http://schemas.microsoft.com/office/word/2016/wordml/cid" xmlns:w16="http://schemas.microsoft.com/office/word/2018/wordml" xmlns:w16du="http://schemas.microsoft.com/office/word/2023/wordml/word16du" xmlns:w16sdtdh="http://schemas.microsoft.com/office/word/2020/wordml/sdtdatahash" xmlns:w16sdtfl="http://schemas.microsoft.com/office/word/2024/wordml/sdtformatlock" xmlns:w16se="http://schemas.microsoft.com/office/word/2015/wordml/symex" xmlns:wpg="http://schemas.microsoft.com/office/word/2010/wordprocessingGroup" xmlns:wpi="http://schemas.microsoft.com/office/word/2010/wordprocessingInk" xmlns:wne="http://schemas.microsoft.com/office/word/2006/wordml" xmlns:wps="http://schemas.microsoft.com/office/word/2010/wordprocessingShape" mc:Ignorable="w14 w15 w16se w16cid w16 w16cex w16sdtdh w16sdtfl w16du wp14">
   <w:body>
     <w:p>
       <w:pPr>
@@ -12,7 +12,7 @@
           <w:kern w:val="0"/>
           <w:sz w:val="21"/>
           <w:szCs w:val="21"/>
-          <w:lang w:val="en-US" w:eastAsia="ru-RU"/>
+          <w:lang w:eastAsia="ru-RU"/>
           <w14:ligatures w14:val="none"/>
         </w:rPr>
       </w:pPr>
@@ -23,19 +23,339 @@
           <w:kern w:val="0"/>
           <w:sz w:val="32"/>
           <w:szCs w:val="32"/>
-          <w:lang w:val="en-US" w:eastAsia="ru-RU"/>
+          <w:lang w:eastAsia="ru-RU"/>
           <w14:ligatures w14:val="none"/>
         </w:rPr>
         <w:t>Граф 1</w:t>
       </w:r>
       <w:r>
         <w:rPr>
-          <w:rFonts w:ascii="Consolas" w:eastAsia="Times New Roman" w:hAnsi="Consolas" w:cs="Times New Roman"/>
-          <w:color w:val="A22889"/>
-          <w:kern w:val="0"/>
-          <w:sz w:val="21"/>
-          <w:szCs w:val="21"/>
-          <w:lang w:val="en-US" w:eastAsia="ru-RU"/>
+          <w:rFonts w:ascii="Times New Roman" w:eastAsia="Times New Roman" w:hAnsi="Times New Roman" w:cs="Times New Roman"/>
+          <w:color w:val="000000"/>
+          <w:kern w:val="0"/>
+          <w:sz w:val="32"/>
+          <w:szCs w:val="32"/>
+          <w:lang w:eastAsia="ru-RU"/>
+          <w14:ligatures w14:val="none"/>
+        </w:rPr>
+        <w:t xml:space="preserve"> </w:t>
+      </w:r>
+      <w:r>
+        <w:rPr>
+          <w:rFonts w:ascii="Times New Roman" w:eastAsia="Times New Roman" w:hAnsi="Times New Roman" w:cs="Times New Roman"/>
+          <w:color w:val="000000"/>
+          <w:kern w:val="0"/>
+          <w:sz w:val="24"/>
+          <w:szCs w:val="24"/>
+          <w:lang w:eastAsia="ru-RU"/>
+          <w14:ligatures w14:val="none"/>
+        </w:rPr>
+        <w:t>(</w:t>
+      </w:r>
+      <w:r>
+        <w:rPr>
+          <w:rFonts w:ascii="Times New Roman" w:eastAsia="Times New Roman" w:hAnsi="Times New Roman" w:cs="Times New Roman"/>
+          <w:color w:val="000000"/>
+          <w:kern w:val="0"/>
+          <w:sz w:val="24"/>
+          <w:szCs w:val="24"/>
+          <w:lang w:val="en-US" w:eastAsia="ru-RU"/>
+          <w14:ligatures w14:val="none"/>
+        </w:rPr>
+        <w:t>https</w:t>
+      </w:r>
+      <w:r>
+        <w:rPr>
+          <w:rFonts w:ascii="Times New Roman" w:eastAsia="Times New Roman" w:hAnsi="Times New Roman" w:cs="Times New Roman"/>
+          <w:color w:val="000000"/>
+          <w:kern w:val="0"/>
+          <w:sz w:val="24"/>
+          <w:szCs w:val="24"/>
+          <w:lang w:eastAsia="ru-RU"/>
+          <w14:ligatures w14:val="none"/>
+        </w:rPr>
+        <w:t>://</w:t>
+      </w:r>
+      <w:proofErr w:type="spellStart"/>
+      <w:r>
+        <w:rPr>
+          <w:rFonts w:ascii="Times New Roman" w:eastAsia="Times New Roman" w:hAnsi="Times New Roman" w:cs="Times New Roman"/>
+          <w:color w:val="000000"/>
+          <w:kern w:val="0"/>
+          <w:sz w:val="24"/>
+          <w:szCs w:val="24"/>
+          <w:lang w:val="en-US" w:eastAsia="ru-RU"/>
+          <w14:ligatures w14:val="none"/>
+        </w:rPr>
+        <w:t>github</w:t>
+      </w:r>
+      <w:proofErr w:type="spellEnd"/>
+      <w:r>
+        <w:rPr>
+          <w:rFonts w:ascii="Times New Roman" w:eastAsia="Times New Roman" w:hAnsi="Times New Roman" w:cs="Times New Roman"/>
+          <w:color w:val="000000"/>
+          <w:kern w:val="0"/>
+          <w:sz w:val="24"/>
+          <w:szCs w:val="24"/>
+          <w:lang w:eastAsia="ru-RU"/>
+          <w14:ligatures w14:val="none"/>
+        </w:rPr>
+        <w:t>.</w:t>
+      </w:r>
+      <w:r>
+        <w:rPr>
+          <w:rFonts w:ascii="Times New Roman" w:eastAsia="Times New Roman" w:hAnsi="Times New Roman" w:cs="Times New Roman"/>
+          <w:color w:val="000000"/>
+          <w:kern w:val="0"/>
+          <w:sz w:val="24"/>
+          <w:szCs w:val="24"/>
+          <w:lang w:val="en-US" w:eastAsia="ru-RU"/>
+          <w14:ligatures w14:val="none"/>
+        </w:rPr>
+        <w:t>com</w:t>
+      </w:r>
+      <w:r>
+        <w:rPr>
+          <w:rFonts w:ascii="Times New Roman" w:eastAsia="Times New Roman" w:hAnsi="Times New Roman" w:cs="Times New Roman"/>
+          <w:color w:val="000000"/>
+          <w:kern w:val="0"/>
+          <w:sz w:val="24"/>
+          <w:szCs w:val="24"/>
+          <w:lang w:eastAsia="ru-RU"/>
+          <w14:ligatures w14:val="none"/>
+        </w:rPr>
+        <w:t>/</w:t>
+      </w:r>
+      <w:proofErr w:type="spellStart"/>
+      <w:r>
+        <w:rPr>
+          <w:rFonts w:ascii="Times New Roman" w:eastAsia="Times New Roman" w:hAnsi="Times New Roman" w:cs="Times New Roman"/>
+          <w:color w:val="000000"/>
+          <w:kern w:val="0"/>
+          <w:sz w:val="24"/>
+          <w:szCs w:val="24"/>
+          <w:lang w:val="en-US" w:eastAsia="ru-RU"/>
+          <w14:ligatures w14:val="none"/>
+        </w:rPr>
+        <w:t>colan</w:t>
+      </w:r>
+      <w:proofErr w:type="spellEnd"/>
+      <w:r>
+        <w:rPr>
+          <w:rFonts w:ascii="Times New Roman" w:eastAsia="Times New Roman" w:hAnsi="Times New Roman" w:cs="Times New Roman"/>
+          <w:color w:val="000000"/>
+          <w:kern w:val="0"/>
+          <w:sz w:val="24"/>
+          <w:szCs w:val="24"/>
+          <w:lang w:eastAsia="ru-RU"/>
+          <w14:ligatures w14:val="none"/>
+        </w:rPr>
+        <w:t>1</w:t>
+      </w:r>
+      <w:proofErr w:type="spellStart"/>
+      <w:r>
+        <w:rPr>
+          <w:rFonts w:ascii="Times New Roman" w:eastAsia="Times New Roman" w:hAnsi="Times New Roman" w:cs="Times New Roman"/>
+          <w:color w:val="000000"/>
+          <w:kern w:val="0"/>
+          <w:sz w:val="24"/>
+          <w:szCs w:val="24"/>
+          <w:lang w:val="en-US" w:eastAsia="ru-RU"/>
+          <w14:ligatures w14:val="none"/>
+        </w:rPr>
+        <w:t>ch</w:t>
+      </w:r>
+      <w:proofErr w:type="spellEnd"/>
+      <w:r>
+        <w:rPr>
+          <w:rFonts w:ascii="Times New Roman" w:eastAsia="Times New Roman" w:hAnsi="Times New Roman" w:cs="Times New Roman"/>
+          <w:color w:val="000000"/>
+          <w:kern w:val="0"/>
+          <w:sz w:val="24"/>
+          <w:szCs w:val="24"/>
+          <w:lang w:eastAsia="ru-RU"/>
+          <w14:ligatures w14:val="none"/>
+        </w:rPr>
+        <w:t>/</w:t>
+      </w:r>
+      <w:r>
+        <w:rPr>
+          <w:rFonts w:ascii="Times New Roman" w:eastAsia="Times New Roman" w:hAnsi="Times New Roman" w:cs="Times New Roman"/>
+          <w:color w:val="000000"/>
+          <w:kern w:val="0"/>
+          <w:sz w:val="24"/>
+          <w:szCs w:val="24"/>
+          <w:lang w:val="en-US" w:eastAsia="ru-RU"/>
+          <w14:ligatures w14:val="none"/>
+        </w:rPr>
+        <w:t>OPZHC</w:t>
+      </w:r>
+      <w:r>
+        <w:rPr>
+          <w:rFonts w:ascii="Times New Roman" w:eastAsia="Times New Roman" w:hAnsi="Times New Roman" w:cs="Times New Roman"/>
+          <w:color w:val="000000"/>
+          <w:kern w:val="0"/>
+          <w:sz w:val="24"/>
+          <w:szCs w:val="24"/>
+          <w:lang w:eastAsia="ru-RU"/>
+          <w14:ligatures w14:val="none"/>
+        </w:rPr>
+        <w:t>_</w:t>
+      </w:r>
+      <w:r>
+        <w:rPr>
+          <w:rFonts w:ascii="Times New Roman" w:eastAsia="Times New Roman" w:hAnsi="Times New Roman" w:cs="Times New Roman"/>
+          <w:color w:val="000000"/>
+          <w:kern w:val="0"/>
+          <w:sz w:val="24"/>
+          <w:szCs w:val="24"/>
+          <w:lang w:val="en-US" w:eastAsia="ru-RU"/>
+          <w14:ligatures w14:val="none"/>
+        </w:rPr>
+        <w:t>ASOIU</w:t>
+      </w:r>
+      <w:r>
+        <w:rPr>
+          <w:rFonts w:ascii="Times New Roman" w:eastAsia="Times New Roman" w:hAnsi="Times New Roman" w:cs="Times New Roman"/>
+          <w:color w:val="000000"/>
+          <w:kern w:val="0"/>
+          <w:sz w:val="24"/>
+          <w:szCs w:val="24"/>
+          <w:lang w:eastAsia="ru-RU"/>
+          <w14:ligatures w14:val="none"/>
+        </w:rPr>
+        <w:t>/</w:t>
+      </w:r>
+      <w:r>
+        <w:rPr>
+          <w:rFonts w:ascii="Times New Roman" w:eastAsia="Times New Roman" w:hAnsi="Times New Roman" w:cs="Times New Roman"/>
+          <w:color w:val="000000"/>
+          <w:kern w:val="0"/>
+          <w:sz w:val="24"/>
+          <w:szCs w:val="24"/>
+          <w:lang w:val="en-US" w:eastAsia="ru-RU"/>
+          <w14:ligatures w14:val="none"/>
+        </w:rPr>
+        <w:t>blob</w:t>
+      </w:r>
+      <w:r>
+        <w:rPr>
+          <w:rFonts w:ascii="Times New Roman" w:eastAsia="Times New Roman" w:hAnsi="Times New Roman" w:cs="Times New Roman"/>
+          <w:color w:val="000000"/>
+          <w:kern w:val="0"/>
+          <w:sz w:val="24"/>
+          <w:szCs w:val="24"/>
+          <w:lang w:eastAsia="ru-RU"/>
+          <w14:ligatures w14:val="none"/>
+        </w:rPr>
+        <w:t>/</w:t>
+      </w:r>
+      <w:r>
+        <w:rPr>
+          <w:rFonts w:ascii="Times New Roman" w:eastAsia="Times New Roman" w:hAnsi="Times New Roman" w:cs="Times New Roman"/>
+          <w:color w:val="000000"/>
+          <w:kern w:val="0"/>
+          <w:sz w:val="24"/>
+          <w:szCs w:val="24"/>
+          <w:lang w:val="en-US" w:eastAsia="ru-RU"/>
+          <w14:ligatures w14:val="none"/>
+        </w:rPr>
+        <w:t>main</w:t>
+      </w:r>
+      <w:r>
+        <w:rPr>
+          <w:rFonts w:ascii="Times New Roman" w:eastAsia="Times New Roman" w:hAnsi="Times New Roman" w:cs="Times New Roman"/>
+          <w:color w:val="000000"/>
+          <w:kern w:val="0"/>
+          <w:sz w:val="24"/>
+          <w:szCs w:val="24"/>
+          <w:lang w:eastAsia="ru-RU"/>
+          <w14:ligatures w14:val="none"/>
+        </w:rPr>
+        <w:t>/</w:t>
+      </w:r>
+      <w:proofErr w:type="spellStart"/>
+      <w:r>
+        <w:rPr>
+          <w:rFonts w:ascii="Times New Roman" w:eastAsia="Times New Roman" w:hAnsi="Times New Roman" w:cs="Times New Roman"/>
+          <w:color w:val="000000"/>
+          <w:kern w:val="0"/>
+          <w:sz w:val="24"/>
+          <w:szCs w:val="24"/>
+          <w:lang w:val="en-US" w:eastAsia="ru-RU"/>
+          <w14:ligatures w14:val="none"/>
+        </w:rPr>
+        <w:t>sem</w:t>
+      </w:r>
+      <w:proofErr w:type="spellEnd"/>
+      <w:r>
+        <w:rPr>
+          <w:rFonts w:ascii="Times New Roman" w:eastAsia="Times New Roman" w:hAnsi="Times New Roman" w:cs="Times New Roman"/>
+          <w:color w:val="000000"/>
+          <w:kern w:val="0"/>
+          <w:sz w:val="24"/>
+          <w:szCs w:val="24"/>
+          <w:lang w:eastAsia="ru-RU"/>
+          <w14:ligatures w14:val="none"/>
+        </w:rPr>
+        <w:t>4/</w:t>
+      </w:r>
+      <w:r>
+        <w:rPr>
+          <w:rFonts w:ascii="Times New Roman" w:eastAsia="Times New Roman" w:hAnsi="Times New Roman" w:cs="Times New Roman"/>
+          <w:color w:val="000000"/>
+          <w:kern w:val="0"/>
+          <w:sz w:val="24"/>
+          <w:szCs w:val="24"/>
+          <w:lang w:val="en-US" w:eastAsia="ru-RU"/>
+          <w14:ligatures w14:val="none"/>
+        </w:rPr>
+        <w:t>graph</w:t>
+      </w:r>
+      <w:r>
+        <w:rPr>
+          <w:rFonts w:ascii="Times New Roman" w:eastAsia="Times New Roman" w:hAnsi="Times New Roman" w:cs="Times New Roman"/>
+          <w:color w:val="000000"/>
+          <w:kern w:val="0"/>
+          <w:sz w:val="24"/>
+          <w:szCs w:val="24"/>
+          <w:lang w:eastAsia="ru-RU"/>
+          <w14:ligatures w14:val="none"/>
+        </w:rPr>
+        <w:t>1.</w:t>
+      </w:r>
+      <w:r>
+        <w:rPr>
+          <w:rFonts w:ascii="Times New Roman" w:eastAsia="Times New Roman" w:hAnsi="Times New Roman" w:cs="Times New Roman"/>
+          <w:color w:val="000000"/>
+          <w:kern w:val="0"/>
+          <w:sz w:val="24"/>
+          <w:szCs w:val="24"/>
+          <w:lang w:val="en-US" w:eastAsia="ru-RU"/>
+          <w14:ligatures w14:val="none"/>
+        </w:rPr>
+        <w:t>md</w:t>
+      </w:r>
+      <w:r>
+        <w:rPr>
+          <w:rFonts w:ascii="Times New Roman" w:eastAsia="Times New Roman" w:hAnsi="Times New Roman" w:cs="Times New Roman"/>
+          <w:color w:val="000000"/>
+          <w:kern w:val="0"/>
+          <w:sz w:val="24"/>
+          <w:szCs w:val="24"/>
+          <w:lang w:eastAsia="ru-RU"/>
+          <w14:ligatures w14:val="none"/>
+        </w:rPr>
+        <w:t>)</w:t>
+      </w:r>
+      <w:r>
+        <w:rPr>
+          <w:rFonts w:ascii="Consolas" w:eastAsia="Times New Roman" w:hAnsi="Consolas" w:cs="Times New Roman"/>
+          <w:color w:val="A22889"/>
+          <w:kern w:val="0"/>
+          <w:sz w:val="21"/>
+          <w:szCs w:val="21"/>
+          <w:lang w:eastAsia="ru-RU"/>
           <w14:ligatures w14:val="none"/>
         </w:rPr>
         <w:br/>
@@ -59,7 +379,7 @@
           <w:kern w:val="0"/>
           <w:sz w:val="21"/>
           <w:szCs w:val="21"/>
-          <w:lang w:val="en-US" w:eastAsia="ru-RU"/>
+          <w:lang w:eastAsia="ru-RU"/>
           <w14:ligatures w14:val="none"/>
         </w:rPr>
         <w:t xml:space="preserve"> </w:t>
@@ -87,7 +407,7 @@
           <w:kern w:val="0"/>
           <w:sz w:val="21"/>
           <w:szCs w:val="21"/>
-          <w:lang w:val="en-US" w:eastAsia="ru-RU"/>
+          <w:lang w:eastAsia="ru-RU"/>
           <w14:ligatures w14:val="none"/>
         </w:rPr>
       </w:pPr>
@@ -110,7 +430,7 @@
           <w:kern w:val="0"/>
           <w:sz w:val="21"/>
           <w:szCs w:val="21"/>
-          <w:lang w:val="en-US" w:eastAsia="ru-RU"/>
+          <w:lang w:eastAsia="ru-RU"/>
           <w14:ligatures w14:val="none"/>
         </w:rPr>
         <w:t>[&lt;</w:t>
@@ -136,7 +456,7 @@
           <w:kern w:val="0"/>
           <w:sz w:val="21"/>
           <w:szCs w:val="21"/>
-          <w:lang w:val="en-US" w:eastAsia="ru-RU"/>
+          <w:lang w:eastAsia="ru-RU"/>
           <w14:ligatures w14:val="none"/>
         </w:rPr>
         <w:t>&gt;</w:t>
@@ -160,7 +480,7 @@
           <w:kern w:val="0"/>
           <w:sz w:val="21"/>
           <w:szCs w:val="21"/>
-          <w:lang w:val="en-US" w:eastAsia="ru-RU"/>
+          <w:lang w:eastAsia="ru-RU"/>
           <w14:ligatures w14:val="none"/>
         </w:rPr>
         <w:t xml:space="preserve"> </w:t>
@@ -184,7 +504,7 @@
           <w:kern w:val="0"/>
           <w:sz w:val="21"/>
           <w:szCs w:val="21"/>
-          <w:lang w:val="en-US" w:eastAsia="ru-RU"/>
+          <w:lang w:eastAsia="ru-RU"/>
           <w14:ligatures w14:val="none"/>
         </w:rPr>
         <w:t>&lt;/</w:t>
@@ -210,7 +530,7 @@
           <w:kern w:val="0"/>
           <w:sz w:val="21"/>
           <w:szCs w:val="21"/>
-          <w:lang w:val="en-US" w:eastAsia="ru-RU"/>
+          <w:lang w:eastAsia="ru-RU"/>
           <w14:ligatures w14:val="none"/>
         </w:rPr>
         <w:t>&gt;]</w:t>
@@ -226,7 +546,7 @@
           <w:kern w:val="0"/>
           <w:sz w:val="21"/>
           <w:szCs w:val="21"/>
-          <w:lang w:val="en-US" w:eastAsia="ru-RU"/>
+          <w:lang w:eastAsia="ru-RU"/>
           <w14:ligatures w14:val="none"/>
         </w:rPr>
       </w:pPr>
@@ -240,7 +560,19 @@
           <w:lang w:val="en-US" w:eastAsia="ru-RU"/>
           <w14:ligatures w14:val="none"/>
         </w:rPr>
-        <w:t>h1</w:t>
+        <w:t>h</w:t>
+      </w:r>
+      <w:r>
+        <w:rPr>
+          <w:rFonts w:ascii="Consolas" w:eastAsia="Times New Roman" w:hAnsi="Consolas" w:cs="Times New Roman"/>
+          <w:color w:val="A22889"/>
+          <w:kern w:val="0"/>
+          <w:sz w:val="21"/>
+          <w:szCs w:val="21"/>
+          <w:lang w:eastAsia="ru-RU"/>
+          <w14:ligatures w14:val="none"/>
+        </w:rPr>
+        <w:t>1</w:t>
       </w:r>
       <w:r>
         <w:rPr>
@@ -251,7 +583,7 @@
           <w:kern w:val="0"/>
           <w:sz w:val="21"/>
           <w:szCs w:val="21"/>
-          <w:lang w:val="en-US" w:eastAsia="ru-RU"/>
+          <w:lang w:eastAsia="ru-RU"/>
           <w14:ligatures w14:val="none"/>
         </w:rPr>
         <w:t>(</w:t>
@@ -263,10 +595,10 @@
           <w:kern w:val="0"/>
           <w:sz w:val="21"/>
           <w:szCs w:val="21"/>
-          <w:lang w:val="en-US" w:eastAsia="ru-RU"/>
-          <w14:ligatures w14:val="none"/>
-        </w:rPr>
-        <w:t>["BPEM</w:t>
+          <w:lang w:eastAsia="ru-RU"/>
+          <w14:ligatures w14:val="none"/>
+        </w:rPr>
+        <w:t>["</w:t>
       </w:r>
       <w:r>
         <w:rPr>
@@ -275,6 +607,18 @@
           <w:kern w:val="0"/>
           <w:sz w:val="21"/>
           <w:szCs w:val="21"/>
+          <w:lang w:val="en-US" w:eastAsia="ru-RU"/>
+          <w14:ligatures w14:val="none"/>
+        </w:rPr>
+        <w:t>BPEM</w:t>
+      </w:r>
+      <w:r>
+        <w:rPr>
+          <w:rFonts w:ascii="Consolas" w:eastAsia="Times New Roman" w:hAnsi="Consolas" w:cs="Times New Roman"/>
+          <w:color w:val="AA8500"/>
+          <w:kern w:val="0"/>
+          <w:sz w:val="21"/>
+          <w:szCs w:val="21"/>
           <w:lang w:eastAsia="ru-RU"/>
           <w14:ligatures w14:val="none"/>
         </w:rPr>
@@ -287,10 +631,10 @@
           <w:kern w:val="0"/>
           <w:sz w:val="21"/>
           <w:szCs w:val="21"/>
-          <w:lang w:val="en-US" w:eastAsia="ru-RU"/>
-          <w14:ligatures w14:val="none"/>
-        </w:rPr>
-        <w:t>=T</w:t>
+          <w:lang w:eastAsia="ru-RU"/>
+          <w14:ligatures w14:val="none"/>
+        </w:rPr>
+        <w:t>=</w:t>
       </w:r>
       <w:r>
         <w:rPr>
@@ -299,6 +643,18 @@
           <w:kern w:val="0"/>
           <w:sz w:val="21"/>
           <w:szCs w:val="21"/>
+          <w:lang w:val="en-US" w:eastAsia="ru-RU"/>
+          <w14:ligatures w14:val="none"/>
+        </w:rPr>
+        <w:t>T</w:t>
+      </w:r>
+      <w:r>
+        <w:rPr>
+          <w:rFonts w:ascii="Consolas" w:eastAsia="Times New Roman" w:hAnsi="Consolas" w:cs="Times New Roman"/>
+          <w:color w:val="AA8500"/>
+          <w:kern w:val="0"/>
+          <w:sz w:val="21"/>
+          <w:szCs w:val="21"/>
           <w:lang w:eastAsia="ru-RU"/>
           <w14:ligatures w14:val="none"/>
         </w:rPr>
@@ -311,7 +667,7 @@
           <w:kern w:val="0"/>
           <w:sz w:val="21"/>
           <w:szCs w:val="21"/>
-          <w:lang w:val="en-US" w:eastAsia="ru-RU"/>
+          <w:lang w:eastAsia="ru-RU"/>
           <w14:ligatures w14:val="none"/>
         </w:rPr>
         <w:t>"</w:t>
@@ -324,7 +680,7 @@
           <w:kern w:val="0"/>
           <w:sz w:val="21"/>
           <w:szCs w:val="21"/>
-          <w:lang w:val="en-US" w:eastAsia="ru-RU"/>
+          <w:lang w:eastAsia="ru-RU"/>
           <w14:ligatures w14:val="none"/>
         </w:rPr>
         <w:t>]</w:t>
@@ -338,7 +694,7 @@
           <w:kern w:val="0"/>
           <w:sz w:val="21"/>
           <w:szCs w:val="21"/>
-          <w:lang w:val="en-US" w:eastAsia="ru-RU"/>
+          <w:lang w:eastAsia="ru-RU"/>
           <w14:ligatures w14:val="none"/>
         </w:rPr>
         <w:t>)</w:t>
@@ -350,7 +706,7 @@
           <w:kern w:val="0"/>
           <w:sz w:val="21"/>
           <w:szCs w:val="21"/>
-          <w:lang w:val="en-US" w:eastAsia="ru-RU"/>
+          <w:lang w:eastAsia="ru-RU"/>
           <w14:ligatures w14:val="none"/>
         </w:rPr>
         <w:t>=</w:t>
@@ -363,7 +719,7 @@
           <w:kern w:val="0"/>
           <w:sz w:val="21"/>
           <w:szCs w:val="21"/>
-          <w:lang w:val="en-US" w:eastAsia="ru-RU"/>
+          <w:lang w:eastAsia="ru-RU"/>
           <w14:ligatures w14:val="none"/>
         </w:rPr>
         <w:t xml:space="preserve">=&gt; </w:t>
@@ -378,21 +734,34 @@
           <w:lang w:val="en-US" w:eastAsia="ru-RU"/>
           <w14:ligatures w14:val="none"/>
         </w:rPr>
-        <w:t>h2</w:t>
-      </w:r>
-      <w:r>
-        <w:rPr>
-          <w:rFonts w:ascii="Consolas" w:eastAsia="Times New Roman" w:hAnsi="Consolas" w:cs="Times New Roman"/>
-          <w:color w:val="000000"/>
-          <w:kern w:val="0"/>
-          <w:sz w:val="21"/>
-          <w:szCs w:val="21"/>
-          <w:lang w:val="en-US" w:eastAsia="ru-RU"/>
+        <w:t>h</w:t>
+      </w:r>
+      <w:r>
+        <w:rPr>
+          <w:rFonts w:ascii="Consolas" w:eastAsia="Times New Roman" w:hAnsi="Consolas" w:cs="Times New Roman"/>
+          <w:color w:val="A22889"/>
+          <w:kern w:val="0"/>
+          <w:sz w:val="21"/>
+          <w:szCs w:val="21"/>
+          <w:lang w:eastAsia="ru-RU"/>
+          <w14:ligatures w14:val="none"/>
+        </w:rPr>
+        <w:t>2</w:t>
+      </w:r>
+      <w:r>
+        <w:rPr>
+          <w:rFonts w:ascii="Consolas" w:eastAsia="Times New Roman" w:hAnsi="Consolas" w:cs="Times New Roman"/>
+          <w:color w:val="000000"/>
+          <w:kern w:val="0"/>
+          <w:sz w:val="21"/>
+          <w:szCs w:val="21"/>
+          <w:lang w:eastAsia="ru-RU"/>
           <w14:ligatures w14:val="none"/>
         </w:rPr>
         <w:t>["</w:t>
       </w:r>
       <w:proofErr w:type="spellStart"/>
+      <w:proofErr w:type="gramStart"/>
       <w:r>
         <w:rPr>
           <w:rFonts w:ascii="Consolas" w:eastAsia="Times New Roman" w:hAnsi="Consolas" w:cs="Times New Roman"/>
@@ -413,10 +782,23 @@
           <w:kern w:val="0"/>
           <w:sz w:val="21"/>
           <w:szCs w:val="21"/>
-          <w:lang w:val="en-US" w:eastAsia="ru-RU"/>
-          <w14:ligatures w14:val="none"/>
-        </w:rPr>
-        <w:t>:=&lt;</w:t>
+          <w:lang w:eastAsia="ru-RU"/>
+          <w14:ligatures w14:val="none"/>
+        </w:rPr>
+        <w:t>:=</w:t>
+      </w:r>
+      <w:proofErr w:type="gramEnd"/>
+      <w:r>
+        <w:rPr>
+          <w:rFonts w:ascii="Consolas" w:eastAsia="Times New Roman" w:hAnsi="Consolas" w:cs="Times New Roman"/>
+          <w:color w:val="000000"/>
+          <w:kern w:val="0"/>
+          <w:sz w:val="21"/>
+          <w:szCs w:val="21"/>
+          <w:lang w:eastAsia="ru-RU"/>
+          <w14:ligatures w14:val="none"/>
+        </w:rPr>
+        <w:t>&lt;</w:t>
       </w:r>
       <w:proofErr w:type="spellStart"/>
       <w:r>
@@ -439,7 +821,7 @@
           <w:kern w:val="0"/>
           <w:sz w:val="21"/>
           <w:szCs w:val="21"/>
-          <w:lang w:val="en-US" w:eastAsia="ru-RU"/>
+          <w:lang w:eastAsia="ru-RU"/>
           <w14:ligatures w14:val="none"/>
         </w:rPr>
         <w:t>&gt;</w:t>
@@ -463,7 +845,7 @@
           <w:kern w:val="0"/>
           <w:sz w:val="21"/>
           <w:szCs w:val="21"/>
-          <w:lang w:val="en-US" w:eastAsia="ru-RU"/>
+          <w:lang w:eastAsia="ru-RU"/>
           <w14:ligatures w14:val="none"/>
         </w:rPr>
         <w:t>"]</w:t>
@@ -739,6 +1121,7 @@
         </w:rPr>
         <w:t>T</w:t>
       </w:r>
+      <w:proofErr w:type="gramStart"/>
       <w:r>
         <w:rPr>
           <w:rFonts w:ascii="Consolas" w:eastAsia="Times New Roman" w:hAnsi="Consolas" w:cs="Times New Roman"/>
@@ -765,6 +1148,7 @@
         <w:t>:=</w:t>
       </w:r>
       <w:proofErr w:type="spellStart"/>
+      <w:proofErr w:type="gramEnd"/>
       <w:r>
         <w:rPr>
           <w:rFonts w:ascii="Consolas" w:eastAsia="Times New Roman" w:hAnsi="Consolas" w:cs="Times New Roman"/>
@@ -969,9 +1353,23 @@
           <w:lang w:eastAsia="ru-RU"/>
           <w14:ligatures w14:val="none"/>
         </w:rPr>
-        <w:t>&gt;мастер:=</w:t>
+        <w:t>&gt;</w:t>
+      </w:r>
+      <w:proofErr w:type="gramStart"/>
+      <w:r>
+        <w:rPr>
+          <w:rFonts w:ascii="Consolas" w:eastAsia="Times New Roman" w:hAnsi="Consolas" w:cs="Times New Roman"/>
+          <w:color w:val="000000"/>
+          <w:kern w:val="0"/>
+          <w:sz w:val="21"/>
+          <w:szCs w:val="21"/>
+          <w:lang w:eastAsia="ru-RU"/>
+          <w14:ligatures w14:val="none"/>
+        </w:rPr>
+        <w:t>мастер:=</w:t>
       </w:r>
       <w:proofErr w:type="spellStart"/>
+      <w:proofErr w:type="gramEnd"/>
       <w:r>
         <w:rPr>
           <w:rFonts w:ascii="Consolas" w:eastAsia="Times New Roman" w:hAnsi="Consolas" w:cs="Times New Roman"/>
@@ -1036,6 +1434,7 @@
         </w:rPr>
         <w:t>T</w:t>
       </w:r>
+      <w:proofErr w:type="gramStart"/>
       <w:r>
         <w:rPr>
           <w:rFonts w:ascii="Consolas" w:eastAsia="Times New Roman" w:hAnsi="Consolas" w:cs="Times New Roman"/>
@@ -1062,6 +1461,7 @@
         <w:t>:=</w:t>
       </w:r>
       <w:proofErr w:type="spellStart"/>
+      <w:proofErr w:type="gramEnd"/>
       <w:r>
         <w:rPr>
           <w:rFonts w:ascii="Consolas" w:eastAsia="Times New Roman" w:hAnsi="Consolas" w:cs="Times New Roman"/>
@@ -2832,7 +3232,6 @@
           <w14:ligatures w14:val="none"/>
         </w:rPr>
       </w:pPr>
-      <w:proofErr w:type="spellStart"/>
       <w:r>
         <w:rPr>
           <w:rFonts w:ascii="Consolas" w:eastAsia="Times New Roman" w:hAnsi="Consolas" w:cs="Times New Roman"/>
@@ -2845,7 +3244,6 @@
         </w:rPr>
         <w:t>Ini</w:t>
       </w:r>
-      <w:proofErr w:type="spellEnd"/>
       <w:proofErr w:type="gramStart"/>
       <w:r>
         <w:rPr>
@@ -2932,6 +3330,7 @@
         </w:rPr>
         <w:t>: "</w:t>
       </w:r>
+      <w:proofErr w:type="gramStart"/>
       <w:r>
         <w:rPr>
           <w:rFonts w:ascii="Consolas" w:eastAsia="Times New Roman" w:hAnsi="Consolas" w:cs="Times New Roman"/>
@@ -2954,8 +3353,22 @@
           <w:lang w:val="en-US" w:eastAsia="ru-RU"/>
           <w14:ligatures w14:val="none"/>
         </w:rPr>
-        <w:t xml:space="preserve">::"} </w:t>
-      </w:r>
+        <w:t>::</w:t>
+      </w:r>
+      <w:proofErr w:type="gramEnd"/>
+      <w:r>
+        <w:rPr>
+          <w:rFonts w:ascii="Consolas" w:eastAsia="Times New Roman" w:hAnsi="Consolas" w:cs="Times New Roman"/>
+          <w:color w:val="000000"/>
+          <w:kern w:val="0"/>
+          <w:sz w:val="21"/>
+          <w:szCs w:val="21"/>
+          <w:lang w:val="en-US" w:eastAsia="ru-RU"/>
+          <w14:ligatures w14:val="none"/>
+        </w:rPr>
+        <w:t xml:space="preserve">"} </w:t>
+      </w:r>
+      <w:proofErr w:type="gramStart"/>
       <w:r>
         <w:rPr>
           <w:rFonts w:ascii="Consolas" w:eastAsia="Times New Roman" w:hAnsi="Consolas" w:cs="Times New Roman"/>
@@ -2992,6 +3405,7 @@
         </w:rPr>
         <w:t>-</w:t>
       </w:r>
+      <w:proofErr w:type="gramEnd"/>
       <w:r>
         <w:rPr>
           <w:rFonts w:ascii="Consolas" w:eastAsia="Times New Roman" w:hAnsi="Consolas" w:cs="Times New Roman"/>
@@ -3131,6 +3545,7 @@
         </w:rPr>
         <w:t>: "</w:t>
       </w:r>
+      <w:proofErr w:type="gramStart"/>
       <w:r>
         <w:rPr>
           <w:rFonts w:ascii="Consolas" w:eastAsia="Times New Roman" w:hAnsi="Consolas" w:cs="Times New Roman"/>
@@ -3155,6 +3570,7 @@
         </w:rPr>
         <w:t>::</w:t>
       </w:r>
+      <w:proofErr w:type="gramEnd"/>
       <w:r>
         <w:rPr>
           <w:rFonts w:ascii="Consolas" w:eastAsia="Times New Roman" w:hAnsi="Consolas" w:cs="Times New Roman"/>
@@ -3299,18 +3715,68 @@
         <w:t>:#</w:t>
       </w:r>
       <w:proofErr w:type="spellStart"/>
+      <w:r>
+        <w:rPr>
+          <w:rFonts w:ascii="Consolas" w:eastAsia="Times New Roman" w:hAnsi="Consolas" w:cs="Times New Roman"/>
+          <w:color w:val="A22889"/>
+          <w:kern w:val="0"/>
+          <w:sz w:val="21"/>
+          <w:szCs w:val="21"/>
+          <w:lang w:val="en-US" w:eastAsia="ru-RU"/>
+          <w14:ligatures w14:val="none"/>
+        </w:rPr>
+        <w:t>bee</w:t>
+      </w:r>
+      <w:r>
+        <w:rPr>
+          <w:rFonts w:ascii="Consolas" w:eastAsia="Times New Roman" w:hAnsi="Consolas" w:cs="Times New Roman"/>
+          <w:color w:val="000000"/>
+          <w:kern w:val="0"/>
+          <w:sz w:val="21"/>
+          <w:szCs w:val="21"/>
+          <w:lang w:val="en-US" w:eastAsia="ru-RU"/>
+          <w14:ligatures w14:val="none"/>
+        </w:rPr>
+        <w:t>,</w:t>
+      </w:r>
+      <w:r>
+        <w:rPr>
+          <w:rFonts w:ascii="Consolas" w:eastAsia="Times New Roman" w:hAnsi="Consolas" w:cs="Times New Roman"/>
+          <w:color w:val="A22889"/>
+          <w:kern w:val="0"/>
+          <w:sz w:val="21"/>
+          <w:szCs w:val="21"/>
+          <w:lang w:val="en-US" w:eastAsia="ru-RU"/>
+          <w14:ligatures w14:val="none"/>
+        </w:rPr>
+        <w:t>stroke</w:t>
+      </w:r>
+      <w:proofErr w:type="spellEnd"/>
       <w:proofErr w:type="gramEnd"/>
       <w:r>
         <w:rPr>
           <w:rFonts w:ascii="Consolas" w:eastAsia="Times New Roman" w:hAnsi="Consolas" w:cs="Times New Roman"/>
-          <w:color w:val="A22889"/>
-          <w:kern w:val="0"/>
-          <w:sz w:val="21"/>
-          <w:szCs w:val="21"/>
-          <w:lang w:val="en-US" w:eastAsia="ru-RU"/>
-          <w14:ligatures w14:val="none"/>
-        </w:rPr>
-        <w:t>bee</w:t>
+          <w:color w:val="000000"/>
+          <w:kern w:val="0"/>
+          <w:sz w:val="21"/>
+          <w:szCs w:val="21"/>
+          <w:lang w:val="en-US" w:eastAsia="ru-RU"/>
+          <w14:ligatures w14:val="none"/>
+        </w:rPr>
+        <w:t>:#</w:t>
+      </w:r>
+      <w:proofErr w:type="gramStart"/>
+      <w:r>
+        <w:rPr>
+          <w:rFonts w:ascii="Consolas" w:eastAsia="Times New Roman" w:hAnsi="Consolas" w:cs="Times New Roman"/>
+          <w:color w:val="A22889"/>
+          <w:kern w:val="0"/>
+          <w:sz w:val="21"/>
+          <w:szCs w:val="21"/>
+          <w:lang w:val="en-US" w:eastAsia="ru-RU"/>
+          <w14:ligatures w14:val="none"/>
+        </w:rPr>
+        <w:t>aaa</w:t>
       </w:r>
       <w:r>
         <w:rPr>
@@ -3336,66 +3802,43 @@
         </w:rPr>
         <w:t>stroke</w:t>
       </w:r>
-      <w:proofErr w:type="spellEnd"/>
-      <w:r>
-        <w:rPr>
-          <w:rFonts w:ascii="Consolas" w:eastAsia="Times New Roman" w:hAnsi="Consolas" w:cs="Times New Roman"/>
-          <w:color w:val="000000"/>
-          <w:kern w:val="0"/>
-          <w:sz w:val="21"/>
-          <w:szCs w:val="21"/>
-          <w:lang w:val="en-US" w:eastAsia="ru-RU"/>
-          <w14:ligatures w14:val="none"/>
-        </w:rPr>
-        <w:t>:#</w:t>
-      </w:r>
-      <w:r>
-        <w:rPr>
-          <w:rFonts w:ascii="Consolas" w:eastAsia="Times New Roman" w:hAnsi="Consolas" w:cs="Times New Roman"/>
-          <w:color w:val="A22889"/>
-          <w:kern w:val="0"/>
-          <w:sz w:val="21"/>
-          <w:szCs w:val="21"/>
-          <w:lang w:val="en-US" w:eastAsia="ru-RU"/>
-          <w14:ligatures w14:val="none"/>
-        </w:rPr>
-        <w:t>aaa</w:t>
-      </w:r>
-      <w:r>
-        <w:rPr>
-          <w:rFonts w:ascii="Consolas" w:eastAsia="Times New Roman" w:hAnsi="Consolas" w:cs="Times New Roman"/>
-          <w:color w:val="000000"/>
-          <w:kern w:val="0"/>
-          <w:sz w:val="21"/>
-          <w:szCs w:val="21"/>
-          <w:lang w:val="en-US" w:eastAsia="ru-RU"/>
-          <w14:ligatures w14:val="none"/>
-        </w:rPr>
-        <w:t>,</w:t>
-      </w:r>
-      <w:r>
-        <w:rPr>
-          <w:rFonts w:ascii="Consolas" w:eastAsia="Times New Roman" w:hAnsi="Consolas" w:cs="Times New Roman"/>
-          <w:color w:val="A22889"/>
-          <w:kern w:val="0"/>
-          <w:sz w:val="21"/>
-          <w:szCs w:val="21"/>
-          <w:lang w:val="en-US" w:eastAsia="ru-RU"/>
-          <w14:ligatures w14:val="none"/>
-        </w:rPr>
-        <w:t>stroke-width</w:t>
-      </w:r>
-      <w:r>
-        <w:rPr>
-          <w:rFonts w:ascii="Consolas" w:eastAsia="Times New Roman" w:hAnsi="Consolas" w:cs="Times New Roman"/>
-          <w:color w:val="000000"/>
-          <w:kern w:val="0"/>
-          <w:sz w:val="21"/>
-          <w:szCs w:val="21"/>
-          <w:lang w:val="en-US" w:eastAsia="ru-RU"/>
-          <w14:ligatures w14:val="none"/>
-        </w:rPr>
-        <w:t>:1</w:t>
+      <w:proofErr w:type="gramEnd"/>
+      <w:r>
+        <w:rPr>
+          <w:rFonts w:ascii="Consolas" w:eastAsia="Times New Roman" w:hAnsi="Consolas" w:cs="Times New Roman"/>
+          <w:color w:val="A22889"/>
+          <w:kern w:val="0"/>
+          <w:sz w:val="21"/>
+          <w:szCs w:val="21"/>
+          <w:lang w:val="en-US" w:eastAsia="ru-RU"/>
+          <w14:ligatures w14:val="none"/>
+        </w:rPr>
+        <w:t>-width</w:t>
+      </w:r>
+      <w:r>
+        <w:rPr>
+          <w:rFonts w:ascii="Consolas" w:eastAsia="Times New Roman" w:hAnsi="Consolas" w:cs="Times New Roman"/>
+          <w:color w:val="000000"/>
+          <w:kern w:val="0"/>
+          <w:sz w:val="21"/>
+          <w:szCs w:val="21"/>
+          <w:lang w:val="en-US" w:eastAsia="ru-RU"/>
+          <w14:ligatures w14:val="none"/>
+        </w:rPr>
+        <w:t>:</w:t>
+      </w:r>
+      <w:proofErr w:type="gramStart"/>
+      <w:r>
+        <w:rPr>
+          <w:rFonts w:ascii="Consolas" w:eastAsia="Times New Roman" w:hAnsi="Consolas" w:cs="Times New Roman"/>
+          <w:color w:val="000000"/>
+          <w:kern w:val="0"/>
+          <w:sz w:val="21"/>
+          <w:szCs w:val="21"/>
+          <w:lang w:val="en-US" w:eastAsia="ru-RU"/>
+          <w14:ligatures w14:val="none"/>
+        </w:rPr>
+        <w:t>1</w:t>
       </w:r>
       <w:r>
         <w:rPr>
@@ -3421,6 +3864,7 @@
         </w:rPr>
         <w:t>;</w:t>
       </w:r>
+      <w:proofErr w:type="gramEnd"/>
     </w:p>
     <w:p>
       <w:pPr>
@@ -3546,7 +3990,20 @@
           <w:lang w:val="en-US" w:eastAsia="ru-RU"/>
           <w14:ligatures w14:val="none"/>
         </w:rPr>
-        <w:t>e8</w:t>
+        <w:t>e</w:t>
+      </w:r>
+      <w:proofErr w:type="gramStart"/>
+      <w:r>
+        <w:rPr>
+          <w:rFonts w:ascii="Consolas" w:eastAsia="Times New Roman" w:hAnsi="Consolas" w:cs="Times New Roman"/>
+          <w:color w:val="A22889"/>
+          <w:kern w:val="0"/>
+          <w:sz w:val="21"/>
+          <w:szCs w:val="21"/>
+          <w:lang w:val="en-US" w:eastAsia="ru-RU"/>
+          <w14:ligatures w14:val="none"/>
+        </w:rPr>
+        <w:t>8</w:t>
       </w:r>
       <w:r>
         <w:rPr>
@@ -3572,41 +4029,81 @@
         </w:rPr>
         <w:t>stroke</w:t>
       </w:r>
-      <w:r>
-        <w:rPr>
-          <w:rFonts w:ascii="Consolas" w:eastAsia="Times New Roman" w:hAnsi="Consolas" w:cs="Times New Roman"/>
-          <w:color w:val="000000"/>
-          <w:kern w:val="0"/>
-          <w:sz w:val="21"/>
-          <w:szCs w:val="21"/>
-          <w:lang w:val="en-US" w:eastAsia="ru-RU"/>
-          <w14:ligatures w14:val="none"/>
-        </w:rPr>
-        <w:t>:#333,</w:t>
-      </w:r>
-      <w:r>
-        <w:rPr>
-          <w:rFonts w:ascii="Consolas" w:eastAsia="Times New Roman" w:hAnsi="Consolas" w:cs="Times New Roman"/>
-          <w:color w:val="A22889"/>
-          <w:kern w:val="0"/>
-          <w:sz w:val="21"/>
-          <w:szCs w:val="21"/>
-          <w:lang w:val="en-US" w:eastAsia="ru-RU"/>
-          <w14:ligatures w14:val="none"/>
-        </w:rPr>
-        <w:t>stroke-width</w:t>
-      </w:r>
-      <w:r>
-        <w:rPr>
-          <w:rFonts w:ascii="Consolas" w:eastAsia="Times New Roman" w:hAnsi="Consolas" w:cs="Times New Roman"/>
-          <w:color w:val="000000"/>
-          <w:kern w:val="0"/>
-          <w:sz w:val="21"/>
-          <w:szCs w:val="21"/>
-          <w:lang w:val="en-US" w:eastAsia="ru-RU"/>
-          <w14:ligatures w14:val="none"/>
-        </w:rPr>
-        <w:t>:1</w:t>
+      <w:proofErr w:type="gramEnd"/>
+      <w:r>
+        <w:rPr>
+          <w:rFonts w:ascii="Consolas" w:eastAsia="Times New Roman" w:hAnsi="Consolas" w:cs="Times New Roman"/>
+          <w:color w:val="000000"/>
+          <w:kern w:val="0"/>
+          <w:sz w:val="21"/>
+          <w:szCs w:val="21"/>
+          <w:lang w:val="en-US" w:eastAsia="ru-RU"/>
+          <w14:ligatures w14:val="none"/>
+        </w:rPr>
+        <w:t>:#</w:t>
+      </w:r>
+      <w:proofErr w:type="gramStart"/>
+      <w:r>
+        <w:rPr>
+          <w:rFonts w:ascii="Consolas" w:eastAsia="Times New Roman" w:hAnsi="Consolas" w:cs="Times New Roman"/>
+          <w:color w:val="000000"/>
+          <w:kern w:val="0"/>
+          <w:sz w:val="21"/>
+          <w:szCs w:val="21"/>
+          <w:lang w:val="en-US" w:eastAsia="ru-RU"/>
+          <w14:ligatures w14:val="none"/>
+        </w:rPr>
+        <w:t>333,</w:t>
+      </w:r>
+      <w:r>
+        <w:rPr>
+          <w:rFonts w:ascii="Consolas" w:eastAsia="Times New Roman" w:hAnsi="Consolas" w:cs="Times New Roman"/>
+          <w:color w:val="A22889"/>
+          <w:kern w:val="0"/>
+          <w:sz w:val="21"/>
+          <w:szCs w:val="21"/>
+          <w:lang w:val="en-US" w:eastAsia="ru-RU"/>
+          <w14:ligatures w14:val="none"/>
+        </w:rPr>
+        <w:t>stroke</w:t>
+      </w:r>
+      <w:proofErr w:type="gramEnd"/>
+      <w:r>
+        <w:rPr>
+          <w:rFonts w:ascii="Consolas" w:eastAsia="Times New Roman" w:hAnsi="Consolas" w:cs="Times New Roman"/>
+          <w:color w:val="A22889"/>
+          <w:kern w:val="0"/>
+          <w:sz w:val="21"/>
+          <w:szCs w:val="21"/>
+          <w:lang w:val="en-US" w:eastAsia="ru-RU"/>
+          <w14:ligatures w14:val="none"/>
+        </w:rPr>
+        <w:t>-width</w:t>
+      </w:r>
+      <w:r>
+        <w:rPr>
+          <w:rFonts w:ascii="Consolas" w:eastAsia="Times New Roman" w:hAnsi="Consolas" w:cs="Times New Roman"/>
+          <w:color w:val="000000"/>
+          <w:kern w:val="0"/>
+          <w:sz w:val="21"/>
+          <w:szCs w:val="21"/>
+          <w:lang w:val="en-US" w:eastAsia="ru-RU"/>
+          <w14:ligatures w14:val="none"/>
+        </w:rPr>
+        <w:t>:</w:t>
+      </w:r>
+      <w:proofErr w:type="gramStart"/>
+      <w:r>
+        <w:rPr>
+          <w:rFonts w:ascii="Consolas" w:eastAsia="Times New Roman" w:hAnsi="Consolas" w:cs="Times New Roman"/>
+          <w:color w:val="000000"/>
+          <w:kern w:val="0"/>
+          <w:sz w:val="21"/>
+          <w:szCs w:val="21"/>
+          <w:lang w:val="en-US" w:eastAsia="ru-RU"/>
+          <w14:ligatures w14:val="none"/>
+        </w:rPr>
+        <w:t>1</w:t>
       </w:r>
       <w:r>
         <w:rPr>
@@ -3632,6 +4129,7 @@
         </w:rPr>
         <w:t>;</w:t>
       </w:r>
+      <w:proofErr w:type="gramEnd"/>
     </w:p>
     <w:p>
       <w:pPr>
@@ -3730,6 +4228,54 @@
           <w:lang w:val="en-US" w:eastAsia="ru-RU"/>
           <w14:ligatures w14:val="none"/>
         </w:rPr>
+        <w:t>h8</w:t>
+      </w:r>
+      <w:r>
+        <w:rPr>
+          <w:rFonts w:ascii="Consolas" w:eastAsia="Times New Roman" w:hAnsi="Consolas" w:cs="Times New Roman"/>
+          <w:color w:val="000000"/>
+          <w:kern w:val="0"/>
+          <w:sz w:val="21"/>
+          <w:szCs w:val="21"/>
+          <w:lang w:val="en-US" w:eastAsia="ru-RU"/>
+          <w14:ligatures w14:val="none"/>
+        </w:rPr>
+        <w:t>,</w:t>
+      </w:r>
+      <w:r>
+        <w:rPr>
+          <w:rFonts w:ascii="Consolas" w:eastAsia="Times New Roman" w:hAnsi="Consolas" w:cs="Times New Roman"/>
+          <w:color w:val="A22889"/>
+          <w:kern w:val="0"/>
+          <w:sz w:val="21"/>
+          <w:szCs w:val="21"/>
+          <w:lang w:val="en-US" w:eastAsia="ru-RU"/>
+          <w14:ligatures w14:val="none"/>
+        </w:rPr>
+        <w:t>h2</w:t>
+      </w:r>
+      <w:r>
+        <w:rPr>
+          <w:rFonts w:ascii="Consolas" w:eastAsia="Times New Roman" w:hAnsi="Consolas" w:cs="Times New Roman"/>
+          <w:color w:val="000000"/>
+          <w:kern w:val="0"/>
+          <w:sz w:val="21"/>
+          <w:szCs w:val="21"/>
+          <w:lang w:val="en-US" w:eastAsia="ru-RU"/>
+          <w14:ligatures w14:val="none"/>
+        </w:rPr>
+        <w:t>,</w:t>
+      </w:r>
+      <w:r>
+        <w:rPr>
+          <w:rFonts w:ascii="Consolas" w:eastAsia="Times New Roman" w:hAnsi="Consolas" w:cs="Times New Roman"/>
+          <w:color w:val="A22889"/>
+          <w:kern w:val="0"/>
+          <w:sz w:val="21"/>
+          <w:szCs w:val="21"/>
+          <w:lang w:val="en-US" w:eastAsia="ru-RU"/>
+          <w14:ligatures w14:val="none"/>
+        </w:rPr>
         <w:t>h</w:t>
       </w:r>
       <w:proofErr w:type="gramEnd"/>
@@ -3743,55 +4289,7 @@
           <w:lang w:val="en-US" w:eastAsia="ru-RU"/>
           <w14:ligatures w14:val="none"/>
         </w:rPr>
-        <w:t>8</w:t>
-      </w:r>
-      <w:r>
-        <w:rPr>
-          <w:rFonts w:ascii="Consolas" w:eastAsia="Times New Roman" w:hAnsi="Consolas" w:cs="Times New Roman"/>
-          <w:color w:val="000000"/>
-          <w:kern w:val="0"/>
-          <w:sz w:val="21"/>
-          <w:szCs w:val="21"/>
-          <w:lang w:val="en-US" w:eastAsia="ru-RU"/>
-          <w14:ligatures w14:val="none"/>
-        </w:rPr>
-        <w:t>,</w:t>
-      </w:r>
-      <w:r>
-        <w:rPr>
-          <w:rFonts w:ascii="Consolas" w:eastAsia="Times New Roman" w:hAnsi="Consolas" w:cs="Times New Roman"/>
-          <w:color w:val="A22889"/>
-          <w:kern w:val="0"/>
-          <w:sz w:val="21"/>
-          <w:szCs w:val="21"/>
-          <w:lang w:val="en-US" w:eastAsia="ru-RU"/>
-          <w14:ligatures w14:val="none"/>
-        </w:rPr>
-        <w:t>h2</w:t>
-      </w:r>
-      <w:r>
-        <w:rPr>
-          <w:rFonts w:ascii="Consolas" w:eastAsia="Times New Roman" w:hAnsi="Consolas" w:cs="Times New Roman"/>
-          <w:color w:val="000000"/>
-          <w:kern w:val="0"/>
-          <w:sz w:val="21"/>
-          <w:szCs w:val="21"/>
-          <w:lang w:val="en-US" w:eastAsia="ru-RU"/>
-          <w14:ligatures w14:val="none"/>
-        </w:rPr>
-        <w:t>,</w:t>
-      </w:r>
-      <w:r>
-        <w:rPr>
-          <w:rFonts w:ascii="Consolas" w:eastAsia="Times New Roman" w:hAnsi="Consolas" w:cs="Times New Roman"/>
-          <w:color w:val="A22889"/>
-          <w:kern w:val="0"/>
-          <w:sz w:val="21"/>
-          <w:szCs w:val="21"/>
-          <w:lang w:val="en-US" w:eastAsia="ru-RU"/>
-          <w14:ligatures w14:val="none"/>
-        </w:rPr>
-        <w:t>h7</w:t>
+        <w:t>7</w:t>
       </w:r>
       <w:r>
         <w:rPr>
@@ -3805,6 +4303,7 @@
         </w:rPr>
         <w:t xml:space="preserve"> </w:t>
       </w:r>
+      <w:proofErr w:type="gramStart"/>
       <w:r>
         <w:rPr>
           <w:rFonts w:ascii="Consolas" w:eastAsia="Times New Roman" w:hAnsi="Consolas" w:cs="Times New Roman"/>
@@ -3829,6 +4328,7 @@
         </w:rPr>
         <w:t>;</w:t>
       </w:r>
+      <w:proofErr w:type="gramEnd"/>
     </w:p>
     <w:p>
       <w:pPr>
@@ -3915,6 +4415,54 @@
           <w:lang w:val="en-US" w:eastAsia="ru-RU"/>
           <w14:ligatures w14:val="none"/>
         </w:rPr>
+        <w:t>h3</w:t>
+      </w:r>
+      <w:r>
+        <w:rPr>
+          <w:rFonts w:ascii="Consolas" w:eastAsia="Times New Roman" w:hAnsi="Consolas" w:cs="Times New Roman"/>
+          <w:color w:val="000000"/>
+          <w:kern w:val="0"/>
+          <w:sz w:val="21"/>
+          <w:szCs w:val="21"/>
+          <w:lang w:val="en-US" w:eastAsia="ru-RU"/>
+          <w14:ligatures w14:val="none"/>
+        </w:rPr>
+        <w:t>,</w:t>
+      </w:r>
+      <w:r>
+        <w:rPr>
+          <w:rFonts w:ascii="Consolas" w:eastAsia="Times New Roman" w:hAnsi="Consolas" w:cs="Times New Roman"/>
+          <w:color w:val="A22889"/>
+          <w:kern w:val="0"/>
+          <w:sz w:val="21"/>
+          <w:szCs w:val="21"/>
+          <w:lang w:val="en-US" w:eastAsia="ru-RU"/>
+          <w14:ligatures w14:val="none"/>
+        </w:rPr>
+        <w:t>h4</w:t>
+      </w:r>
+      <w:r>
+        <w:rPr>
+          <w:rFonts w:ascii="Consolas" w:eastAsia="Times New Roman" w:hAnsi="Consolas" w:cs="Times New Roman"/>
+          <w:color w:val="000000"/>
+          <w:kern w:val="0"/>
+          <w:sz w:val="21"/>
+          <w:szCs w:val="21"/>
+          <w:lang w:val="en-US" w:eastAsia="ru-RU"/>
+          <w14:ligatures w14:val="none"/>
+        </w:rPr>
+        <w:t>,</w:t>
+      </w:r>
+      <w:r>
+        <w:rPr>
+          <w:rFonts w:ascii="Consolas" w:eastAsia="Times New Roman" w:hAnsi="Consolas" w:cs="Times New Roman"/>
+          <w:color w:val="A22889"/>
+          <w:kern w:val="0"/>
+          <w:sz w:val="21"/>
+          <w:szCs w:val="21"/>
+          <w:lang w:val="en-US" w:eastAsia="ru-RU"/>
+          <w14:ligatures w14:val="none"/>
+        </w:rPr>
         <w:t>h</w:t>
       </w:r>
       <w:proofErr w:type="gramEnd"/>
@@ -3928,55 +4476,7 @@
           <w:lang w:val="en-US" w:eastAsia="ru-RU"/>
           <w14:ligatures w14:val="none"/>
         </w:rPr>
-        <w:t>3</w:t>
-      </w:r>
-      <w:r>
-        <w:rPr>
-          <w:rFonts w:ascii="Consolas" w:eastAsia="Times New Roman" w:hAnsi="Consolas" w:cs="Times New Roman"/>
-          <w:color w:val="000000"/>
-          <w:kern w:val="0"/>
-          <w:sz w:val="21"/>
-          <w:szCs w:val="21"/>
-          <w:lang w:val="en-US" w:eastAsia="ru-RU"/>
-          <w14:ligatures w14:val="none"/>
-        </w:rPr>
-        <w:t>,</w:t>
-      </w:r>
-      <w:r>
-        <w:rPr>
-          <w:rFonts w:ascii="Consolas" w:eastAsia="Times New Roman" w:hAnsi="Consolas" w:cs="Times New Roman"/>
-          <w:color w:val="A22889"/>
-          <w:kern w:val="0"/>
-          <w:sz w:val="21"/>
-          <w:szCs w:val="21"/>
-          <w:lang w:val="en-US" w:eastAsia="ru-RU"/>
-          <w14:ligatures w14:val="none"/>
-        </w:rPr>
-        <w:t>h4</w:t>
-      </w:r>
-      <w:r>
-        <w:rPr>
-          <w:rFonts w:ascii="Consolas" w:eastAsia="Times New Roman" w:hAnsi="Consolas" w:cs="Times New Roman"/>
-          <w:color w:val="000000"/>
-          <w:kern w:val="0"/>
-          <w:sz w:val="21"/>
-          <w:szCs w:val="21"/>
-          <w:lang w:val="en-US" w:eastAsia="ru-RU"/>
-          <w14:ligatures w14:val="none"/>
-        </w:rPr>
-        <w:t>,</w:t>
-      </w:r>
-      <w:r>
-        <w:rPr>
-          <w:rFonts w:ascii="Consolas" w:eastAsia="Times New Roman" w:hAnsi="Consolas" w:cs="Times New Roman"/>
-          <w:color w:val="A22889"/>
-          <w:kern w:val="0"/>
-          <w:sz w:val="21"/>
-          <w:szCs w:val="21"/>
-          <w:lang w:val="en-US" w:eastAsia="ru-RU"/>
-          <w14:ligatures w14:val="none"/>
-        </w:rPr>
-        <w:t>h6</w:t>
+        <w:t>6</w:t>
       </w:r>
       <w:r>
         <w:rPr>
@@ -3991,6 +4491,7 @@
         <w:t xml:space="preserve"> </w:t>
       </w:r>
       <w:proofErr w:type="spellStart"/>
+      <w:proofErr w:type="gramStart"/>
       <w:r>
         <w:rPr>
           <w:rFonts w:ascii="Consolas" w:eastAsia="Times New Roman" w:hAnsi="Consolas" w:cs="Times New Roman"/>
@@ -4016,6 +4517,7 @@
         </w:rPr>
         <w:t>;</w:t>
       </w:r>
+      <w:proofErr w:type="gramEnd"/>
     </w:p>
     <w:p>
       <w:pPr>
@@ -4104,9 +4606,23 @@
           <w:lang w:val="en-US" w:eastAsia="ru-RU"/>
           <w14:ligatures w14:val="none"/>
         </w:rPr>
-        <w:t>,stroke:red</w:t>
+        <w:t>,</w:t>
+      </w:r>
+      <w:proofErr w:type="gramStart"/>
+      <w:r>
+        <w:rPr>
+          <w:rFonts w:ascii="Consolas" w:eastAsia="Times New Roman" w:hAnsi="Consolas" w:cs="Times New Roman"/>
+          <w:color w:val="AA8500"/>
+          <w:kern w:val="0"/>
+          <w:sz w:val="21"/>
+          <w:szCs w:val="21"/>
+          <w:lang w:val="en-US" w:eastAsia="ru-RU"/>
+          <w14:ligatures w14:val="none"/>
+        </w:rPr>
+        <w:t>stroke:red</w:t>
       </w:r>
       <w:proofErr w:type="spellEnd"/>
+      <w:proofErr w:type="gramEnd"/>
       <w:r>
         <w:rPr>
           <w:rFonts w:ascii="Consolas" w:eastAsia="Times New Roman" w:hAnsi="Consolas" w:cs="Times New Roman"/>
@@ -4208,30 +4724,68 @@
         <w:t>:#</w:t>
       </w:r>
       <w:proofErr w:type="spellStart"/>
+      <w:r>
+        <w:rPr>
+          <w:rFonts w:ascii="Consolas" w:eastAsia="Times New Roman" w:hAnsi="Consolas" w:cs="Times New Roman"/>
+          <w:color w:val="A22889"/>
+          <w:kern w:val="0"/>
+          <w:sz w:val="21"/>
+          <w:szCs w:val="21"/>
+          <w:lang w:val="en-US" w:eastAsia="ru-RU"/>
+          <w14:ligatures w14:val="none"/>
+        </w:rPr>
+        <w:t>fcc</w:t>
+      </w:r>
+      <w:r>
+        <w:rPr>
+          <w:rFonts w:ascii="Consolas" w:eastAsia="Times New Roman" w:hAnsi="Consolas" w:cs="Times New Roman"/>
+          <w:color w:val="000000"/>
+          <w:kern w:val="0"/>
+          <w:sz w:val="21"/>
+          <w:szCs w:val="21"/>
+          <w:lang w:val="en-US" w:eastAsia="ru-RU"/>
+          <w14:ligatures w14:val="none"/>
+        </w:rPr>
+        <w:t>,</w:t>
+      </w:r>
+      <w:r>
+        <w:rPr>
+          <w:rFonts w:ascii="Consolas" w:eastAsia="Times New Roman" w:hAnsi="Consolas" w:cs="Times New Roman"/>
+          <w:color w:val="A22889"/>
+          <w:kern w:val="0"/>
+          <w:sz w:val="21"/>
+          <w:szCs w:val="21"/>
+          <w:lang w:val="en-US" w:eastAsia="ru-RU"/>
+          <w14:ligatures w14:val="none"/>
+        </w:rPr>
+        <w:t>stroke</w:t>
+      </w:r>
+      <w:proofErr w:type="spellEnd"/>
       <w:proofErr w:type="gramEnd"/>
       <w:r>
         <w:rPr>
           <w:rFonts w:ascii="Consolas" w:eastAsia="Times New Roman" w:hAnsi="Consolas" w:cs="Times New Roman"/>
-          <w:color w:val="A22889"/>
-          <w:kern w:val="0"/>
-          <w:sz w:val="21"/>
-          <w:szCs w:val="21"/>
-          <w:lang w:val="en-US" w:eastAsia="ru-RU"/>
-          <w14:ligatures w14:val="none"/>
-        </w:rPr>
-        <w:t>fcc</w:t>
-      </w:r>
-      <w:r>
-        <w:rPr>
-          <w:rFonts w:ascii="Consolas" w:eastAsia="Times New Roman" w:hAnsi="Consolas" w:cs="Times New Roman"/>
-          <w:color w:val="000000"/>
-          <w:kern w:val="0"/>
-          <w:sz w:val="21"/>
-          <w:szCs w:val="21"/>
-          <w:lang w:val="en-US" w:eastAsia="ru-RU"/>
-          <w14:ligatures w14:val="none"/>
-        </w:rPr>
-        <w:t>,</w:t>
+          <w:color w:val="000000"/>
+          <w:kern w:val="0"/>
+          <w:sz w:val="21"/>
+          <w:szCs w:val="21"/>
+          <w:lang w:val="en-US" w:eastAsia="ru-RU"/>
+          <w14:ligatures w14:val="none"/>
+        </w:rPr>
+        <w:t>:#</w:t>
+      </w:r>
+      <w:proofErr w:type="gramStart"/>
+      <w:r>
+        <w:rPr>
+          <w:rFonts w:ascii="Consolas" w:eastAsia="Times New Roman" w:hAnsi="Consolas" w:cs="Times New Roman"/>
+          <w:color w:val="000000"/>
+          <w:kern w:val="0"/>
+          <w:sz w:val="21"/>
+          <w:szCs w:val="21"/>
+          <w:lang w:val="en-US" w:eastAsia="ru-RU"/>
+          <w14:ligatures w14:val="none"/>
+        </w:rPr>
+        <w:t>111,</w:t>
       </w:r>
       <w:r>
         <w:rPr>
@@ -4245,42 +4799,43 @@
         </w:rPr>
         <w:t>stroke</w:t>
       </w:r>
-      <w:proofErr w:type="spellEnd"/>
-      <w:r>
-        <w:rPr>
-          <w:rFonts w:ascii="Consolas" w:eastAsia="Times New Roman" w:hAnsi="Consolas" w:cs="Times New Roman"/>
-          <w:color w:val="000000"/>
-          <w:kern w:val="0"/>
-          <w:sz w:val="21"/>
-          <w:szCs w:val="21"/>
-          <w:lang w:val="en-US" w:eastAsia="ru-RU"/>
-          <w14:ligatures w14:val="none"/>
-        </w:rPr>
-        <w:t>:#111,</w:t>
-      </w:r>
-      <w:r>
-        <w:rPr>
-          <w:rFonts w:ascii="Consolas" w:eastAsia="Times New Roman" w:hAnsi="Consolas" w:cs="Times New Roman"/>
-          <w:color w:val="A22889"/>
-          <w:kern w:val="0"/>
-          <w:sz w:val="21"/>
-          <w:szCs w:val="21"/>
-          <w:lang w:val="en-US" w:eastAsia="ru-RU"/>
-          <w14:ligatures w14:val="none"/>
-        </w:rPr>
-        <w:t>stroke-width</w:t>
-      </w:r>
-      <w:r>
-        <w:rPr>
-          <w:rFonts w:ascii="Consolas" w:eastAsia="Times New Roman" w:hAnsi="Consolas" w:cs="Times New Roman"/>
-          <w:color w:val="000000"/>
-          <w:kern w:val="0"/>
-          <w:sz w:val="21"/>
-          <w:szCs w:val="21"/>
-          <w:lang w:val="en-US" w:eastAsia="ru-RU"/>
-          <w14:ligatures w14:val="none"/>
-        </w:rPr>
-        <w:t>:2</w:t>
+      <w:proofErr w:type="gramEnd"/>
+      <w:r>
+        <w:rPr>
+          <w:rFonts w:ascii="Consolas" w:eastAsia="Times New Roman" w:hAnsi="Consolas" w:cs="Times New Roman"/>
+          <w:color w:val="A22889"/>
+          <w:kern w:val="0"/>
+          <w:sz w:val="21"/>
+          <w:szCs w:val="21"/>
+          <w:lang w:val="en-US" w:eastAsia="ru-RU"/>
+          <w14:ligatures w14:val="none"/>
+        </w:rPr>
+        <w:t>-width</w:t>
+      </w:r>
+      <w:r>
+        <w:rPr>
+          <w:rFonts w:ascii="Consolas" w:eastAsia="Times New Roman" w:hAnsi="Consolas" w:cs="Times New Roman"/>
+          <w:color w:val="000000"/>
+          <w:kern w:val="0"/>
+          <w:sz w:val="21"/>
+          <w:szCs w:val="21"/>
+          <w:lang w:val="en-US" w:eastAsia="ru-RU"/>
+          <w14:ligatures w14:val="none"/>
+        </w:rPr>
+        <w:t>:</w:t>
+      </w:r>
+      <w:proofErr w:type="gramStart"/>
+      <w:r>
+        <w:rPr>
+          <w:rFonts w:ascii="Consolas" w:eastAsia="Times New Roman" w:hAnsi="Consolas" w:cs="Times New Roman"/>
+          <w:color w:val="000000"/>
+          <w:kern w:val="0"/>
+          <w:sz w:val="21"/>
+          <w:szCs w:val="21"/>
+          <w:lang w:val="en-US" w:eastAsia="ru-RU"/>
+          <w14:ligatures w14:val="none"/>
+        </w:rPr>
+        <w:t>2</w:t>
       </w:r>
       <w:r>
         <w:rPr>
@@ -4306,6 +4861,7 @@
         </w:rPr>
         <w:t>;</w:t>
       </w:r>
+      <w:proofErr w:type="gramEnd"/>
     </w:p>
     <w:p>
       <w:pPr>
@@ -4395,18 +4951,68 @@
         <w:t>:#</w:t>
       </w:r>
       <w:proofErr w:type="spellStart"/>
+      <w:r>
+        <w:rPr>
+          <w:rFonts w:ascii="Consolas" w:eastAsia="Times New Roman" w:hAnsi="Consolas" w:cs="Times New Roman"/>
+          <w:color w:val="A22889"/>
+          <w:kern w:val="0"/>
+          <w:sz w:val="21"/>
+          <w:szCs w:val="21"/>
+          <w:lang w:val="en-US" w:eastAsia="ru-RU"/>
+          <w14:ligatures w14:val="none"/>
+        </w:rPr>
+        <w:t>fae</w:t>
+      </w:r>
+      <w:r>
+        <w:rPr>
+          <w:rFonts w:ascii="Consolas" w:eastAsia="Times New Roman" w:hAnsi="Consolas" w:cs="Times New Roman"/>
+          <w:color w:val="000000"/>
+          <w:kern w:val="0"/>
+          <w:sz w:val="21"/>
+          <w:szCs w:val="21"/>
+          <w:lang w:val="en-US" w:eastAsia="ru-RU"/>
+          <w14:ligatures w14:val="none"/>
+        </w:rPr>
+        <w:t>,</w:t>
+      </w:r>
+      <w:r>
+        <w:rPr>
+          <w:rFonts w:ascii="Consolas" w:eastAsia="Times New Roman" w:hAnsi="Consolas" w:cs="Times New Roman"/>
+          <w:color w:val="A22889"/>
+          <w:kern w:val="0"/>
+          <w:sz w:val="21"/>
+          <w:szCs w:val="21"/>
+          <w:lang w:val="en-US" w:eastAsia="ru-RU"/>
+          <w14:ligatures w14:val="none"/>
+        </w:rPr>
+        <w:t>stroke</w:t>
+      </w:r>
+      <w:proofErr w:type="spellEnd"/>
       <w:proofErr w:type="gramEnd"/>
       <w:r>
         <w:rPr>
           <w:rFonts w:ascii="Consolas" w:eastAsia="Times New Roman" w:hAnsi="Consolas" w:cs="Times New Roman"/>
-          <w:color w:val="A22889"/>
-          <w:kern w:val="0"/>
-          <w:sz w:val="21"/>
-          <w:szCs w:val="21"/>
-          <w:lang w:val="en-US" w:eastAsia="ru-RU"/>
-          <w14:ligatures w14:val="none"/>
-        </w:rPr>
-        <w:t>fae</w:t>
+          <w:color w:val="000000"/>
+          <w:kern w:val="0"/>
+          <w:sz w:val="21"/>
+          <w:szCs w:val="21"/>
+          <w:lang w:val="en-US" w:eastAsia="ru-RU"/>
+          <w14:ligatures w14:val="none"/>
+        </w:rPr>
+        <w:t>:#</w:t>
+      </w:r>
+      <w:proofErr w:type="gramStart"/>
+      <w:r>
+        <w:rPr>
+          <w:rFonts w:ascii="Consolas" w:eastAsia="Times New Roman" w:hAnsi="Consolas" w:cs="Times New Roman"/>
+          <w:color w:val="A22889"/>
+          <w:kern w:val="0"/>
+          <w:sz w:val="21"/>
+          <w:szCs w:val="21"/>
+          <w:lang w:val="en-US" w:eastAsia="ru-RU"/>
+          <w14:ligatures w14:val="none"/>
+        </w:rPr>
+        <w:t>bbb</w:t>
       </w:r>
       <w:r>
         <w:rPr>
@@ -4432,66 +5038,43 @@
         </w:rPr>
         <w:t>stroke</w:t>
       </w:r>
-      <w:proofErr w:type="spellEnd"/>
-      <w:r>
-        <w:rPr>
-          <w:rFonts w:ascii="Consolas" w:eastAsia="Times New Roman" w:hAnsi="Consolas" w:cs="Times New Roman"/>
-          <w:color w:val="000000"/>
-          <w:kern w:val="0"/>
-          <w:sz w:val="21"/>
-          <w:szCs w:val="21"/>
-          <w:lang w:val="en-US" w:eastAsia="ru-RU"/>
-          <w14:ligatures w14:val="none"/>
-        </w:rPr>
-        <w:t>:#</w:t>
-      </w:r>
-      <w:r>
-        <w:rPr>
-          <w:rFonts w:ascii="Consolas" w:eastAsia="Times New Roman" w:hAnsi="Consolas" w:cs="Times New Roman"/>
-          <w:color w:val="A22889"/>
-          <w:kern w:val="0"/>
-          <w:sz w:val="21"/>
-          <w:szCs w:val="21"/>
-          <w:lang w:val="en-US" w:eastAsia="ru-RU"/>
-          <w14:ligatures w14:val="none"/>
-        </w:rPr>
-        <w:t>bbb</w:t>
-      </w:r>
-      <w:r>
-        <w:rPr>
-          <w:rFonts w:ascii="Consolas" w:eastAsia="Times New Roman" w:hAnsi="Consolas" w:cs="Times New Roman"/>
-          <w:color w:val="000000"/>
-          <w:kern w:val="0"/>
-          <w:sz w:val="21"/>
-          <w:szCs w:val="21"/>
-          <w:lang w:val="en-US" w:eastAsia="ru-RU"/>
-          <w14:ligatures w14:val="none"/>
-        </w:rPr>
-        <w:t>,</w:t>
-      </w:r>
-      <w:r>
-        <w:rPr>
-          <w:rFonts w:ascii="Consolas" w:eastAsia="Times New Roman" w:hAnsi="Consolas" w:cs="Times New Roman"/>
-          <w:color w:val="A22889"/>
-          <w:kern w:val="0"/>
-          <w:sz w:val="21"/>
-          <w:szCs w:val="21"/>
-          <w:lang w:val="en-US" w:eastAsia="ru-RU"/>
-          <w14:ligatures w14:val="none"/>
-        </w:rPr>
-        <w:t>stroke-width</w:t>
-      </w:r>
-      <w:r>
-        <w:rPr>
-          <w:rFonts w:ascii="Consolas" w:eastAsia="Times New Roman" w:hAnsi="Consolas" w:cs="Times New Roman"/>
-          <w:color w:val="000000"/>
-          <w:kern w:val="0"/>
-          <w:sz w:val="21"/>
-          <w:szCs w:val="21"/>
-          <w:lang w:val="en-US" w:eastAsia="ru-RU"/>
-          <w14:ligatures w14:val="none"/>
-        </w:rPr>
-        <w:t>:2</w:t>
+      <w:proofErr w:type="gramEnd"/>
+      <w:r>
+        <w:rPr>
+          <w:rFonts w:ascii="Consolas" w:eastAsia="Times New Roman" w:hAnsi="Consolas" w:cs="Times New Roman"/>
+          <w:color w:val="A22889"/>
+          <w:kern w:val="0"/>
+          <w:sz w:val="21"/>
+          <w:szCs w:val="21"/>
+          <w:lang w:val="en-US" w:eastAsia="ru-RU"/>
+          <w14:ligatures w14:val="none"/>
+        </w:rPr>
+        <w:t>-width</w:t>
+      </w:r>
+      <w:r>
+        <w:rPr>
+          <w:rFonts w:ascii="Consolas" w:eastAsia="Times New Roman" w:hAnsi="Consolas" w:cs="Times New Roman"/>
+          <w:color w:val="000000"/>
+          <w:kern w:val="0"/>
+          <w:sz w:val="21"/>
+          <w:szCs w:val="21"/>
+          <w:lang w:val="en-US" w:eastAsia="ru-RU"/>
+          <w14:ligatures w14:val="none"/>
+        </w:rPr>
+        <w:t>:</w:t>
+      </w:r>
+      <w:proofErr w:type="gramStart"/>
+      <w:r>
+        <w:rPr>
+          <w:rFonts w:ascii="Consolas" w:eastAsia="Times New Roman" w:hAnsi="Consolas" w:cs="Times New Roman"/>
+          <w:color w:val="000000"/>
+          <w:kern w:val="0"/>
+          <w:sz w:val="21"/>
+          <w:szCs w:val="21"/>
+          <w:lang w:val="en-US" w:eastAsia="ru-RU"/>
+          <w14:ligatures w14:val="none"/>
+        </w:rPr>
+        <w:t>2</w:t>
       </w:r>
       <w:r>
         <w:rPr>
@@ -4517,6 +5100,7 @@
         </w:rPr>
         <w:t>;</w:t>
       </w:r>
+      <w:proofErr w:type="gramEnd"/>
     </w:p>
     <w:p>
       <w:pPr>
@@ -4606,30 +5190,68 @@
         <w:t>:#</w:t>
       </w:r>
       <w:proofErr w:type="spellStart"/>
+      <w:r>
+        <w:rPr>
+          <w:rFonts w:ascii="Consolas" w:eastAsia="Times New Roman" w:hAnsi="Consolas" w:cs="Times New Roman"/>
+          <w:color w:val="A22889"/>
+          <w:kern w:val="0"/>
+          <w:sz w:val="21"/>
+          <w:szCs w:val="21"/>
+          <w:lang w:val="en-US" w:eastAsia="ru-RU"/>
+          <w14:ligatures w14:val="none"/>
+        </w:rPr>
+        <w:t>ccc</w:t>
+      </w:r>
+      <w:r>
+        <w:rPr>
+          <w:rFonts w:ascii="Consolas" w:eastAsia="Times New Roman" w:hAnsi="Consolas" w:cs="Times New Roman"/>
+          <w:color w:val="000000"/>
+          <w:kern w:val="0"/>
+          <w:sz w:val="21"/>
+          <w:szCs w:val="21"/>
+          <w:lang w:val="en-US" w:eastAsia="ru-RU"/>
+          <w14:ligatures w14:val="none"/>
+        </w:rPr>
+        <w:t>,</w:t>
+      </w:r>
+      <w:r>
+        <w:rPr>
+          <w:rFonts w:ascii="Consolas" w:eastAsia="Times New Roman" w:hAnsi="Consolas" w:cs="Times New Roman"/>
+          <w:color w:val="A22889"/>
+          <w:kern w:val="0"/>
+          <w:sz w:val="21"/>
+          <w:szCs w:val="21"/>
+          <w:lang w:val="en-US" w:eastAsia="ru-RU"/>
+          <w14:ligatures w14:val="none"/>
+        </w:rPr>
+        <w:t>stroke</w:t>
+      </w:r>
+      <w:proofErr w:type="spellEnd"/>
       <w:proofErr w:type="gramEnd"/>
       <w:r>
         <w:rPr>
           <w:rFonts w:ascii="Consolas" w:eastAsia="Times New Roman" w:hAnsi="Consolas" w:cs="Times New Roman"/>
-          <w:color w:val="A22889"/>
-          <w:kern w:val="0"/>
-          <w:sz w:val="21"/>
-          <w:szCs w:val="21"/>
-          <w:lang w:val="en-US" w:eastAsia="ru-RU"/>
-          <w14:ligatures w14:val="none"/>
-        </w:rPr>
-        <w:t>ccc</w:t>
-      </w:r>
-      <w:r>
-        <w:rPr>
-          <w:rFonts w:ascii="Consolas" w:eastAsia="Times New Roman" w:hAnsi="Consolas" w:cs="Times New Roman"/>
-          <w:color w:val="000000"/>
-          <w:kern w:val="0"/>
-          <w:sz w:val="21"/>
-          <w:szCs w:val="21"/>
-          <w:lang w:val="en-US" w:eastAsia="ru-RU"/>
-          <w14:ligatures w14:val="none"/>
-        </w:rPr>
-        <w:t>,</w:t>
+          <w:color w:val="000000"/>
+          <w:kern w:val="0"/>
+          <w:sz w:val="21"/>
+          <w:szCs w:val="21"/>
+          <w:lang w:val="en-US" w:eastAsia="ru-RU"/>
+          <w14:ligatures w14:val="none"/>
+        </w:rPr>
+        <w:t>:#</w:t>
+      </w:r>
+      <w:proofErr w:type="gramStart"/>
+      <w:r>
+        <w:rPr>
+          <w:rFonts w:ascii="Consolas" w:eastAsia="Times New Roman" w:hAnsi="Consolas" w:cs="Times New Roman"/>
+          <w:color w:val="000000"/>
+          <w:kern w:val="0"/>
+          <w:sz w:val="21"/>
+          <w:szCs w:val="21"/>
+          <w:lang w:val="en-US" w:eastAsia="ru-RU"/>
+          <w14:ligatures w14:val="none"/>
+        </w:rPr>
+        <w:t>555,</w:t>
       </w:r>
       <w:r>
         <w:rPr>
@@ -4643,42 +5265,43 @@
         </w:rPr>
         <w:t>stroke</w:t>
       </w:r>
-      <w:proofErr w:type="spellEnd"/>
-      <w:r>
-        <w:rPr>
-          <w:rFonts w:ascii="Consolas" w:eastAsia="Times New Roman" w:hAnsi="Consolas" w:cs="Times New Roman"/>
-          <w:color w:val="000000"/>
-          <w:kern w:val="0"/>
-          <w:sz w:val="21"/>
-          <w:szCs w:val="21"/>
-          <w:lang w:val="en-US" w:eastAsia="ru-RU"/>
-          <w14:ligatures w14:val="none"/>
-        </w:rPr>
-        <w:t>:#555,</w:t>
-      </w:r>
-      <w:r>
-        <w:rPr>
-          <w:rFonts w:ascii="Consolas" w:eastAsia="Times New Roman" w:hAnsi="Consolas" w:cs="Times New Roman"/>
-          <w:color w:val="A22889"/>
-          <w:kern w:val="0"/>
-          <w:sz w:val="21"/>
-          <w:szCs w:val="21"/>
-          <w:lang w:val="en-US" w:eastAsia="ru-RU"/>
-          <w14:ligatures w14:val="none"/>
-        </w:rPr>
-        <w:t>stroke-width</w:t>
-      </w:r>
-      <w:r>
-        <w:rPr>
-          <w:rFonts w:ascii="Consolas" w:eastAsia="Times New Roman" w:hAnsi="Consolas" w:cs="Times New Roman"/>
-          <w:color w:val="000000"/>
-          <w:kern w:val="0"/>
-          <w:sz w:val="21"/>
-          <w:szCs w:val="21"/>
-          <w:lang w:val="en-US" w:eastAsia="ru-RU"/>
-          <w14:ligatures w14:val="none"/>
-        </w:rPr>
-        <w:t>:2</w:t>
+      <w:proofErr w:type="gramEnd"/>
+      <w:r>
+        <w:rPr>
+          <w:rFonts w:ascii="Consolas" w:eastAsia="Times New Roman" w:hAnsi="Consolas" w:cs="Times New Roman"/>
+          <w:color w:val="A22889"/>
+          <w:kern w:val="0"/>
+          <w:sz w:val="21"/>
+          <w:szCs w:val="21"/>
+          <w:lang w:val="en-US" w:eastAsia="ru-RU"/>
+          <w14:ligatures w14:val="none"/>
+        </w:rPr>
+        <w:t>-width</w:t>
+      </w:r>
+      <w:r>
+        <w:rPr>
+          <w:rFonts w:ascii="Consolas" w:eastAsia="Times New Roman" w:hAnsi="Consolas" w:cs="Times New Roman"/>
+          <w:color w:val="000000"/>
+          <w:kern w:val="0"/>
+          <w:sz w:val="21"/>
+          <w:szCs w:val="21"/>
+          <w:lang w:val="en-US" w:eastAsia="ru-RU"/>
+          <w14:ligatures w14:val="none"/>
+        </w:rPr>
+        <w:t>:</w:t>
+      </w:r>
+      <w:proofErr w:type="gramStart"/>
+      <w:r>
+        <w:rPr>
+          <w:rFonts w:ascii="Consolas" w:eastAsia="Times New Roman" w:hAnsi="Consolas" w:cs="Times New Roman"/>
+          <w:color w:val="000000"/>
+          <w:kern w:val="0"/>
+          <w:sz w:val="21"/>
+          <w:szCs w:val="21"/>
+          <w:lang w:val="en-US" w:eastAsia="ru-RU"/>
+          <w14:ligatures w14:val="none"/>
+        </w:rPr>
+        <w:t>2</w:t>
       </w:r>
       <w:r>
         <w:rPr>
@@ -4704,6 +5327,7 @@
         </w:rPr>
         <w:t>;</w:t>
       </w:r>
+      <w:proofErr w:type="gramEnd"/>
     </w:p>
     <w:p>
       <w:pPr>
@@ -4817,7 +5441,20 @@
           <w:lang w:val="en-US" w:eastAsia="ru-RU"/>
           <w14:ligatures w14:val="none"/>
         </w:rPr>
-        <w:t>:4</w:t>
+        <w:t>:</w:t>
+      </w:r>
+      <w:proofErr w:type="gramStart"/>
+      <w:r>
+        <w:rPr>
+          <w:rFonts w:ascii="Consolas" w:eastAsia="Times New Roman" w:hAnsi="Consolas" w:cs="Times New Roman"/>
+          <w:color w:val="000000"/>
+          <w:kern w:val="0"/>
+          <w:sz w:val="21"/>
+          <w:szCs w:val="21"/>
+          <w:lang w:val="en-US" w:eastAsia="ru-RU"/>
+          <w14:ligatures w14:val="none"/>
+        </w:rPr>
+        <w:t>4</w:t>
       </w:r>
       <w:r>
         <w:rPr>
@@ -4843,6 +5480,7 @@
         </w:rPr>
         <w:t>;</w:t>
       </w:r>
+      <w:proofErr w:type="gramEnd"/>
     </w:p>
     <w:p>
       <w:pPr>
@@ -4923,11 +5561,10 @@
           <w:kern w:val="0"/>
           <w:sz w:val="32"/>
           <w:szCs w:val="32"/>
-          <w:lang w:val="en-US" w:eastAsia="ru-RU"/>
+          <w:lang w:eastAsia="ru-RU"/>
           <w14:ligatures w14:val="none"/>
         </w:rPr>
       </w:pPr>
-      <w:proofErr w:type="spellStart"/>
       <w:r>
         <w:rPr>
           <w:rFonts w:ascii="Times New Roman" w:eastAsia="Times New Roman" w:hAnsi="Times New Roman" w:cs="Times New Roman"/>
@@ -4935,12 +5572,11 @@
           <w:kern w:val="0"/>
           <w:sz w:val="32"/>
           <w:szCs w:val="32"/>
-          <w:lang w:val="en-US" w:eastAsia="ru-RU"/>
-          <w14:ligatures w14:val="none"/>
-        </w:rPr>
-        <w:t>граф</w:t>
-      </w:r>
-      <w:proofErr w:type="spellEnd"/>
+          <w:lang w:eastAsia="ru-RU"/>
+          <w14:ligatures w14:val="none"/>
+        </w:rPr>
+        <w:t>Г</w:t>
+      </w:r>
       <w:r>
         <w:rPr>
           <w:rFonts w:ascii="Times New Roman" w:eastAsia="Times New Roman" w:hAnsi="Times New Roman" w:cs="Times New Roman"/>
@@ -4948,10 +5584,82 @@
           <w:kern w:val="0"/>
           <w:sz w:val="32"/>
           <w:szCs w:val="32"/>
-          <w:lang w:val="en-US" w:eastAsia="ru-RU"/>
-          <w14:ligatures w14:val="none"/>
-        </w:rPr>
-        <w:t xml:space="preserve"> 2</w:t>
+          <w:lang w:eastAsia="ru-RU"/>
+          <w14:ligatures w14:val="none"/>
+        </w:rPr>
+        <w:t>раф 2</w:t>
+      </w:r>
+      <w:r>
+        <w:rPr>
+          <w:rFonts w:ascii="Times New Roman" w:eastAsia="Times New Roman" w:hAnsi="Times New Roman" w:cs="Times New Roman"/>
+          <w:color w:val="000000"/>
+          <w:kern w:val="0"/>
+          <w:sz w:val="32"/>
+          <w:szCs w:val="32"/>
+          <w:lang w:eastAsia="ru-RU"/>
+          <w14:ligatures w14:val="none"/>
+        </w:rPr>
+        <w:t xml:space="preserve"> </w:t>
+      </w:r>
+      <w:r>
+        <w:rPr>
+          <w:rFonts w:ascii="Times New Roman" w:eastAsia="Times New Roman" w:hAnsi="Times New Roman" w:cs="Times New Roman"/>
+          <w:color w:val="000000"/>
+          <w:kern w:val="0"/>
+          <w:sz w:val="24"/>
+          <w:szCs w:val="24"/>
+          <w:lang w:eastAsia="ru-RU"/>
+          <w14:ligatures w14:val="none"/>
+        </w:rPr>
+        <w:t>(</w:t>
+      </w:r>
+      <w:r>
+        <w:rPr>
+          <w:rFonts w:ascii="Times New Roman" w:eastAsia="Times New Roman" w:hAnsi="Times New Roman" w:cs="Times New Roman"/>
+          <w:color w:val="000000"/>
+          <w:kern w:val="0"/>
+          <w:sz w:val="24"/>
+          <w:szCs w:val="24"/>
+          <w:lang w:eastAsia="ru-RU"/>
+          <w14:ligatures w14:val="none"/>
+        </w:rPr>
+        <w:t>https://github.com/colan1ch/OPZHC_ASOIU/blob/main/sem4/graph</w:t>
+      </w:r>
+      <w:r>
+        <w:rPr>
+          <w:rFonts w:ascii="Times New Roman" w:eastAsia="Times New Roman" w:hAnsi="Times New Roman" w:cs="Times New Roman"/>
+          <w:color w:val="000000"/>
+          <w:kern w:val="0"/>
+          <w:sz w:val="24"/>
+          <w:szCs w:val="24"/>
+          <w:lang w:eastAsia="ru-RU"/>
+          <w14:ligatures w14:val="none"/>
+        </w:rPr>
+        <w:t>2</w:t>
+      </w:r>
+      <w:r>
+        <w:rPr>
+          <w:rFonts w:ascii="Times New Roman" w:eastAsia="Times New Roman" w:hAnsi="Times New Roman" w:cs="Times New Roman"/>
+          <w:color w:val="000000"/>
+          <w:kern w:val="0"/>
+          <w:sz w:val="24"/>
+          <w:szCs w:val="24"/>
+          <w:lang w:eastAsia="ru-RU"/>
+          <w14:ligatures w14:val="none"/>
+        </w:rPr>
+        <w:t>.md</w:t>
+      </w:r>
+      <w:r>
+        <w:rPr>
+          <w:rFonts w:ascii="Times New Roman" w:eastAsia="Times New Roman" w:hAnsi="Times New Roman" w:cs="Times New Roman"/>
+          <w:color w:val="000000"/>
+          <w:kern w:val="0"/>
+          <w:sz w:val="24"/>
+          <w:szCs w:val="24"/>
+          <w:lang w:eastAsia="ru-RU"/>
+          <w14:ligatures w14:val="none"/>
+        </w:rPr>
+        <w:t>)</w:t>
       </w:r>
     </w:p>
     <w:p>
@@ -5030,7 +5738,7 @@
           <w:kern w:val="0"/>
           <w:sz w:val="21"/>
           <w:szCs w:val="21"/>
-          <w:lang w:eastAsia="ru-RU"/>
+          <w:lang w:val="en-US" w:eastAsia="ru-RU"/>
           <w14:ligatures w14:val="none"/>
         </w:rPr>
       </w:pPr>
@@ -5065,7 +5773,7 @@
           <w:kern w:val="0"/>
           <w:sz w:val="21"/>
           <w:szCs w:val="21"/>
-          <w:lang w:eastAsia="ru-RU"/>
+          <w:lang w:val="en-US" w:eastAsia="ru-RU"/>
           <w14:ligatures w14:val="none"/>
         </w:rPr>
         <w:t>[/</w:t>
@@ -5089,7 +5797,7 @@
           <w:kern w:val="0"/>
           <w:sz w:val="21"/>
           <w:szCs w:val="21"/>
-          <w:lang w:eastAsia="ru-RU"/>
+          <w:lang w:val="en-US" w:eastAsia="ru-RU"/>
           <w14:ligatures w14:val="none"/>
         </w:rPr>
         <w:t xml:space="preserve">/] </w:t>
@@ -5102,7 +5810,7 @@
           <w:kern w:val="0"/>
           <w:sz w:val="21"/>
           <w:szCs w:val="21"/>
-          <w:lang w:eastAsia="ru-RU"/>
+          <w:lang w:val="en-US" w:eastAsia="ru-RU"/>
           <w14:ligatures w14:val="none"/>
         </w:rPr>
         <w:t>-</w:t>
@@ -5114,7 +5822,7 @@
           <w:kern w:val="0"/>
           <w:sz w:val="21"/>
           <w:szCs w:val="21"/>
-          <w:lang w:eastAsia="ru-RU"/>
+          <w:lang w:val="en-US" w:eastAsia="ru-RU"/>
           <w14:ligatures w14:val="none"/>
         </w:rPr>
         <w:t>.</w:t>
@@ -5126,7 +5834,7 @@
           <w:kern w:val="0"/>
           <w:sz w:val="21"/>
           <w:szCs w:val="21"/>
-          <w:lang w:eastAsia="ru-RU"/>
+          <w:lang w:val="en-US" w:eastAsia="ru-RU"/>
           <w14:ligatures w14:val="none"/>
         </w:rPr>
         <w:t>-</w:t>
@@ -5139,7 +5847,7 @@
           <w:kern w:val="0"/>
           <w:sz w:val="21"/>
           <w:szCs w:val="21"/>
-          <w:lang w:eastAsia="ru-RU"/>
+          <w:lang w:val="en-US" w:eastAsia="ru-RU"/>
           <w14:ligatures w14:val="none"/>
         </w:rPr>
         <w:t xml:space="preserve">&gt; </w:t>
@@ -5163,7 +5871,7 @@
           <w:kern w:val="0"/>
           <w:sz w:val="21"/>
           <w:szCs w:val="21"/>
-          <w:lang w:eastAsia="ru-RU"/>
+          <w:lang w:val="en-US" w:eastAsia="ru-RU"/>
           <w14:ligatures w14:val="none"/>
         </w:rPr>
         <w:t>11</w:t>
@@ -5175,7 +5883,7 @@
           <w:kern w:val="0"/>
           <w:sz w:val="21"/>
           <w:szCs w:val="21"/>
-          <w:lang w:eastAsia="ru-RU"/>
+          <w:lang w:val="en-US" w:eastAsia="ru-RU"/>
           <w14:ligatures w14:val="none"/>
         </w:rPr>
         <w:t>["</w:t>
@@ -5199,7 +5907,7 @@
           <w:kern w:val="0"/>
           <w:sz w:val="21"/>
           <w:szCs w:val="21"/>
-          <w:lang w:eastAsia="ru-RU"/>
+          <w:lang w:val="en-US" w:eastAsia="ru-RU"/>
           <w14:ligatures w14:val="none"/>
         </w:rPr>
         <w:t>=</w:t>
@@ -5223,7 +5931,7 @@
           <w:kern w:val="0"/>
           <w:sz w:val="21"/>
           <w:szCs w:val="21"/>
-          <w:lang w:eastAsia="ru-RU"/>
+          <w:lang w:val="en-US" w:eastAsia="ru-RU"/>
           <w14:ligatures w14:val="none"/>
         </w:rPr>
         <w:t>"]</w:t>
@@ -5262,7 +5970,7 @@
           <w:kern w:val="0"/>
           <w:sz w:val="21"/>
           <w:szCs w:val="21"/>
-          <w:lang w:eastAsia="ru-RU"/>
+          <w:lang w:val="en-US" w:eastAsia="ru-RU"/>
           <w14:ligatures w14:val="none"/>
         </w:rPr>
         <w:t xml:space="preserve"> </w:t>
@@ -5286,7 +5994,7 @@
           <w:kern w:val="0"/>
           <w:sz w:val="21"/>
           <w:szCs w:val="21"/>
-          <w:lang w:eastAsia="ru-RU"/>
+          <w:lang w:val="en-US" w:eastAsia="ru-RU"/>
           <w14:ligatures w14:val="none"/>
         </w:rPr>
         <w:t xml:space="preserve"> </w:t>
@@ -6285,30 +6993,42 @@
         </w:rPr>
         <w:t>-</w:t>
       </w:r>
+      <w:r>
+        <w:rPr>
+          <w:rFonts w:ascii="Consolas" w:eastAsia="Times New Roman" w:hAnsi="Consolas" w:cs="Times New Roman"/>
+          <w:color w:val="000000"/>
+          <w:kern w:val="0"/>
+          <w:sz w:val="21"/>
+          <w:szCs w:val="21"/>
+          <w:lang w:eastAsia="ru-RU"/>
+          <w14:ligatures w14:val="none"/>
+        </w:rPr>
+        <w:t>&gt;  </w:t>
+      </w:r>
+      <w:r>
+        <w:rPr>
+          <w:rFonts w:ascii="Consolas" w:eastAsia="Times New Roman" w:hAnsi="Consolas" w:cs="Times New Roman"/>
+          <w:color w:val="A22889"/>
+          <w:kern w:val="0"/>
+          <w:sz w:val="21"/>
+          <w:szCs w:val="21"/>
+          <w:lang w:eastAsia="ru-RU"/>
+          <w14:ligatures w14:val="none"/>
+        </w:rPr>
+        <w:t>h</w:t>
+      </w:r>
       <w:proofErr w:type="gramEnd"/>
       <w:r>
         <w:rPr>
           <w:rFonts w:ascii="Consolas" w:eastAsia="Times New Roman" w:hAnsi="Consolas" w:cs="Times New Roman"/>
-          <w:color w:val="000000"/>
-          <w:kern w:val="0"/>
-          <w:sz w:val="21"/>
-          <w:szCs w:val="21"/>
-          <w:lang w:eastAsia="ru-RU"/>
-          <w14:ligatures w14:val="none"/>
-        </w:rPr>
-        <w:t>&gt;  </w:t>
-      </w:r>
-      <w:r>
-        <w:rPr>
-          <w:rFonts w:ascii="Consolas" w:eastAsia="Times New Roman" w:hAnsi="Consolas" w:cs="Times New Roman"/>
-          <w:color w:val="A22889"/>
-          <w:kern w:val="0"/>
-          <w:sz w:val="21"/>
-          <w:szCs w:val="21"/>
-          <w:lang w:eastAsia="ru-RU"/>
-          <w14:ligatures w14:val="none"/>
-        </w:rPr>
-        <w:t>h15</w:t>
+          <w:color w:val="A22889"/>
+          <w:kern w:val="0"/>
+          <w:sz w:val="21"/>
+          <w:szCs w:val="21"/>
+          <w:lang w:eastAsia="ru-RU"/>
+          <w14:ligatures w14:val="none"/>
+        </w:rPr>
+        <w:t>15</w:t>
       </w:r>
     </w:p>
     <w:p>
@@ -6856,7 +7576,7 @@
           <w:kern w:val="0"/>
           <w:sz w:val="21"/>
           <w:szCs w:val="21"/>
-          <w:lang w:eastAsia="ru-RU"/>
+          <w:lang w:val="en-US" w:eastAsia="ru-RU"/>
           <w14:ligatures w14:val="none"/>
         </w:rPr>
       </w:pPr>
@@ -6891,7 +7611,7 @@
           <w:kern w:val="0"/>
           <w:sz w:val="21"/>
           <w:szCs w:val="21"/>
-          <w:lang w:eastAsia="ru-RU"/>
+          <w:lang w:val="en-US" w:eastAsia="ru-RU"/>
           <w14:ligatures w14:val="none"/>
         </w:rPr>
         <w:t>16</w:t>
@@ -6903,7 +7623,7 @@
           <w:kern w:val="0"/>
           <w:sz w:val="21"/>
           <w:szCs w:val="21"/>
-          <w:lang w:eastAsia="ru-RU"/>
+          <w:lang w:val="en-US" w:eastAsia="ru-RU"/>
           <w14:ligatures w14:val="none"/>
         </w:rPr>
         <w:t>==&gt;</w:t>
@@ -6927,7 +7647,7 @@
           <w:kern w:val="0"/>
           <w:sz w:val="21"/>
           <w:szCs w:val="21"/>
-          <w:lang w:eastAsia="ru-RU"/>
+          <w:lang w:val="en-US" w:eastAsia="ru-RU"/>
           <w14:ligatures w14:val="none"/>
         </w:rPr>
         <w:t>11</w:t>
@@ -6966,7 +7686,7 @@
           <w:kern w:val="0"/>
           <w:sz w:val="21"/>
           <w:szCs w:val="21"/>
-          <w:lang w:eastAsia="ru-RU"/>
+          <w:lang w:val="en-US" w:eastAsia="ru-RU"/>
           <w14:ligatures w14:val="none"/>
         </w:rPr>
         <w:t xml:space="preserve"> </w:t>
@@ -6990,7 +7710,7 @@
           <w:kern w:val="0"/>
           <w:sz w:val="21"/>
           <w:szCs w:val="21"/>
-          <w:lang w:eastAsia="ru-RU"/>
+          <w:lang w:val="en-US" w:eastAsia="ru-RU"/>
           <w14:ligatures w14:val="none"/>
         </w:rPr>
         <w:t xml:space="preserve"> </w:t>
@@ -7177,30 +7897,68 @@
         <w:t>:#</w:t>
       </w:r>
       <w:proofErr w:type="spellStart"/>
+      <w:r>
+        <w:rPr>
+          <w:rFonts w:ascii="Consolas" w:eastAsia="Times New Roman" w:hAnsi="Consolas" w:cs="Times New Roman"/>
+          <w:color w:val="A22889"/>
+          <w:kern w:val="0"/>
+          <w:sz w:val="21"/>
+          <w:szCs w:val="21"/>
+          <w:lang w:val="en-US" w:eastAsia="ru-RU"/>
+          <w14:ligatures w14:val="none"/>
+        </w:rPr>
+        <w:t>eda</w:t>
+      </w:r>
+      <w:r>
+        <w:rPr>
+          <w:rFonts w:ascii="Consolas" w:eastAsia="Times New Roman" w:hAnsi="Consolas" w:cs="Times New Roman"/>
+          <w:color w:val="000000"/>
+          <w:kern w:val="0"/>
+          <w:sz w:val="21"/>
+          <w:szCs w:val="21"/>
+          <w:lang w:val="en-US" w:eastAsia="ru-RU"/>
+          <w14:ligatures w14:val="none"/>
+        </w:rPr>
+        <w:t>,</w:t>
+      </w:r>
+      <w:r>
+        <w:rPr>
+          <w:rFonts w:ascii="Consolas" w:eastAsia="Times New Roman" w:hAnsi="Consolas" w:cs="Times New Roman"/>
+          <w:color w:val="A22889"/>
+          <w:kern w:val="0"/>
+          <w:sz w:val="21"/>
+          <w:szCs w:val="21"/>
+          <w:lang w:val="en-US" w:eastAsia="ru-RU"/>
+          <w14:ligatures w14:val="none"/>
+        </w:rPr>
+        <w:t>stroke</w:t>
+      </w:r>
+      <w:proofErr w:type="spellEnd"/>
       <w:proofErr w:type="gramEnd"/>
       <w:r>
         <w:rPr>
           <w:rFonts w:ascii="Consolas" w:eastAsia="Times New Roman" w:hAnsi="Consolas" w:cs="Times New Roman"/>
-          <w:color w:val="A22889"/>
-          <w:kern w:val="0"/>
-          <w:sz w:val="21"/>
-          <w:szCs w:val="21"/>
-          <w:lang w:val="en-US" w:eastAsia="ru-RU"/>
-          <w14:ligatures w14:val="none"/>
-        </w:rPr>
-        <w:t>eda</w:t>
-      </w:r>
-      <w:r>
-        <w:rPr>
-          <w:rFonts w:ascii="Consolas" w:eastAsia="Times New Roman" w:hAnsi="Consolas" w:cs="Times New Roman"/>
-          <w:color w:val="000000"/>
-          <w:kern w:val="0"/>
-          <w:sz w:val="21"/>
-          <w:szCs w:val="21"/>
-          <w:lang w:val="en-US" w:eastAsia="ru-RU"/>
-          <w14:ligatures w14:val="none"/>
-        </w:rPr>
-        <w:t>,</w:t>
+          <w:color w:val="000000"/>
+          <w:kern w:val="0"/>
+          <w:sz w:val="21"/>
+          <w:szCs w:val="21"/>
+          <w:lang w:val="en-US" w:eastAsia="ru-RU"/>
+          <w14:ligatures w14:val="none"/>
+        </w:rPr>
+        <w:t>:#</w:t>
+      </w:r>
+      <w:proofErr w:type="gramStart"/>
+      <w:r>
+        <w:rPr>
+          <w:rFonts w:ascii="Consolas" w:eastAsia="Times New Roman" w:hAnsi="Consolas" w:cs="Times New Roman"/>
+          <w:color w:val="000000"/>
+          <w:kern w:val="0"/>
+          <w:sz w:val="21"/>
+          <w:szCs w:val="21"/>
+          <w:lang w:val="en-US" w:eastAsia="ru-RU"/>
+          <w14:ligatures w14:val="none"/>
+        </w:rPr>
+        <w:t>333,</w:t>
       </w:r>
       <w:r>
         <w:rPr>
@@ -7214,42 +7972,43 @@
         </w:rPr>
         <w:t>stroke</w:t>
       </w:r>
-      <w:proofErr w:type="spellEnd"/>
-      <w:r>
-        <w:rPr>
-          <w:rFonts w:ascii="Consolas" w:eastAsia="Times New Roman" w:hAnsi="Consolas" w:cs="Times New Roman"/>
-          <w:color w:val="000000"/>
-          <w:kern w:val="0"/>
-          <w:sz w:val="21"/>
-          <w:szCs w:val="21"/>
-          <w:lang w:val="en-US" w:eastAsia="ru-RU"/>
-          <w14:ligatures w14:val="none"/>
-        </w:rPr>
-        <w:t>:#333,</w:t>
-      </w:r>
-      <w:r>
-        <w:rPr>
-          <w:rFonts w:ascii="Consolas" w:eastAsia="Times New Roman" w:hAnsi="Consolas" w:cs="Times New Roman"/>
-          <w:color w:val="A22889"/>
-          <w:kern w:val="0"/>
-          <w:sz w:val="21"/>
-          <w:szCs w:val="21"/>
-          <w:lang w:val="en-US" w:eastAsia="ru-RU"/>
-          <w14:ligatures w14:val="none"/>
-        </w:rPr>
-        <w:t>stroke-width</w:t>
-      </w:r>
-      <w:r>
-        <w:rPr>
-          <w:rFonts w:ascii="Consolas" w:eastAsia="Times New Roman" w:hAnsi="Consolas" w:cs="Times New Roman"/>
-          <w:color w:val="000000"/>
-          <w:kern w:val="0"/>
-          <w:sz w:val="21"/>
-          <w:szCs w:val="21"/>
-          <w:lang w:val="en-US" w:eastAsia="ru-RU"/>
-          <w14:ligatures w14:val="none"/>
-        </w:rPr>
-        <w:t>:1</w:t>
+      <w:proofErr w:type="gramEnd"/>
+      <w:r>
+        <w:rPr>
+          <w:rFonts w:ascii="Consolas" w:eastAsia="Times New Roman" w:hAnsi="Consolas" w:cs="Times New Roman"/>
+          <w:color w:val="A22889"/>
+          <w:kern w:val="0"/>
+          <w:sz w:val="21"/>
+          <w:szCs w:val="21"/>
+          <w:lang w:val="en-US" w:eastAsia="ru-RU"/>
+          <w14:ligatures w14:val="none"/>
+        </w:rPr>
+        <w:t>-width</w:t>
+      </w:r>
+      <w:r>
+        <w:rPr>
+          <w:rFonts w:ascii="Consolas" w:eastAsia="Times New Roman" w:hAnsi="Consolas" w:cs="Times New Roman"/>
+          <w:color w:val="000000"/>
+          <w:kern w:val="0"/>
+          <w:sz w:val="21"/>
+          <w:szCs w:val="21"/>
+          <w:lang w:val="en-US" w:eastAsia="ru-RU"/>
+          <w14:ligatures w14:val="none"/>
+        </w:rPr>
+        <w:t>:</w:t>
+      </w:r>
+      <w:proofErr w:type="gramStart"/>
+      <w:r>
+        <w:rPr>
+          <w:rFonts w:ascii="Consolas" w:eastAsia="Times New Roman" w:hAnsi="Consolas" w:cs="Times New Roman"/>
+          <w:color w:val="000000"/>
+          <w:kern w:val="0"/>
+          <w:sz w:val="21"/>
+          <w:szCs w:val="21"/>
+          <w:lang w:val="en-US" w:eastAsia="ru-RU"/>
+          <w14:ligatures w14:val="none"/>
+        </w:rPr>
+        <w:t>1</w:t>
       </w:r>
       <w:r>
         <w:rPr>
@@ -7275,6 +8034,7 @@
         </w:rPr>
         <w:t>;</w:t>
       </w:r>
+      <w:proofErr w:type="gramEnd"/>
     </w:p>
     <w:p>
       <w:pPr>
@@ -7457,18 +8217,68 @@
         <w:t>:#</w:t>
       </w:r>
       <w:proofErr w:type="spellStart"/>
+      <w:r>
+        <w:rPr>
+          <w:rFonts w:ascii="Consolas" w:eastAsia="Times New Roman" w:hAnsi="Consolas" w:cs="Times New Roman"/>
+          <w:color w:val="A22889"/>
+          <w:kern w:val="0"/>
+          <w:sz w:val="21"/>
+          <w:szCs w:val="21"/>
+          <w:lang w:val="en-US" w:eastAsia="ru-RU"/>
+          <w14:ligatures w14:val="none"/>
+        </w:rPr>
+        <w:t>bee</w:t>
+      </w:r>
+      <w:r>
+        <w:rPr>
+          <w:rFonts w:ascii="Consolas" w:eastAsia="Times New Roman" w:hAnsi="Consolas" w:cs="Times New Roman"/>
+          <w:color w:val="000000"/>
+          <w:kern w:val="0"/>
+          <w:sz w:val="21"/>
+          <w:szCs w:val="21"/>
+          <w:lang w:val="en-US" w:eastAsia="ru-RU"/>
+          <w14:ligatures w14:val="none"/>
+        </w:rPr>
+        <w:t>,</w:t>
+      </w:r>
+      <w:r>
+        <w:rPr>
+          <w:rFonts w:ascii="Consolas" w:eastAsia="Times New Roman" w:hAnsi="Consolas" w:cs="Times New Roman"/>
+          <w:color w:val="A22889"/>
+          <w:kern w:val="0"/>
+          <w:sz w:val="21"/>
+          <w:szCs w:val="21"/>
+          <w:lang w:val="en-US" w:eastAsia="ru-RU"/>
+          <w14:ligatures w14:val="none"/>
+        </w:rPr>
+        <w:t>stroke</w:t>
+      </w:r>
+      <w:proofErr w:type="spellEnd"/>
       <w:proofErr w:type="gramEnd"/>
       <w:r>
         <w:rPr>
           <w:rFonts w:ascii="Consolas" w:eastAsia="Times New Roman" w:hAnsi="Consolas" w:cs="Times New Roman"/>
-          <w:color w:val="A22889"/>
-          <w:kern w:val="0"/>
-          <w:sz w:val="21"/>
-          <w:szCs w:val="21"/>
-          <w:lang w:val="en-US" w:eastAsia="ru-RU"/>
-          <w14:ligatures w14:val="none"/>
-        </w:rPr>
-        <w:t>bee</w:t>
+          <w:color w:val="000000"/>
+          <w:kern w:val="0"/>
+          <w:sz w:val="21"/>
+          <w:szCs w:val="21"/>
+          <w:lang w:val="en-US" w:eastAsia="ru-RU"/>
+          <w14:ligatures w14:val="none"/>
+        </w:rPr>
+        <w:t>:#</w:t>
+      </w:r>
+      <w:proofErr w:type="gramStart"/>
+      <w:r>
+        <w:rPr>
+          <w:rFonts w:ascii="Consolas" w:eastAsia="Times New Roman" w:hAnsi="Consolas" w:cs="Times New Roman"/>
+          <w:color w:val="A22889"/>
+          <w:kern w:val="0"/>
+          <w:sz w:val="21"/>
+          <w:szCs w:val="21"/>
+          <w:lang w:val="en-US" w:eastAsia="ru-RU"/>
+          <w14:ligatures w14:val="none"/>
+        </w:rPr>
+        <w:t>aaa</w:t>
       </w:r>
       <w:r>
         <w:rPr>
@@ -7494,66 +8304,43 @@
         </w:rPr>
         <w:t>stroke</w:t>
       </w:r>
-      <w:proofErr w:type="spellEnd"/>
-      <w:r>
-        <w:rPr>
-          <w:rFonts w:ascii="Consolas" w:eastAsia="Times New Roman" w:hAnsi="Consolas" w:cs="Times New Roman"/>
-          <w:color w:val="000000"/>
-          <w:kern w:val="0"/>
-          <w:sz w:val="21"/>
-          <w:szCs w:val="21"/>
-          <w:lang w:val="en-US" w:eastAsia="ru-RU"/>
-          <w14:ligatures w14:val="none"/>
-        </w:rPr>
-        <w:t>:#</w:t>
-      </w:r>
-      <w:r>
-        <w:rPr>
-          <w:rFonts w:ascii="Consolas" w:eastAsia="Times New Roman" w:hAnsi="Consolas" w:cs="Times New Roman"/>
-          <w:color w:val="A22889"/>
-          <w:kern w:val="0"/>
-          <w:sz w:val="21"/>
-          <w:szCs w:val="21"/>
-          <w:lang w:val="en-US" w:eastAsia="ru-RU"/>
-          <w14:ligatures w14:val="none"/>
-        </w:rPr>
-        <w:t>aaa</w:t>
-      </w:r>
-      <w:r>
-        <w:rPr>
-          <w:rFonts w:ascii="Consolas" w:eastAsia="Times New Roman" w:hAnsi="Consolas" w:cs="Times New Roman"/>
-          <w:color w:val="000000"/>
-          <w:kern w:val="0"/>
-          <w:sz w:val="21"/>
-          <w:szCs w:val="21"/>
-          <w:lang w:val="en-US" w:eastAsia="ru-RU"/>
-          <w14:ligatures w14:val="none"/>
-        </w:rPr>
-        <w:t>,</w:t>
-      </w:r>
-      <w:r>
-        <w:rPr>
-          <w:rFonts w:ascii="Consolas" w:eastAsia="Times New Roman" w:hAnsi="Consolas" w:cs="Times New Roman"/>
-          <w:color w:val="A22889"/>
-          <w:kern w:val="0"/>
-          <w:sz w:val="21"/>
-          <w:szCs w:val="21"/>
-          <w:lang w:val="en-US" w:eastAsia="ru-RU"/>
-          <w14:ligatures w14:val="none"/>
-        </w:rPr>
-        <w:t>stroke-width</w:t>
-      </w:r>
-      <w:r>
-        <w:rPr>
-          <w:rFonts w:ascii="Consolas" w:eastAsia="Times New Roman" w:hAnsi="Consolas" w:cs="Times New Roman"/>
-          <w:color w:val="000000"/>
-          <w:kern w:val="0"/>
-          <w:sz w:val="21"/>
-          <w:szCs w:val="21"/>
-          <w:lang w:val="en-US" w:eastAsia="ru-RU"/>
-          <w14:ligatures w14:val="none"/>
-        </w:rPr>
-        <w:t>:1</w:t>
+      <w:proofErr w:type="gramEnd"/>
+      <w:r>
+        <w:rPr>
+          <w:rFonts w:ascii="Consolas" w:eastAsia="Times New Roman" w:hAnsi="Consolas" w:cs="Times New Roman"/>
+          <w:color w:val="A22889"/>
+          <w:kern w:val="0"/>
+          <w:sz w:val="21"/>
+          <w:szCs w:val="21"/>
+          <w:lang w:val="en-US" w:eastAsia="ru-RU"/>
+          <w14:ligatures w14:val="none"/>
+        </w:rPr>
+        <w:t>-width</w:t>
+      </w:r>
+      <w:r>
+        <w:rPr>
+          <w:rFonts w:ascii="Consolas" w:eastAsia="Times New Roman" w:hAnsi="Consolas" w:cs="Times New Roman"/>
+          <w:color w:val="000000"/>
+          <w:kern w:val="0"/>
+          <w:sz w:val="21"/>
+          <w:szCs w:val="21"/>
+          <w:lang w:val="en-US" w:eastAsia="ru-RU"/>
+          <w14:ligatures w14:val="none"/>
+        </w:rPr>
+        <w:t>:</w:t>
+      </w:r>
+      <w:proofErr w:type="gramStart"/>
+      <w:r>
+        <w:rPr>
+          <w:rFonts w:ascii="Consolas" w:eastAsia="Times New Roman" w:hAnsi="Consolas" w:cs="Times New Roman"/>
+          <w:color w:val="000000"/>
+          <w:kern w:val="0"/>
+          <w:sz w:val="21"/>
+          <w:szCs w:val="21"/>
+          <w:lang w:val="en-US" w:eastAsia="ru-RU"/>
+          <w14:ligatures w14:val="none"/>
+        </w:rPr>
+        <w:t>1</w:t>
       </w:r>
       <w:r>
         <w:rPr>
@@ -7579,6 +8366,7 @@
         </w:rPr>
         <w:t>;</w:t>
       </w:r>
+      <w:proofErr w:type="gramEnd"/>
     </w:p>
     <w:p>
       <w:pPr>
@@ -7692,7 +8480,20 @@
           <w:lang w:val="en-US" w:eastAsia="ru-RU"/>
           <w14:ligatures w14:val="none"/>
         </w:rPr>
-        <w:t>e8</w:t>
+        <w:t>e</w:t>
+      </w:r>
+      <w:proofErr w:type="gramStart"/>
+      <w:r>
+        <w:rPr>
+          <w:rFonts w:ascii="Consolas" w:eastAsia="Times New Roman" w:hAnsi="Consolas" w:cs="Times New Roman"/>
+          <w:color w:val="A22889"/>
+          <w:kern w:val="0"/>
+          <w:sz w:val="21"/>
+          <w:szCs w:val="21"/>
+          <w:lang w:val="en-US" w:eastAsia="ru-RU"/>
+          <w14:ligatures w14:val="none"/>
+        </w:rPr>
+        <w:t>8</w:t>
       </w:r>
       <w:r>
         <w:rPr>
@@ -7718,41 +8519,81 @@
         </w:rPr>
         <w:t>stroke</w:t>
       </w:r>
-      <w:r>
-        <w:rPr>
-          <w:rFonts w:ascii="Consolas" w:eastAsia="Times New Roman" w:hAnsi="Consolas" w:cs="Times New Roman"/>
-          <w:color w:val="000000"/>
-          <w:kern w:val="0"/>
-          <w:sz w:val="21"/>
-          <w:szCs w:val="21"/>
-          <w:lang w:val="en-US" w:eastAsia="ru-RU"/>
-          <w14:ligatures w14:val="none"/>
-        </w:rPr>
-        <w:t>:#333,</w:t>
-      </w:r>
-      <w:r>
-        <w:rPr>
-          <w:rFonts w:ascii="Consolas" w:eastAsia="Times New Roman" w:hAnsi="Consolas" w:cs="Times New Roman"/>
-          <w:color w:val="A22889"/>
-          <w:kern w:val="0"/>
-          <w:sz w:val="21"/>
-          <w:szCs w:val="21"/>
-          <w:lang w:val="en-US" w:eastAsia="ru-RU"/>
-          <w14:ligatures w14:val="none"/>
-        </w:rPr>
-        <w:t>stroke-width</w:t>
-      </w:r>
-      <w:r>
-        <w:rPr>
-          <w:rFonts w:ascii="Consolas" w:eastAsia="Times New Roman" w:hAnsi="Consolas" w:cs="Times New Roman"/>
-          <w:color w:val="000000"/>
-          <w:kern w:val="0"/>
-          <w:sz w:val="21"/>
-          <w:szCs w:val="21"/>
-          <w:lang w:val="en-US" w:eastAsia="ru-RU"/>
-          <w14:ligatures w14:val="none"/>
-        </w:rPr>
-        <w:t>:1</w:t>
+      <w:proofErr w:type="gramEnd"/>
+      <w:r>
+        <w:rPr>
+          <w:rFonts w:ascii="Consolas" w:eastAsia="Times New Roman" w:hAnsi="Consolas" w:cs="Times New Roman"/>
+          <w:color w:val="000000"/>
+          <w:kern w:val="0"/>
+          <w:sz w:val="21"/>
+          <w:szCs w:val="21"/>
+          <w:lang w:val="en-US" w:eastAsia="ru-RU"/>
+          <w14:ligatures w14:val="none"/>
+        </w:rPr>
+        <w:t>:#</w:t>
+      </w:r>
+      <w:proofErr w:type="gramStart"/>
+      <w:r>
+        <w:rPr>
+          <w:rFonts w:ascii="Consolas" w:eastAsia="Times New Roman" w:hAnsi="Consolas" w:cs="Times New Roman"/>
+          <w:color w:val="000000"/>
+          <w:kern w:val="0"/>
+          <w:sz w:val="21"/>
+          <w:szCs w:val="21"/>
+          <w:lang w:val="en-US" w:eastAsia="ru-RU"/>
+          <w14:ligatures w14:val="none"/>
+        </w:rPr>
+        <w:t>333,</w:t>
+      </w:r>
+      <w:r>
+        <w:rPr>
+          <w:rFonts w:ascii="Consolas" w:eastAsia="Times New Roman" w:hAnsi="Consolas" w:cs="Times New Roman"/>
+          <w:color w:val="A22889"/>
+          <w:kern w:val="0"/>
+          <w:sz w:val="21"/>
+          <w:szCs w:val="21"/>
+          <w:lang w:val="en-US" w:eastAsia="ru-RU"/>
+          <w14:ligatures w14:val="none"/>
+        </w:rPr>
+        <w:t>stroke</w:t>
+      </w:r>
+      <w:proofErr w:type="gramEnd"/>
+      <w:r>
+        <w:rPr>
+          <w:rFonts w:ascii="Consolas" w:eastAsia="Times New Roman" w:hAnsi="Consolas" w:cs="Times New Roman"/>
+          <w:color w:val="A22889"/>
+          <w:kern w:val="0"/>
+          <w:sz w:val="21"/>
+          <w:szCs w:val="21"/>
+          <w:lang w:val="en-US" w:eastAsia="ru-RU"/>
+          <w14:ligatures w14:val="none"/>
+        </w:rPr>
+        <w:t>-width</w:t>
+      </w:r>
+      <w:r>
+        <w:rPr>
+          <w:rFonts w:ascii="Consolas" w:eastAsia="Times New Roman" w:hAnsi="Consolas" w:cs="Times New Roman"/>
+          <w:color w:val="000000"/>
+          <w:kern w:val="0"/>
+          <w:sz w:val="21"/>
+          <w:szCs w:val="21"/>
+          <w:lang w:val="en-US" w:eastAsia="ru-RU"/>
+          <w14:ligatures w14:val="none"/>
+        </w:rPr>
+        <w:t>:</w:t>
+      </w:r>
+      <w:proofErr w:type="gramStart"/>
+      <w:r>
+        <w:rPr>
+          <w:rFonts w:ascii="Consolas" w:eastAsia="Times New Roman" w:hAnsi="Consolas" w:cs="Times New Roman"/>
+          <w:color w:val="000000"/>
+          <w:kern w:val="0"/>
+          <w:sz w:val="21"/>
+          <w:szCs w:val="21"/>
+          <w:lang w:val="en-US" w:eastAsia="ru-RU"/>
+          <w14:ligatures w14:val="none"/>
+        </w:rPr>
+        <w:t>1</w:t>
       </w:r>
       <w:r>
         <w:rPr>
@@ -7778,6 +8619,7 @@
         </w:rPr>
         <w:t>;</w:t>
       </w:r>
+      <w:proofErr w:type="gramEnd"/>
     </w:p>
     <w:p>
       <w:pPr>
@@ -7864,6 +8706,54 @@
           <w:lang w:val="en-US" w:eastAsia="ru-RU"/>
           <w14:ligatures w14:val="none"/>
         </w:rPr>
+        <w:t>h13</w:t>
+      </w:r>
+      <w:r>
+        <w:rPr>
+          <w:rFonts w:ascii="Consolas" w:eastAsia="Times New Roman" w:hAnsi="Consolas" w:cs="Times New Roman"/>
+          <w:color w:val="000000"/>
+          <w:kern w:val="0"/>
+          <w:sz w:val="21"/>
+          <w:szCs w:val="21"/>
+          <w:lang w:val="en-US" w:eastAsia="ru-RU"/>
+          <w14:ligatures w14:val="none"/>
+        </w:rPr>
+        <w:t>,</w:t>
+      </w:r>
+      <w:r>
+        <w:rPr>
+          <w:rFonts w:ascii="Consolas" w:eastAsia="Times New Roman" w:hAnsi="Consolas" w:cs="Times New Roman"/>
+          <w:color w:val="A22889"/>
+          <w:kern w:val="0"/>
+          <w:sz w:val="21"/>
+          <w:szCs w:val="21"/>
+          <w:lang w:val="en-US" w:eastAsia="ru-RU"/>
+          <w14:ligatures w14:val="none"/>
+        </w:rPr>
+        <w:t>h17</w:t>
+      </w:r>
+      <w:r>
+        <w:rPr>
+          <w:rFonts w:ascii="Consolas" w:eastAsia="Times New Roman" w:hAnsi="Consolas" w:cs="Times New Roman"/>
+          <w:color w:val="000000"/>
+          <w:kern w:val="0"/>
+          <w:sz w:val="21"/>
+          <w:szCs w:val="21"/>
+          <w:lang w:val="en-US" w:eastAsia="ru-RU"/>
+          <w14:ligatures w14:val="none"/>
+        </w:rPr>
+        <w:t>,</w:t>
+      </w:r>
+      <w:r>
+        <w:rPr>
+          <w:rFonts w:ascii="Consolas" w:eastAsia="Times New Roman" w:hAnsi="Consolas" w:cs="Times New Roman"/>
+          <w:color w:val="A22889"/>
+          <w:kern w:val="0"/>
+          <w:sz w:val="21"/>
+          <w:szCs w:val="21"/>
+          <w:lang w:val="en-US" w:eastAsia="ru-RU"/>
+          <w14:ligatures w14:val="none"/>
+        </w:rPr>
         <w:t>h</w:t>
       </w:r>
       <w:proofErr w:type="gramEnd"/>
@@ -7877,55 +8767,7 @@
           <w:lang w:val="en-US" w:eastAsia="ru-RU"/>
           <w14:ligatures w14:val="none"/>
         </w:rPr>
-        <w:t>13</w:t>
-      </w:r>
-      <w:r>
-        <w:rPr>
-          <w:rFonts w:ascii="Consolas" w:eastAsia="Times New Roman" w:hAnsi="Consolas" w:cs="Times New Roman"/>
-          <w:color w:val="000000"/>
-          <w:kern w:val="0"/>
-          <w:sz w:val="21"/>
-          <w:szCs w:val="21"/>
-          <w:lang w:val="en-US" w:eastAsia="ru-RU"/>
-          <w14:ligatures w14:val="none"/>
-        </w:rPr>
-        <w:t>,</w:t>
-      </w:r>
-      <w:r>
-        <w:rPr>
-          <w:rFonts w:ascii="Consolas" w:eastAsia="Times New Roman" w:hAnsi="Consolas" w:cs="Times New Roman"/>
-          <w:color w:val="A22889"/>
-          <w:kern w:val="0"/>
-          <w:sz w:val="21"/>
-          <w:szCs w:val="21"/>
-          <w:lang w:val="en-US" w:eastAsia="ru-RU"/>
-          <w14:ligatures w14:val="none"/>
-        </w:rPr>
-        <w:t>h17</w:t>
-      </w:r>
-      <w:r>
-        <w:rPr>
-          <w:rFonts w:ascii="Consolas" w:eastAsia="Times New Roman" w:hAnsi="Consolas" w:cs="Times New Roman"/>
-          <w:color w:val="000000"/>
-          <w:kern w:val="0"/>
-          <w:sz w:val="21"/>
-          <w:szCs w:val="21"/>
-          <w:lang w:val="en-US" w:eastAsia="ru-RU"/>
-          <w14:ligatures w14:val="none"/>
-        </w:rPr>
-        <w:t>,</w:t>
-      </w:r>
-      <w:r>
-        <w:rPr>
-          <w:rFonts w:ascii="Consolas" w:eastAsia="Times New Roman" w:hAnsi="Consolas" w:cs="Times New Roman"/>
-          <w:color w:val="A22889"/>
-          <w:kern w:val="0"/>
-          <w:sz w:val="21"/>
-          <w:szCs w:val="21"/>
-          <w:lang w:val="en-US" w:eastAsia="ru-RU"/>
-          <w14:ligatures w14:val="none"/>
-        </w:rPr>
-        <w:t>h16</w:t>
+        <w:t>16</w:t>
       </w:r>
       <w:r>
         <w:rPr>
@@ -7939,6 +8781,7 @@
         </w:rPr>
         <w:t xml:space="preserve"> </w:t>
       </w:r>
+      <w:proofErr w:type="gramStart"/>
       <w:r>
         <w:rPr>
           <w:rFonts w:ascii="Consolas" w:eastAsia="Times New Roman" w:hAnsi="Consolas" w:cs="Times New Roman"/>
@@ -7963,6 +8806,7 @@
         </w:rPr>
         <w:t>;</w:t>
       </w:r>
+      <w:proofErr w:type="gramEnd"/>
     </w:p>
     <w:p>
       <w:pPr>
@@ -8076,7 +8920,7 @@
         </w:rPr>
         <w:t xml:space="preserve"> </w:t>
       </w:r>
-      <w:proofErr w:type="spellStart"/>
+      <w:proofErr w:type="gramStart"/>
       <w:r>
         <w:rPr>
           <w:rFonts w:ascii="Consolas" w:eastAsia="Times New Roman" w:hAnsi="Consolas" w:cs="Times New Roman"/>
@@ -8089,7 +8933,6 @@
         </w:rPr>
         <w:t>cond</w:t>
       </w:r>
-      <w:proofErr w:type="spellEnd"/>
       <w:r>
         <w:rPr>
           <w:rFonts w:ascii="Consolas" w:eastAsia="Times New Roman" w:hAnsi="Consolas" w:cs="Times New Roman"/>
@@ -8102,6 +8945,7 @@
         </w:rPr>
         <w:t>;</w:t>
       </w:r>
+      <w:proofErr w:type="gramEnd"/>
     </w:p>
     <w:p>
       <w:pPr>
@@ -8191,30 +9035,68 @@
         <w:t>:#</w:t>
       </w:r>
       <w:proofErr w:type="spellStart"/>
+      <w:r>
+        <w:rPr>
+          <w:rFonts w:ascii="Consolas" w:eastAsia="Times New Roman" w:hAnsi="Consolas" w:cs="Times New Roman"/>
+          <w:color w:val="A22889"/>
+          <w:kern w:val="0"/>
+          <w:sz w:val="21"/>
+          <w:szCs w:val="21"/>
+          <w:lang w:val="en-US" w:eastAsia="ru-RU"/>
+          <w14:ligatures w14:val="none"/>
+        </w:rPr>
+        <w:t>fcc</w:t>
+      </w:r>
+      <w:r>
+        <w:rPr>
+          <w:rFonts w:ascii="Consolas" w:eastAsia="Times New Roman" w:hAnsi="Consolas" w:cs="Times New Roman"/>
+          <w:color w:val="000000"/>
+          <w:kern w:val="0"/>
+          <w:sz w:val="21"/>
+          <w:szCs w:val="21"/>
+          <w:lang w:val="en-US" w:eastAsia="ru-RU"/>
+          <w14:ligatures w14:val="none"/>
+        </w:rPr>
+        <w:t>,</w:t>
+      </w:r>
+      <w:r>
+        <w:rPr>
+          <w:rFonts w:ascii="Consolas" w:eastAsia="Times New Roman" w:hAnsi="Consolas" w:cs="Times New Roman"/>
+          <w:color w:val="A22889"/>
+          <w:kern w:val="0"/>
+          <w:sz w:val="21"/>
+          <w:szCs w:val="21"/>
+          <w:lang w:val="en-US" w:eastAsia="ru-RU"/>
+          <w14:ligatures w14:val="none"/>
+        </w:rPr>
+        <w:t>stroke</w:t>
+      </w:r>
+      <w:proofErr w:type="spellEnd"/>
       <w:proofErr w:type="gramEnd"/>
       <w:r>
         <w:rPr>
           <w:rFonts w:ascii="Consolas" w:eastAsia="Times New Roman" w:hAnsi="Consolas" w:cs="Times New Roman"/>
-          <w:color w:val="A22889"/>
-          <w:kern w:val="0"/>
-          <w:sz w:val="21"/>
-          <w:szCs w:val="21"/>
-          <w:lang w:val="en-US" w:eastAsia="ru-RU"/>
-          <w14:ligatures w14:val="none"/>
-        </w:rPr>
-        <w:t>fcc</w:t>
-      </w:r>
-      <w:r>
-        <w:rPr>
-          <w:rFonts w:ascii="Consolas" w:eastAsia="Times New Roman" w:hAnsi="Consolas" w:cs="Times New Roman"/>
-          <w:color w:val="000000"/>
-          <w:kern w:val="0"/>
-          <w:sz w:val="21"/>
-          <w:szCs w:val="21"/>
-          <w:lang w:val="en-US" w:eastAsia="ru-RU"/>
-          <w14:ligatures w14:val="none"/>
-        </w:rPr>
-        <w:t>,</w:t>
+          <w:color w:val="000000"/>
+          <w:kern w:val="0"/>
+          <w:sz w:val="21"/>
+          <w:szCs w:val="21"/>
+          <w:lang w:val="en-US" w:eastAsia="ru-RU"/>
+          <w14:ligatures w14:val="none"/>
+        </w:rPr>
+        <w:t>:#</w:t>
+      </w:r>
+      <w:proofErr w:type="gramStart"/>
+      <w:r>
+        <w:rPr>
+          <w:rFonts w:ascii="Consolas" w:eastAsia="Times New Roman" w:hAnsi="Consolas" w:cs="Times New Roman"/>
+          <w:color w:val="000000"/>
+          <w:kern w:val="0"/>
+          <w:sz w:val="21"/>
+          <w:szCs w:val="21"/>
+          <w:lang w:val="en-US" w:eastAsia="ru-RU"/>
+          <w14:ligatures w14:val="none"/>
+        </w:rPr>
+        <w:t>111,</w:t>
       </w:r>
       <w:r>
         <w:rPr>
@@ -8228,42 +9110,43 @@
         </w:rPr>
         <w:t>stroke</w:t>
       </w:r>
-      <w:proofErr w:type="spellEnd"/>
-      <w:r>
-        <w:rPr>
-          <w:rFonts w:ascii="Consolas" w:eastAsia="Times New Roman" w:hAnsi="Consolas" w:cs="Times New Roman"/>
-          <w:color w:val="000000"/>
-          <w:kern w:val="0"/>
-          <w:sz w:val="21"/>
-          <w:szCs w:val="21"/>
-          <w:lang w:val="en-US" w:eastAsia="ru-RU"/>
-          <w14:ligatures w14:val="none"/>
-        </w:rPr>
-        <w:t>:#111,</w:t>
-      </w:r>
-      <w:r>
-        <w:rPr>
-          <w:rFonts w:ascii="Consolas" w:eastAsia="Times New Roman" w:hAnsi="Consolas" w:cs="Times New Roman"/>
-          <w:color w:val="A22889"/>
-          <w:kern w:val="0"/>
-          <w:sz w:val="21"/>
-          <w:szCs w:val="21"/>
-          <w:lang w:val="en-US" w:eastAsia="ru-RU"/>
-          <w14:ligatures w14:val="none"/>
-        </w:rPr>
-        <w:t>stroke-width</w:t>
-      </w:r>
-      <w:r>
-        <w:rPr>
-          <w:rFonts w:ascii="Consolas" w:eastAsia="Times New Roman" w:hAnsi="Consolas" w:cs="Times New Roman"/>
-          <w:color w:val="000000"/>
-          <w:kern w:val="0"/>
-          <w:sz w:val="21"/>
-          <w:szCs w:val="21"/>
-          <w:lang w:val="en-US" w:eastAsia="ru-RU"/>
-          <w14:ligatures w14:val="none"/>
-        </w:rPr>
-        <w:t>:2</w:t>
+      <w:proofErr w:type="gramEnd"/>
+      <w:r>
+        <w:rPr>
+          <w:rFonts w:ascii="Consolas" w:eastAsia="Times New Roman" w:hAnsi="Consolas" w:cs="Times New Roman"/>
+          <w:color w:val="A22889"/>
+          <w:kern w:val="0"/>
+          <w:sz w:val="21"/>
+          <w:szCs w:val="21"/>
+          <w:lang w:val="en-US" w:eastAsia="ru-RU"/>
+          <w14:ligatures w14:val="none"/>
+        </w:rPr>
+        <w:t>-width</w:t>
+      </w:r>
+      <w:r>
+        <w:rPr>
+          <w:rFonts w:ascii="Consolas" w:eastAsia="Times New Roman" w:hAnsi="Consolas" w:cs="Times New Roman"/>
+          <w:color w:val="000000"/>
+          <w:kern w:val="0"/>
+          <w:sz w:val="21"/>
+          <w:szCs w:val="21"/>
+          <w:lang w:val="en-US" w:eastAsia="ru-RU"/>
+          <w14:ligatures w14:val="none"/>
+        </w:rPr>
+        <w:t>:</w:t>
+      </w:r>
+      <w:proofErr w:type="gramStart"/>
+      <w:r>
+        <w:rPr>
+          <w:rFonts w:ascii="Consolas" w:eastAsia="Times New Roman" w:hAnsi="Consolas" w:cs="Times New Roman"/>
+          <w:color w:val="000000"/>
+          <w:kern w:val="0"/>
+          <w:sz w:val="21"/>
+          <w:szCs w:val="21"/>
+          <w:lang w:val="en-US" w:eastAsia="ru-RU"/>
+          <w14:ligatures w14:val="none"/>
+        </w:rPr>
+        <w:t>2</w:t>
       </w:r>
       <w:r>
         <w:rPr>
@@ -8289,6 +9172,7 @@
         </w:rPr>
         <w:t>;</w:t>
       </w:r>
+      <w:proofErr w:type="gramEnd"/>
     </w:p>
     <w:p>
       <w:pPr>
@@ -8378,18 +9262,68 @@
         <w:t>:#</w:t>
       </w:r>
       <w:proofErr w:type="spellStart"/>
+      <w:r>
+        <w:rPr>
+          <w:rFonts w:ascii="Consolas" w:eastAsia="Times New Roman" w:hAnsi="Consolas" w:cs="Times New Roman"/>
+          <w:color w:val="A22889"/>
+          <w:kern w:val="0"/>
+          <w:sz w:val="21"/>
+          <w:szCs w:val="21"/>
+          <w:lang w:val="en-US" w:eastAsia="ru-RU"/>
+          <w14:ligatures w14:val="none"/>
+        </w:rPr>
+        <w:t>fae</w:t>
+      </w:r>
+      <w:r>
+        <w:rPr>
+          <w:rFonts w:ascii="Consolas" w:eastAsia="Times New Roman" w:hAnsi="Consolas" w:cs="Times New Roman"/>
+          <w:color w:val="000000"/>
+          <w:kern w:val="0"/>
+          <w:sz w:val="21"/>
+          <w:szCs w:val="21"/>
+          <w:lang w:val="en-US" w:eastAsia="ru-RU"/>
+          <w14:ligatures w14:val="none"/>
+        </w:rPr>
+        <w:t>,</w:t>
+      </w:r>
+      <w:r>
+        <w:rPr>
+          <w:rFonts w:ascii="Consolas" w:eastAsia="Times New Roman" w:hAnsi="Consolas" w:cs="Times New Roman"/>
+          <w:color w:val="A22889"/>
+          <w:kern w:val="0"/>
+          <w:sz w:val="21"/>
+          <w:szCs w:val="21"/>
+          <w:lang w:val="en-US" w:eastAsia="ru-RU"/>
+          <w14:ligatures w14:val="none"/>
+        </w:rPr>
+        <w:t>stroke</w:t>
+      </w:r>
+      <w:proofErr w:type="spellEnd"/>
       <w:proofErr w:type="gramEnd"/>
       <w:r>
         <w:rPr>
           <w:rFonts w:ascii="Consolas" w:eastAsia="Times New Roman" w:hAnsi="Consolas" w:cs="Times New Roman"/>
-          <w:color w:val="A22889"/>
-          <w:kern w:val="0"/>
-          <w:sz w:val="21"/>
-          <w:szCs w:val="21"/>
-          <w:lang w:val="en-US" w:eastAsia="ru-RU"/>
-          <w14:ligatures w14:val="none"/>
-        </w:rPr>
-        <w:t>fae</w:t>
+          <w:color w:val="000000"/>
+          <w:kern w:val="0"/>
+          <w:sz w:val="21"/>
+          <w:szCs w:val="21"/>
+          <w:lang w:val="en-US" w:eastAsia="ru-RU"/>
+          <w14:ligatures w14:val="none"/>
+        </w:rPr>
+        <w:t>:#</w:t>
+      </w:r>
+      <w:proofErr w:type="gramStart"/>
+      <w:r>
+        <w:rPr>
+          <w:rFonts w:ascii="Consolas" w:eastAsia="Times New Roman" w:hAnsi="Consolas" w:cs="Times New Roman"/>
+          <w:color w:val="A22889"/>
+          <w:kern w:val="0"/>
+          <w:sz w:val="21"/>
+          <w:szCs w:val="21"/>
+          <w:lang w:val="en-US" w:eastAsia="ru-RU"/>
+          <w14:ligatures w14:val="none"/>
+        </w:rPr>
+        <w:t>bbb</w:t>
       </w:r>
       <w:r>
         <w:rPr>
@@ -8415,66 +9349,43 @@
         </w:rPr>
         <w:t>stroke</w:t>
       </w:r>
-      <w:proofErr w:type="spellEnd"/>
-      <w:r>
-        <w:rPr>
-          <w:rFonts w:ascii="Consolas" w:eastAsia="Times New Roman" w:hAnsi="Consolas" w:cs="Times New Roman"/>
-          <w:color w:val="000000"/>
-          <w:kern w:val="0"/>
-          <w:sz w:val="21"/>
-          <w:szCs w:val="21"/>
-          <w:lang w:val="en-US" w:eastAsia="ru-RU"/>
-          <w14:ligatures w14:val="none"/>
-        </w:rPr>
-        <w:t>:#</w:t>
-      </w:r>
-      <w:r>
-        <w:rPr>
-          <w:rFonts w:ascii="Consolas" w:eastAsia="Times New Roman" w:hAnsi="Consolas" w:cs="Times New Roman"/>
-          <w:color w:val="A22889"/>
-          <w:kern w:val="0"/>
-          <w:sz w:val="21"/>
-          <w:szCs w:val="21"/>
-          <w:lang w:val="en-US" w:eastAsia="ru-RU"/>
-          <w14:ligatures w14:val="none"/>
-        </w:rPr>
-        <w:t>bbb</w:t>
-      </w:r>
-      <w:r>
-        <w:rPr>
-          <w:rFonts w:ascii="Consolas" w:eastAsia="Times New Roman" w:hAnsi="Consolas" w:cs="Times New Roman"/>
-          <w:color w:val="000000"/>
-          <w:kern w:val="0"/>
-          <w:sz w:val="21"/>
-          <w:szCs w:val="21"/>
-          <w:lang w:val="en-US" w:eastAsia="ru-RU"/>
-          <w14:ligatures w14:val="none"/>
-        </w:rPr>
-        <w:t>,</w:t>
-      </w:r>
-      <w:r>
-        <w:rPr>
-          <w:rFonts w:ascii="Consolas" w:eastAsia="Times New Roman" w:hAnsi="Consolas" w:cs="Times New Roman"/>
-          <w:color w:val="A22889"/>
-          <w:kern w:val="0"/>
-          <w:sz w:val="21"/>
-          <w:szCs w:val="21"/>
-          <w:lang w:val="en-US" w:eastAsia="ru-RU"/>
-          <w14:ligatures w14:val="none"/>
-        </w:rPr>
-        <w:t>stroke-width</w:t>
-      </w:r>
-      <w:r>
-        <w:rPr>
-          <w:rFonts w:ascii="Consolas" w:eastAsia="Times New Roman" w:hAnsi="Consolas" w:cs="Times New Roman"/>
-          <w:color w:val="000000"/>
-          <w:kern w:val="0"/>
-          <w:sz w:val="21"/>
-          <w:szCs w:val="21"/>
-          <w:lang w:val="en-US" w:eastAsia="ru-RU"/>
-          <w14:ligatures w14:val="none"/>
-        </w:rPr>
-        <w:t>:2</w:t>
+      <w:proofErr w:type="gramEnd"/>
+      <w:r>
+        <w:rPr>
+          <w:rFonts w:ascii="Consolas" w:eastAsia="Times New Roman" w:hAnsi="Consolas" w:cs="Times New Roman"/>
+          <w:color w:val="A22889"/>
+          <w:kern w:val="0"/>
+          <w:sz w:val="21"/>
+          <w:szCs w:val="21"/>
+          <w:lang w:val="en-US" w:eastAsia="ru-RU"/>
+          <w14:ligatures w14:val="none"/>
+        </w:rPr>
+        <w:t>-width</w:t>
+      </w:r>
+      <w:r>
+        <w:rPr>
+          <w:rFonts w:ascii="Consolas" w:eastAsia="Times New Roman" w:hAnsi="Consolas" w:cs="Times New Roman"/>
+          <w:color w:val="000000"/>
+          <w:kern w:val="0"/>
+          <w:sz w:val="21"/>
+          <w:szCs w:val="21"/>
+          <w:lang w:val="en-US" w:eastAsia="ru-RU"/>
+          <w14:ligatures w14:val="none"/>
+        </w:rPr>
+        <w:t>:</w:t>
+      </w:r>
+      <w:proofErr w:type="gramStart"/>
+      <w:r>
+        <w:rPr>
+          <w:rFonts w:ascii="Consolas" w:eastAsia="Times New Roman" w:hAnsi="Consolas" w:cs="Times New Roman"/>
+          <w:color w:val="000000"/>
+          <w:kern w:val="0"/>
+          <w:sz w:val="21"/>
+          <w:szCs w:val="21"/>
+          <w:lang w:val="en-US" w:eastAsia="ru-RU"/>
+          <w14:ligatures w14:val="none"/>
+        </w:rPr>
+        <w:t>2</w:t>
       </w:r>
       <w:r>
         <w:rPr>
@@ -8500,6 +9411,7 @@
         </w:rPr>
         <w:t>;</w:t>
       </w:r>
+      <w:proofErr w:type="gramEnd"/>
     </w:p>
     <w:p>
       <w:pPr>
@@ -8589,30 +9501,68 @@
         <w:t>:#</w:t>
       </w:r>
       <w:proofErr w:type="spellStart"/>
+      <w:r>
+        <w:rPr>
+          <w:rFonts w:ascii="Consolas" w:eastAsia="Times New Roman" w:hAnsi="Consolas" w:cs="Times New Roman"/>
+          <w:color w:val="A22889"/>
+          <w:kern w:val="0"/>
+          <w:sz w:val="21"/>
+          <w:szCs w:val="21"/>
+          <w:lang w:val="en-US" w:eastAsia="ru-RU"/>
+          <w14:ligatures w14:val="none"/>
+        </w:rPr>
+        <w:t>ccc</w:t>
+      </w:r>
+      <w:r>
+        <w:rPr>
+          <w:rFonts w:ascii="Consolas" w:eastAsia="Times New Roman" w:hAnsi="Consolas" w:cs="Times New Roman"/>
+          <w:color w:val="000000"/>
+          <w:kern w:val="0"/>
+          <w:sz w:val="21"/>
+          <w:szCs w:val="21"/>
+          <w:lang w:val="en-US" w:eastAsia="ru-RU"/>
+          <w14:ligatures w14:val="none"/>
+        </w:rPr>
+        <w:t>,</w:t>
+      </w:r>
+      <w:r>
+        <w:rPr>
+          <w:rFonts w:ascii="Consolas" w:eastAsia="Times New Roman" w:hAnsi="Consolas" w:cs="Times New Roman"/>
+          <w:color w:val="A22889"/>
+          <w:kern w:val="0"/>
+          <w:sz w:val="21"/>
+          <w:szCs w:val="21"/>
+          <w:lang w:val="en-US" w:eastAsia="ru-RU"/>
+          <w14:ligatures w14:val="none"/>
+        </w:rPr>
+        <w:t>stroke</w:t>
+      </w:r>
+      <w:proofErr w:type="spellEnd"/>
       <w:proofErr w:type="gramEnd"/>
       <w:r>
         <w:rPr>
           <w:rFonts w:ascii="Consolas" w:eastAsia="Times New Roman" w:hAnsi="Consolas" w:cs="Times New Roman"/>
-          <w:color w:val="A22889"/>
-          <w:kern w:val="0"/>
-          <w:sz w:val="21"/>
-          <w:szCs w:val="21"/>
-          <w:lang w:val="en-US" w:eastAsia="ru-RU"/>
-          <w14:ligatures w14:val="none"/>
-        </w:rPr>
-        <w:t>ccc</w:t>
-      </w:r>
-      <w:r>
-        <w:rPr>
-          <w:rFonts w:ascii="Consolas" w:eastAsia="Times New Roman" w:hAnsi="Consolas" w:cs="Times New Roman"/>
-          <w:color w:val="000000"/>
-          <w:kern w:val="0"/>
-          <w:sz w:val="21"/>
-          <w:szCs w:val="21"/>
-          <w:lang w:val="en-US" w:eastAsia="ru-RU"/>
-          <w14:ligatures w14:val="none"/>
-        </w:rPr>
-        <w:t>,</w:t>
+          <w:color w:val="000000"/>
+          <w:kern w:val="0"/>
+          <w:sz w:val="21"/>
+          <w:szCs w:val="21"/>
+          <w:lang w:val="en-US" w:eastAsia="ru-RU"/>
+          <w14:ligatures w14:val="none"/>
+        </w:rPr>
+        <w:t>:#</w:t>
+      </w:r>
+      <w:proofErr w:type="gramStart"/>
+      <w:r>
+        <w:rPr>
+          <w:rFonts w:ascii="Consolas" w:eastAsia="Times New Roman" w:hAnsi="Consolas" w:cs="Times New Roman"/>
+          <w:color w:val="000000"/>
+          <w:kern w:val="0"/>
+          <w:sz w:val="21"/>
+          <w:szCs w:val="21"/>
+          <w:lang w:val="en-US" w:eastAsia="ru-RU"/>
+          <w14:ligatures w14:val="none"/>
+        </w:rPr>
+        <w:t>555,</w:t>
       </w:r>
       <w:r>
         <w:rPr>
@@ -8626,42 +9576,43 @@
         </w:rPr>
         <w:t>stroke</w:t>
       </w:r>
-      <w:proofErr w:type="spellEnd"/>
-      <w:r>
-        <w:rPr>
-          <w:rFonts w:ascii="Consolas" w:eastAsia="Times New Roman" w:hAnsi="Consolas" w:cs="Times New Roman"/>
-          <w:color w:val="000000"/>
-          <w:kern w:val="0"/>
-          <w:sz w:val="21"/>
-          <w:szCs w:val="21"/>
-          <w:lang w:val="en-US" w:eastAsia="ru-RU"/>
-          <w14:ligatures w14:val="none"/>
-        </w:rPr>
-        <w:t>:#555,</w:t>
-      </w:r>
-      <w:r>
-        <w:rPr>
-          <w:rFonts w:ascii="Consolas" w:eastAsia="Times New Roman" w:hAnsi="Consolas" w:cs="Times New Roman"/>
-          <w:color w:val="A22889"/>
-          <w:kern w:val="0"/>
-          <w:sz w:val="21"/>
-          <w:szCs w:val="21"/>
-          <w:lang w:val="en-US" w:eastAsia="ru-RU"/>
-          <w14:ligatures w14:val="none"/>
-        </w:rPr>
-        <w:t>stroke-width</w:t>
-      </w:r>
-      <w:r>
-        <w:rPr>
-          <w:rFonts w:ascii="Consolas" w:eastAsia="Times New Roman" w:hAnsi="Consolas" w:cs="Times New Roman"/>
-          <w:color w:val="000000"/>
-          <w:kern w:val="0"/>
-          <w:sz w:val="21"/>
-          <w:szCs w:val="21"/>
-          <w:lang w:val="en-US" w:eastAsia="ru-RU"/>
-          <w14:ligatures w14:val="none"/>
-        </w:rPr>
-        <w:t>:2</w:t>
+      <w:proofErr w:type="gramEnd"/>
+      <w:r>
+        <w:rPr>
+          <w:rFonts w:ascii="Consolas" w:eastAsia="Times New Roman" w:hAnsi="Consolas" w:cs="Times New Roman"/>
+          <w:color w:val="A22889"/>
+          <w:kern w:val="0"/>
+          <w:sz w:val="21"/>
+          <w:szCs w:val="21"/>
+          <w:lang w:val="en-US" w:eastAsia="ru-RU"/>
+          <w14:ligatures w14:val="none"/>
+        </w:rPr>
+        <w:t>-width</w:t>
+      </w:r>
+      <w:r>
+        <w:rPr>
+          <w:rFonts w:ascii="Consolas" w:eastAsia="Times New Roman" w:hAnsi="Consolas" w:cs="Times New Roman"/>
+          <w:color w:val="000000"/>
+          <w:kern w:val="0"/>
+          <w:sz w:val="21"/>
+          <w:szCs w:val="21"/>
+          <w:lang w:val="en-US" w:eastAsia="ru-RU"/>
+          <w14:ligatures w14:val="none"/>
+        </w:rPr>
+        <w:t>:</w:t>
+      </w:r>
+      <w:proofErr w:type="gramStart"/>
+      <w:r>
+        <w:rPr>
+          <w:rFonts w:ascii="Consolas" w:eastAsia="Times New Roman" w:hAnsi="Consolas" w:cs="Times New Roman"/>
+          <w:color w:val="000000"/>
+          <w:kern w:val="0"/>
+          <w:sz w:val="21"/>
+          <w:szCs w:val="21"/>
+          <w:lang w:val="en-US" w:eastAsia="ru-RU"/>
+          <w14:ligatures w14:val="none"/>
+        </w:rPr>
+        <w:t>2</w:t>
       </w:r>
       <w:r>
         <w:rPr>
@@ -8687,6 +9638,7 @@
         </w:rPr>
         <w:t>;</w:t>
       </w:r>
+      <w:proofErr w:type="gramEnd"/>
     </w:p>
     <w:p>
       <w:pPr>
@@ -8761,7 +9713,6 @@
           <w:rFonts w:ascii="Times New Roman" w:hAnsi="Times New Roman" w:cs="Times New Roman"/>
           <w:sz w:val="32"/>
           <w:szCs w:val="32"/>
-          <w:lang w:val="en-US"/>
         </w:rPr>
       </w:pPr>
       <w:r>
@@ -8771,6 +9722,61 @@
           <w:szCs w:val="32"/>
         </w:rPr>
         <w:t>Объединенный</w:t>
+      </w:r>
+      <w:r>
+        <w:rPr>
+          <w:rFonts w:ascii="Times New Roman" w:hAnsi="Times New Roman" w:cs="Times New Roman"/>
+          <w:sz w:val="32"/>
+          <w:szCs w:val="32"/>
+        </w:rPr>
+        <w:t xml:space="preserve"> </w:t>
+      </w:r>
+      <w:r>
+        <w:rPr>
+          <w:rFonts w:ascii="Times New Roman" w:hAnsi="Times New Roman" w:cs="Times New Roman"/>
+        </w:rPr>
+        <w:t>(</w:t>
+      </w:r>
+      <w:r>
+        <w:rPr>
+          <w:rFonts w:ascii="Times New Roman" w:hAnsi="Times New Roman" w:cs="Times New Roman"/>
+        </w:rPr>
+        <w:t>https://github.com/colan1ch/OPZHC_ASOIU/blob/main/sem4/graph</w:t>
+      </w:r>
+      <w:r>
+        <w:rPr>
+          <w:rFonts w:ascii="Times New Roman" w:hAnsi="Times New Roman" w:cs="Times New Roman"/>
+        </w:rPr>
+        <w:t>_</w:t>
+      </w:r>
+      <w:proofErr w:type="spellStart"/>
+      <w:r>
+        <w:rPr>
+          <w:rFonts w:ascii="Times New Roman" w:hAnsi="Times New Roman" w:cs="Times New Roman"/>
+          <w:lang w:val="en-US"/>
+        </w:rPr>
+        <w:t>uni</w:t>
+      </w:r>
+      <w:proofErr w:type="spellEnd"/>
+      <w:r>
+        <w:rPr>
+          <w:rFonts w:ascii="Times New Roman" w:hAnsi="Times New Roman" w:cs="Times New Roman"/>
+        </w:rPr>
+        <w:t>.</w:t>
+      </w:r>
+      <w:proofErr w:type="spellStart"/>
+      <w:r>
+        <w:rPr>
+          <w:rFonts w:ascii="Times New Roman" w:hAnsi="Times New Roman" w:cs="Times New Roman"/>
+        </w:rPr>
+        <w:t>md</w:t>
+      </w:r>
+      <w:proofErr w:type="spellEnd"/>
+      <w:r>
+        <w:rPr>
+          <w:rFonts w:ascii="Times New Roman" w:hAnsi="Times New Roman" w:cs="Times New Roman"/>
+        </w:rPr>
+        <w:t>)</w:t>
       </w:r>
     </w:p>
     <w:p>
@@ -9636,6 +10642,7 @@
         </w:rPr>
         <w:t>T</w:t>
       </w:r>
+      <w:proofErr w:type="gramStart"/>
       <w:r>
         <w:rPr>
           <w:rFonts w:ascii="Consolas" w:eastAsia="Times New Roman" w:hAnsi="Consolas" w:cs="Times New Roman"/>
@@ -9662,6 +10669,7 @@
         <w:t>:=</w:t>
       </w:r>
       <w:proofErr w:type="spellStart"/>
+      <w:proofErr w:type="gramEnd"/>
       <w:r>
         <w:rPr>
           <w:rFonts w:ascii="Consolas" w:eastAsia="Times New Roman" w:hAnsi="Consolas" w:cs="Times New Roman"/>
@@ -9869,9 +10877,23 @@
           <w:lang w:eastAsia="ru-RU"/>
           <w14:ligatures w14:val="none"/>
         </w:rPr>
-        <w:t>&gt;мастер:=</w:t>
+        <w:t>&gt;</w:t>
+      </w:r>
+      <w:proofErr w:type="gramStart"/>
+      <w:r>
+        <w:rPr>
+          <w:rFonts w:ascii="Consolas" w:eastAsia="Times New Roman" w:hAnsi="Consolas" w:cs="Times New Roman"/>
+          <w:color w:val="000000"/>
+          <w:kern w:val="0"/>
+          <w:sz w:val="21"/>
+          <w:szCs w:val="21"/>
+          <w:lang w:eastAsia="ru-RU"/>
+          <w14:ligatures w14:val="none"/>
+        </w:rPr>
+        <w:t>мастер:=</w:t>
       </w:r>
       <w:proofErr w:type="spellStart"/>
+      <w:proofErr w:type="gramEnd"/>
       <w:r>
         <w:rPr>
           <w:rFonts w:ascii="Consolas" w:eastAsia="Times New Roman" w:hAnsi="Consolas" w:cs="Times New Roman"/>
@@ -9936,6 +10958,7 @@
         </w:rPr>
         <w:t>T</w:t>
       </w:r>
+      <w:proofErr w:type="gramStart"/>
       <w:r>
         <w:rPr>
           <w:rFonts w:ascii="Consolas" w:eastAsia="Times New Roman" w:hAnsi="Consolas" w:cs="Times New Roman"/>
@@ -9962,6 +10985,7 @@
         <w:t>:=</w:t>
       </w:r>
       <w:proofErr w:type="spellStart"/>
+      <w:proofErr w:type="gramEnd"/>
       <w:r>
         <w:rPr>
           <w:rFonts w:ascii="Consolas" w:eastAsia="Times New Roman" w:hAnsi="Consolas" w:cs="Times New Roman"/>
@@ -10336,7 +11360,7 @@
           <w:kern w:val="0"/>
           <w:sz w:val="21"/>
           <w:szCs w:val="21"/>
-          <w:lang w:eastAsia="ru-RU"/>
+          <w:lang w:val="en-US" w:eastAsia="ru-RU"/>
           <w14:ligatures w14:val="none"/>
         </w:rPr>
       </w:pPr>
@@ -10359,7 +11383,7 @@
           <w:kern w:val="0"/>
           <w:sz w:val="21"/>
           <w:szCs w:val="21"/>
-          <w:lang w:eastAsia="ru-RU"/>
+          <w:lang w:val="en-US" w:eastAsia="ru-RU"/>
           <w14:ligatures w14:val="none"/>
         </w:rPr>
         <w:t>1</w:t>
@@ -10373,7 +11397,7 @@
           <w:kern w:val="0"/>
           <w:sz w:val="21"/>
           <w:szCs w:val="21"/>
-          <w:lang w:eastAsia="ru-RU"/>
+          <w:lang w:val="en-US" w:eastAsia="ru-RU"/>
           <w14:ligatures w14:val="none"/>
         </w:rPr>
         <w:t>(</w:t>
@@ -10385,7 +11409,7 @@
           <w:kern w:val="0"/>
           <w:sz w:val="21"/>
           <w:szCs w:val="21"/>
-          <w:lang w:eastAsia="ru-RU"/>
+          <w:lang w:val="en-US" w:eastAsia="ru-RU"/>
           <w14:ligatures w14:val="none"/>
         </w:rPr>
         <w:t>(</w:t>
@@ -10411,7 +11435,7 @@
           <w:kern w:val="0"/>
           <w:sz w:val="21"/>
           <w:szCs w:val="21"/>
-          <w:lang w:eastAsia="ru-RU"/>
+          <w:lang w:val="en-US" w:eastAsia="ru-RU"/>
           <w14:ligatures w14:val="none"/>
         </w:rPr>
         <w:t>)</w:t>
@@ -10423,7 +11447,7 @@
           <w:kern w:val="0"/>
           <w:sz w:val="21"/>
           <w:szCs w:val="21"/>
-          <w:lang w:eastAsia="ru-RU"/>
+          <w:lang w:val="en-US" w:eastAsia="ru-RU"/>
           <w14:ligatures w14:val="none"/>
         </w:rPr>
         <w:t xml:space="preserve">) </w:t>
@@ -10436,7 +11460,7 @@
           <w:kern w:val="0"/>
           <w:sz w:val="21"/>
           <w:szCs w:val="21"/>
-          <w:lang w:eastAsia="ru-RU"/>
+          <w:lang w:val="en-US" w:eastAsia="ru-RU"/>
           <w14:ligatures w14:val="none"/>
         </w:rPr>
         <w:t>-</w:t>
@@ -10448,7 +11472,7 @@
           <w:kern w:val="0"/>
           <w:sz w:val="21"/>
           <w:szCs w:val="21"/>
-          <w:lang w:eastAsia="ru-RU"/>
+          <w:lang w:val="en-US" w:eastAsia="ru-RU"/>
           <w14:ligatures w14:val="none"/>
         </w:rPr>
         <w:t>.</w:t>
@@ -10460,7 +11484,7 @@
           <w:kern w:val="0"/>
           <w:sz w:val="21"/>
           <w:szCs w:val="21"/>
-          <w:lang w:eastAsia="ru-RU"/>
+          <w:lang w:val="en-US" w:eastAsia="ru-RU"/>
           <w14:ligatures w14:val="none"/>
         </w:rPr>
         <w:t>-</w:t>
@@ -10473,7 +11497,7 @@
           <w:kern w:val="0"/>
           <w:sz w:val="21"/>
           <w:szCs w:val="21"/>
-          <w:lang w:eastAsia="ru-RU"/>
+          <w:lang w:val="en-US" w:eastAsia="ru-RU"/>
           <w14:ligatures w14:val="none"/>
         </w:rPr>
         <w:t xml:space="preserve">&gt; </w:t>
@@ -10497,7 +11521,7 @@
           <w:kern w:val="0"/>
           <w:sz w:val="21"/>
           <w:szCs w:val="21"/>
-          <w:lang w:eastAsia="ru-RU"/>
+          <w:lang w:val="en-US" w:eastAsia="ru-RU"/>
           <w14:ligatures w14:val="none"/>
         </w:rPr>
         <w:t>3</w:t>
@@ -10513,7 +11537,7 @@
           <w:kern w:val="0"/>
           <w:sz w:val="21"/>
           <w:szCs w:val="21"/>
-          <w:lang w:eastAsia="ru-RU"/>
+          <w:lang w:val="en-US" w:eastAsia="ru-RU"/>
           <w14:ligatures w14:val="none"/>
         </w:rPr>
       </w:pPr>
@@ -10536,7 +11560,7 @@
           <w:kern w:val="0"/>
           <w:sz w:val="21"/>
           <w:szCs w:val="21"/>
-          <w:lang w:eastAsia="ru-RU"/>
+          <w:lang w:val="en-US" w:eastAsia="ru-RU"/>
           <w14:ligatures w14:val="none"/>
         </w:rPr>
         <w:t>2</w:t>
@@ -10550,7 +11574,7 @@
           <w:kern w:val="0"/>
           <w:sz w:val="21"/>
           <w:szCs w:val="21"/>
-          <w:lang w:eastAsia="ru-RU"/>
+          <w:lang w:val="en-US" w:eastAsia="ru-RU"/>
           <w14:ligatures w14:val="none"/>
         </w:rPr>
         <w:t>(</w:t>
@@ -10562,7 +11586,7 @@
           <w:kern w:val="0"/>
           <w:sz w:val="21"/>
           <w:szCs w:val="21"/>
-          <w:lang w:eastAsia="ru-RU"/>
+          <w:lang w:val="en-US" w:eastAsia="ru-RU"/>
           <w14:ligatures w14:val="none"/>
         </w:rPr>
         <w:t>(</w:t>
@@ -10588,7 +11612,7 @@
           <w:kern w:val="0"/>
           <w:sz w:val="21"/>
           <w:szCs w:val="21"/>
-          <w:lang w:eastAsia="ru-RU"/>
+          <w:lang w:val="en-US" w:eastAsia="ru-RU"/>
           <w14:ligatures w14:val="none"/>
         </w:rPr>
         <w:t>)</w:t>
@@ -10600,7 +11624,7 @@
           <w:kern w:val="0"/>
           <w:sz w:val="21"/>
           <w:szCs w:val="21"/>
-          <w:lang w:eastAsia="ru-RU"/>
+          <w:lang w:val="en-US" w:eastAsia="ru-RU"/>
           <w14:ligatures w14:val="none"/>
         </w:rPr>
         <w:t xml:space="preserve">) </w:t>
@@ -10613,7 +11637,7 @@
           <w:kern w:val="0"/>
           <w:sz w:val="21"/>
           <w:szCs w:val="21"/>
-          <w:lang w:eastAsia="ru-RU"/>
+          <w:lang w:val="en-US" w:eastAsia="ru-RU"/>
           <w14:ligatures w14:val="none"/>
         </w:rPr>
         <w:t>-</w:t>
@@ -10625,7 +11649,7 @@
           <w:kern w:val="0"/>
           <w:sz w:val="21"/>
           <w:szCs w:val="21"/>
-          <w:lang w:eastAsia="ru-RU"/>
+          <w:lang w:val="en-US" w:eastAsia="ru-RU"/>
           <w14:ligatures w14:val="none"/>
         </w:rPr>
         <w:t>.</w:t>
@@ -10637,7 +11661,7 @@
           <w:kern w:val="0"/>
           <w:sz w:val="21"/>
           <w:szCs w:val="21"/>
-          <w:lang w:eastAsia="ru-RU"/>
+          <w:lang w:val="en-US" w:eastAsia="ru-RU"/>
           <w14:ligatures w14:val="none"/>
         </w:rPr>
         <w:t>-</w:t>
@@ -10650,7 +11674,7 @@
           <w:kern w:val="0"/>
           <w:sz w:val="21"/>
           <w:szCs w:val="21"/>
-          <w:lang w:eastAsia="ru-RU"/>
+          <w:lang w:val="en-US" w:eastAsia="ru-RU"/>
           <w14:ligatures w14:val="none"/>
         </w:rPr>
         <w:t xml:space="preserve">&gt; </w:t>
@@ -10674,7 +11698,7 @@
           <w:kern w:val="0"/>
           <w:sz w:val="21"/>
           <w:szCs w:val="21"/>
-          <w:lang w:eastAsia="ru-RU"/>
+          <w:lang w:val="en-US" w:eastAsia="ru-RU"/>
           <w14:ligatures w14:val="none"/>
         </w:rPr>
         <w:t>4</w:t>
@@ -10690,7 +11714,7 @@
           <w:kern w:val="0"/>
           <w:sz w:val="21"/>
           <w:szCs w:val="21"/>
-          <w:lang w:eastAsia="ru-RU"/>
+          <w:lang w:val="en-US" w:eastAsia="ru-RU"/>
           <w14:ligatures w14:val="none"/>
         </w:rPr>
       </w:pPr>
@@ -11246,7 +12270,7 @@
           <w:kern w:val="0"/>
           <w:sz w:val="21"/>
           <w:szCs w:val="21"/>
-          <w:lang w:val="en-US" w:eastAsia="ru-RU"/>
+          <w:lang w:eastAsia="ru-RU"/>
           <w14:ligatures w14:val="none"/>
         </w:rPr>
       </w:pPr>
@@ -11269,7 +12293,7 @@
           <w:kern w:val="0"/>
           <w:sz w:val="21"/>
           <w:szCs w:val="21"/>
-          <w:lang w:val="en-US" w:eastAsia="ru-RU"/>
+          <w:lang w:eastAsia="ru-RU"/>
           <w14:ligatures w14:val="none"/>
         </w:rPr>
         <w:t xml:space="preserve"> </w:t>
@@ -11284,16 +12308,28 @@
           <w:lang w:val="en-US" w:eastAsia="ru-RU"/>
           <w14:ligatures w14:val="none"/>
         </w:rPr>
-        <w:t>G2</w:t>
-      </w:r>
-      <w:r>
-        <w:rPr>
-          <w:rFonts w:ascii="Consolas" w:eastAsia="Times New Roman" w:hAnsi="Consolas" w:cs="Times New Roman"/>
-          <w:color w:val="000000"/>
-          <w:kern w:val="0"/>
-          <w:sz w:val="21"/>
-          <w:szCs w:val="21"/>
-          <w:lang w:val="en-US" w:eastAsia="ru-RU"/>
+        <w:t>G</w:t>
+      </w:r>
+      <w:r>
+        <w:rPr>
+          <w:rFonts w:ascii="Consolas" w:eastAsia="Times New Roman" w:hAnsi="Consolas" w:cs="Times New Roman"/>
+          <w:color w:val="A22889"/>
+          <w:kern w:val="0"/>
+          <w:sz w:val="21"/>
+          <w:szCs w:val="21"/>
+          <w:lang w:eastAsia="ru-RU"/>
+          <w14:ligatures w14:val="none"/>
+        </w:rPr>
+        <w:t>2</w:t>
+      </w:r>
+      <w:r>
+        <w:rPr>
+          <w:rFonts w:ascii="Consolas" w:eastAsia="Times New Roman" w:hAnsi="Consolas" w:cs="Times New Roman"/>
+          <w:color w:val="000000"/>
+          <w:kern w:val="0"/>
+          <w:sz w:val="21"/>
+          <w:szCs w:val="21"/>
+          <w:lang w:eastAsia="ru-RU"/>
           <w14:ligatures w14:val="none"/>
         </w:rPr>
         <w:t>["</w:t>
@@ -11317,7 +12353,7 @@
           <w:kern w:val="0"/>
           <w:sz w:val="21"/>
           <w:szCs w:val="21"/>
-          <w:lang w:val="en-US" w:eastAsia="ru-RU"/>
+          <w:lang w:eastAsia="ru-RU"/>
           <w14:ligatures w14:val="none"/>
         </w:rPr>
         <w:t xml:space="preserve"> </w:t>
@@ -11341,7 +12377,7 @@
           <w:kern w:val="0"/>
           <w:sz w:val="21"/>
           <w:szCs w:val="21"/>
-          <w:lang w:val="en-US" w:eastAsia="ru-RU"/>
+          <w:lang w:eastAsia="ru-RU"/>
           <w14:ligatures w14:val="none"/>
         </w:rPr>
         <w:t xml:space="preserve"> </w:t>
@@ -11365,7 +12401,7 @@
           <w:kern w:val="0"/>
           <w:sz w:val="21"/>
           <w:szCs w:val="21"/>
-          <w:lang w:val="en-US" w:eastAsia="ru-RU"/>
+          <w:lang w:eastAsia="ru-RU"/>
           <w14:ligatures w14:val="none"/>
         </w:rPr>
         <w:t>"]</w:t>
@@ -11447,7 +12483,7 @@
           <w:kern w:val="0"/>
           <w:sz w:val="21"/>
           <w:szCs w:val="21"/>
-          <w:lang w:eastAsia="ru-RU"/>
+          <w:lang w:val="en-US" w:eastAsia="ru-RU"/>
           <w14:ligatures w14:val="none"/>
         </w:rPr>
       </w:pPr>
@@ -11470,7 +12506,7 @@
           <w:kern w:val="0"/>
           <w:sz w:val="21"/>
           <w:szCs w:val="21"/>
-          <w:lang w:eastAsia="ru-RU"/>
+          <w:lang w:val="en-US" w:eastAsia="ru-RU"/>
           <w14:ligatures w14:val="none"/>
         </w:rPr>
         <w:t>[/</w:t>
@@ -11494,7 +12530,7 @@
           <w:kern w:val="0"/>
           <w:sz w:val="21"/>
           <w:szCs w:val="21"/>
-          <w:lang w:eastAsia="ru-RU"/>
+          <w:lang w:val="en-US" w:eastAsia="ru-RU"/>
           <w14:ligatures w14:val="none"/>
         </w:rPr>
         <w:t xml:space="preserve">/] </w:t>
@@ -11507,7 +12543,7 @@
           <w:kern w:val="0"/>
           <w:sz w:val="21"/>
           <w:szCs w:val="21"/>
-          <w:lang w:eastAsia="ru-RU"/>
+          <w:lang w:val="en-US" w:eastAsia="ru-RU"/>
           <w14:ligatures w14:val="none"/>
         </w:rPr>
         <w:t>-</w:t>
@@ -11519,7 +12555,7 @@
           <w:kern w:val="0"/>
           <w:sz w:val="21"/>
           <w:szCs w:val="21"/>
-          <w:lang w:eastAsia="ru-RU"/>
+          <w:lang w:val="en-US" w:eastAsia="ru-RU"/>
           <w14:ligatures w14:val="none"/>
         </w:rPr>
         <w:t>.</w:t>
@@ -11531,7 +12567,7 @@
           <w:kern w:val="0"/>
           <w:sz w:val="21"/>
           <w:szCs w:val="21"/>
-          <w:lang w:eastAsia="ru-RU"/>
+          <w:lang w:val="en-US" w:eastAsia="ru-RU"/>
           <w14:ligatures w14:val="none"/>
         </w:rPr>
         <w:t>-</w:t>
@@ -11544,7 +12580,7 @@
           <w:kern w:val="0"/>
           <w:sz w:val="21"/>
           <w:szCs w:val="21"/>
-          <w:lang w:eastAsia="ru-RU"/>
+          <w:lang w:val="en-US" w:eastAsia="ru-RU"/>
           <w14:ligatures w14:val="none"/>
         </w:rPr>
         <w:t xml:space="preserve">&gt; </w:t>
@@ -11568,7 +12604,7 @@
           <w:kern w:val="0"/>
           <w:sz w:val="21"/>
           <w:szCs w:val="21"/>
-          <w:lang w:eastAsia="ru-RU"/>
+          <w:lang w:val="en-US" w:eastAsia="ru-RU"/>
           <w14:ligatures w14:val="none"/>
         </w:rPr>
         <w:t>11</w:t>
@@ -11580,7 +12616,7 @@
           <w:kern w:val="0"/>
           <w:sz w:val="21"/>
           <w:szCs w:val="21"/>
-          <w:lang w:eastAsia="ru-RU"/>
+          <w:lang w:val="en-US" w:eastAsia="ru-RU"/>
           <w14:ligatures w14:val="none"/>
         </w:rPr>
         <w:t>["</w:t>
@@ -11604,7 +12640,7 @@
           <w:kern w:val="0"/>
           <w:sz w:val="21"/>
           <w:szCs w:val="21"/>
-          <w:lang w:eastAsia="ru-RU"/>
+          <w:lang w:val="en-US" w:eastAsia="ru-RU"/>
           <w14:ligatures w14:val="none"/>
         </w:rPr>
         <w:t>=</w:t>
@@ -11628,7 +12664,7 @@
           <w:kern w:val="0"/>
           <w:sz w:val="21"/>
           <w:szCs w:val="21"/>
-          <w:lang w:eastAsia="ru-RU"/>
+          <w:lang w:val="en-US" w:eastAsia="ru-RU"/>
           <w14:ligatures w14:val="none"/>
         </w:rPr>
         <w:t>"]</w:t>
@@ -11644,7 +12680,7 @@
           <w:kern w:val="0"/>
           <w:sz w:val="21"/>
           <w:szCs w:val="21"/>
-          <w:lang w:eastAsia="ru-RU"/>
+          <w:lang w:val="en-US" w:eastAsia="ru-RU"/>
           <w14:ligatures w14:val="none"/>
         </w:rPr>
       </w:pPr>
@@ -12278,7 +13314,7 @@
           <w:kern w:val="0"/>
           <w:sz w:val="21"/>
           <w:szCs w:val="21"/>
-          <w:lang w:eastAsia="ru-RU"/>
+          <w:lang w:val="en-US" w:eastAsia="ru-RU"/>
           <w14:ligatures w14:val="none"/>
         </w:rPr>
       </w:pPr>
@@ -12301,7 +13337,7 @@
           <w:kern w:val="0"/>
           <w:sz w:val="21"/>
           <w:szCs w:val="21"/>
-          <w:lang w:eastAsia="ru-RU"/>
+          <w:lang w:val="en-US" w:eastAsia="ru-RU"/>
           <w14:ligatures w14:val="none"/>
         </w:rPr>
         <w:t>14</w:t>
@@ -12313,7 +13349,7 @@
           <w:kern w:val="0"/>
           <w:sz w:val="21"/>
           <w:szCs w:val="21"/>
-          <w:lang w:eastAsia="ru-RU"/>
+          <w:lang w:val="en-US" w:eastAsia="ru-RU"/>
           <w14:ligatures w14:val="none"/>
         </w:rPr>
         <w:t xml:space="preserve"> ==&gt; </w:t>
@@ -12337,7 +13373,7 @@
           <w:kern w:val="0"/>
           <w:sz w:val="21"/>
           <w:szCs w:val="21"/>
-          <w:lang w:eastAsia="ru-RU"/>
+          <w:lang w:val="en-US" w:eastAsia="ru-RU"/>
           <w14:ligatures w14:val="none"/>
         </w:rPr>
         <w:t>17</w:t>
@@ -12349,7 +13385,7 @@
           <w:kern w:val="0"/>
           <w:sz w:val="21"/>
           <w:szCs w:val="21"/>
-          <w:lang w:eastAsia="ru-RU"/>
+          <w:lang w:val="en-US" w:eastAsia="ru-RU"/>
           <w14:ligatures w14:val="none"/>
         </w:rPr>
         <w:t>["</w:t>
@@ -12375,7 +13411,7 @@
           <w:kern w:val="0"/>
           <w:sz w:val="21"/>
           <w:szCs w:val="21"/>
-          <w:lang w:eastAsia="ru-RU"/>
+          <w:lang w:val="en-US" w:eastAsia="ru-RU"/>
           <w14:ligatures w14:val="none"/>
         </w:rPr>
         <w:t>=</w:t>
@@ -12401,7 +13437,7 @@
           <w:kern w:val="0"/>
           <w:sz w:val="21"/>
           <w:szCs w:val="21"/>
-          <w:lang w:eastAsia="ru-RU"/>
+          <w:lang w:val="en-US" w:eastAsia="ru-RU"/>
           <w14:ligatures w14:val="none"/>
         </w:rPr>
         <w:t>__</w:t>
@@ -12413,7 +13449,7 @@
           <w:kern w:val="0"/>
           <w:sz w:val="21"/>
           <w:szCs w:val="21"/>
-          <w:lang w:eastAsia="ru-RU"/>
+          <w:lang w:val="en-US" w:eastAsia="ru-RU"/>
           <w14:ligatures w14:val="none"/>
         </w:rPr>
         <w:t>"]</w:t>
@@ -12429,7 +13465,7 @@
           <w:kern w:val="0"/>
           <w:sz w:val="21"/>
           <w:szCs w:val="21"/>
-          <w:lang w:eastAsia="ru-RU"/>
+          <w:lang w:val="en-US" w:eastAsia="ru-RU"/>
           <w14:ligatures w14:val="none"/>
         </w:rPr>
       </w:pPr>
@@ -12444,7 +13480,7 @@
           <w:kern w:val="0"/>
           <w:sz w:val="21"/>
           <w:szCs w:val="21"/>
-          <w:lang w:eastAsia="ru-RU"/>
+          <w:lang w:val="en-US" w:eastAsia="ru-RU"/>
           <w14:ligatures w14:val="none"/>
         </w:rPr>
       </w:pPr>
@@ -12467,7 +13503,7 @@
           <w:kern w:val="0"/>
           <w:sz w:val="21"/>
           <w:szCs w:val="21"/>
-          <w:lang w:eastAsia="ru-RU"/>
+          <w:lang w:val="en-US" w:eastAsia="ru-RU"/>
           <w14:ligatures w14:val="none"/>
         </w:rPr>
         <w:t>2</w:t>
@@ -12479,7 +13515,7 @@
           <w:kern w:val="0"/>
           <w:sz w:val="21"/>
           <w:szCs w:val="21"/>
-          <w:lang w:eastAsia="ru-RU"/>
+          <w:lang w:val="en-US" w:eastAsia="ru-RU"/>
           <w14:ligatures w14:val="none"/>
         </w:rPr>
         <w:t xml:space="preserve"> </w:t>
@@ -12492,7 +13528,7 @@
           <w:kern w:val="0"/>
           <w:sz w:val="21"/>
           <w:szCs w:val="21"/>
-          <w:lang w:eastAsia="ru-RU"/>
+          <w:lang w:val="en-US" w:eastAsia="ru-RU"/>
           <w14:ligatures w14:val="none"/>
         </w:rPr>
         <w:t>-</w:t>
@@ -12504,7 +13540,7 @@
           <w:kern w:val="0"/>
           <w:sz w:val="21"/>
           <w:szCs w:val="21"/>
-          <w:lang w:eastAsia="ru-RU"/>
+          <w:lang w:val="en-US" w:eastAsia="ru-RU"/>
           <w14:ligatures w14:val="none"/>
         </w:rPr>
         <w:t>.</w:t>
@@ -12516,7 +13552,7 @@
           <w:kern w:val="0"/>
           <w:sz w:val="21"/>
           <w:szCs w:val="21"/>
-          <w:lang w:eastAsia="ru-RU"/>
+          <w:lang w:val="en-US" w:eastAsia="ru-RU"/>
           <w14:ligatures w14:val="none"/>
         </w:rPr>
         <w:t>-</w:t>
@@ -12529,7 +13565,7 @@
           <w:kern w:val="0"/>
           <w:sz w:val="21"/>
           <w:szCs w:val="21"/>
-          <w:lang w:eastAsia="ru-RU"/>
+          <w:lang w:val="en-US" w:eastAsia="ru-RU"/>
           <w14:ligatures w14:val="none"/>
         </w:rPr>
         <w:t xml:space="preserve">&gt; </w:t>
@@ -12553,7 +13589,7 @@
           <w:kern w:val="0"/>
           <w:sz w:val="21"/>
           <w:szCs w:val="21"/>
-          <w:lang w:eastAsia="ru-RU"/>
+          <w:lang w:val="en-US" w:eastAsia="ru-RU"/>
           <w14:ligatures w14:val="none"/>
         </w:rPr>
         <w:t>15</w:t>
@@ -12569,7 +13605,7 @@
           <w:kern w:val="0"/>
           <w:sz w:val="21"/>
           <w:szCs w:val="21"/>
-          <w:lang w:eastAsia="ru-RU"/>
+          <w:lang w:val="en-US" w:eastAsia="ru-RU"/>
           <w14:ligatures w14:val="none"/>
         </w:rPr>
       </w:pPr>
@@ -12933,7 +13969,7 @@
           <w:kern w:val="0"/>
           <w:sz w:val="21"/>
           <w:szCs w:val="21"/>
-          <w:lang w:val="en-US" w:eastAsia="ru-RU"/>
+          <w:lang w:eastAsia="ru-RU"/>
           <w14:ligatures w14:val="none"/>
         </w:rPr>
       </w:pPr>
@@ -12947,16 +13983,28 @@
           <w:lang w:val="en-US" w:eastAsia="ru-RU"/>
           <w14:ligatures w14:val="none"/>
         </w:rPr>
-        <w:t>h16</w:t>
-      </w:r>
-      <w:r>
-        <w:rPr>
-          <w:rFonts w:ascii="Consolas" w:eastAsia="Times New Roman" w:hAnsi="Consolas" w:cs="Times New Roman"/>
-          <w:color w:val="000000"/>
-          <w:kern w:val="0"/>
-          <w:sz w:val="21"/>
-          <w:szCs w:val="21"/>
-          <w:lang w:val="en-US" w:eastAsia="ru-RU"/>
+        <w:t>h</w:t>
+      </w:r>
+      <w:r>
+        <w:rPr>
+          <w:rFonts w:ascii="Consolas" w:eastAsia="Times New Roman" w:hAnsi="Consolas" w:cs="Times New Roman"/>
+          <w:color w:val="A22889"/>
+          <w:kern w:val="0"/>
+          <w:sz w:val="21"/>
+          <w:szCs w:val="21"/>
+          <w:lang w:eastAsia="ru-RU"/>
+          <w14:ligatures w14:val="none"/>
+        </w:rPr>
+        <w:t>16</w:t>
+      </w:r>
+      <w:r>
+        <w:rPr>
+          <w:rFonts w:ascii="Consolas" w:eastAsia="Times New Roman" w:hAnsi="Consolas" w:cs="Times New Roman"/>
+          <w:color w:val="000000"/>
+          <w:kern w:val="0"/>
+          <w:sz w:val="21"/>
+          <w:szCs w:val="21"/>
+          <w:lang w:eastAsia="ru-RU"/>
           <w14:ligatures w14:val="none"/>
         </w:rPr>
         <w:t xml:space="preserve"> </w:t>
@@ -12969,7 +14017,7 @@
           <w:kern w:val="0"/>
           <w:sz w:val="21"/>
           <w:szCs w:val="21"/>
-          <w:lang w:val="en-US" w:eastAsia="ru-RU"/>
+          <w:lang w:eastAsia="ru-RU"/>
           <w14:ligatures w14:val="none"/>
         </w:rPr>
         <w:t>-</w:t>
@@ -12981,7 +14029,7 @@
           <w:kern w:val="0"/>
           <w:sz w:val="21"/>
           <w:szCs w:val="21"/>
-          <w:lang w:val="en-US" w:eastAsia="ru-RU"/>
+          <w:lang w:eastAsia="ru-RU"/>
           <w14:ligatures w14:val="none"/>
         </w:rPr>
         <w:t>.</w:t>
@@ -12993,7 +14041,7 @@
           <w:kern w:val="0"/>
           <w:sz w:val="21"/>
           <w:szCs w:val="21"/>
-          <w:lang w:val="en-US" w:eastAsia="ru-RU"/>
+          <w:lang w:eastAsia="ru-RU"/>
           <w14:ligatures w14:val="none"/>
         </w:rPr>
         <w:t>-</w:t>
@@ -13006,7 +14054,7 @@
           <w:kern w:val="0"/>
           <w:sz w:val="21"/>
           <w:szCs w:val="21"/>
-          <w:lang w:val="en-US" w:eastAsia="ru-RU"/>
+          <w:lang w:eastAsia="ru-RU"/>
           <w14:ligatures w14:val="none"/>
         </w:rPr>
         <w:t xml:space="preserve">&gt; </w:t>
@@ -13021,7 +14069,19 @@
           <w:lang w:val="en-US" w:eastAsia="ru-RU"/>
           <w14:ligatures w14:val="none"/>
         </w:rPr>
-        <w:t>par4</w:t>
+        <w:t>par</w:t>
+      </w:r>
+      <w:r>
+        <w:rPr>
+          <w:rFonts w:ascii="Consolas" w:eastAsia="Times New Roman" w:hAnsi="Consolas" w:cs="Times New Roman"/>
+          <w:color w:val="A22889"/>
+          <w:kern w:val="0"/>
+          <w:sz w:val="21"/>
+          <w:szCs w:val="21"/>
+          <w:lang w:eastAsia="ru-RU"/>
+          <w14:ligatures w14:val="none"/>
+        </w:rPr>
+        <w:t>4</w:t>
       </w:r>
     </w:p>
     <w:p>
@@ -13034,7 +14094,7 @@
           <w:kern w:val="0"/>
           <w:sz w:val="21"/>
           <w:szCs w:val="21"/>
-          <w:lang w:val="en-US" w:eastAsia="ru-RU"/>
+          <w:lang w:eastAsia="ru-RU"/>
           <w14:ligatures w14:val="none"/>
         </w:rPr>
       </w:pPr>
@@ -13048,16 +14108,28 @@
           <w:lang w:val="en-US" w:eastAsia="ru-RU"/>
           <w14:ligatures w14:val="none"/>
         </w:rPr>
-        <w:t>h16</w:t>
-      </w:r>
-      <w:r>
-        <w:rPr>
-          <w:rFonts w:ascii="Consolas" w:eastAsia="Times New Roman" w:hAnsi="Consolas" w:cs="Times New Roman"/>
-          <w:color w:val="000000"/>
-          <w:kern w:val="0"/>
-          <w:sz w:val="21"/>
-          <w:szCs w:val="21"/>
-          <w:lang w:val="en-US" w:eastAsia="ru-RU"/>
+        <w:t>h</w:t>
+      </w:r>
+      <w:r>
+        <w:rPr>
+          <w:rFonts w:ascii="Consolas" w:eastAsia="Times New Roman" w:hAnsi="Consolas" w:cs="Times New Roman"/>
+          <w:color w:val="A22889"/>
+          <w:kern w:val="0"/>
+          <w:sz w:val="21"/>
+          <w:szCs w:val="21"/>
+          <w:lang w:eastAsia="ru-RU"/>
+          <w14:ligatures w14:val="none"/>
+        </w:rPr>
+        <w:t>16</w:t>
+      </w:r>
+      <w:r>
+        <w:rPr>
+          <w:rFonts w:ascii="Consolas" w:eastAsia="Times New Roman" w:hAnsi="Consolas" w:cs="Times New Roman"/>
+          <w:color w:val="000000"/>
+          <w:kern w:val="0"/>
+          <w:sz w:val="21"/>
+          <w:szCs w:val="21"/>
+          <w:lang w:eastAsia="ru-RU"/>
           <w14:ligatures w14:val="none"/>
         </w:rPr>
         <w:t xml:space="preserve"> ==&gt; </w:t>
@@ -13072,7 +14144,19 @@
           <w:lang w:val="en-US" w:eastAsia="ru-RU"/>
           <w14:ligatures w14:val="none"/>
         </w:rPr>
-        <w:t>h11</w:t>
+        <w:t>h</w:t>
+      </w:r>
+      <w:r>
+        <w:rPr>
+          <w:rFonts w:ascii="Consolas" w:eastAsia="Times New Roman" w:hAnsi="Consolas" w:cs="Times New Roman"/>
+          <w:color w:val="A22889"/>
+          <w:kern w:val="0"/>
+          <w:sz w:val="21"/>
+          <w:szCs w:val="21"/>
+          <w:lang w:eastAsia="ru-RU"/>
+          <w14:ligatures w14:val="none"/>
+        </w:rPr>
+        <w:t>11</w:t>
       </w:r>
     </w:p>
     <w:p>
@@ -13085,7 +14169,7 @@
           <w:kern w:val="0"/>
           <w:sz w:val="21"/>
           <w:szCs w:val="21"/>
-          <w:lang w:val="en-US" w:eastAsia="ru-RU"/>
+          <w:lang w:eastAsia="ru-RU"/>
           <w14:ligatures w14:val="none"/>
         </w:rPr>
       </w:pPr>
@@ -13100,7 +14184,7 @@
           <w:kern w:val="0"/>
           <w:sz w:val="21"/>
           <w:szCs w:val="21"/>
-          <w:lang w:val="en-US" w:eastAsia="ru-RU"/>
+          <w:lang w:eastAsia="ru-RU"/>
           <w14:ligatures w14:val="none"/>
         </w:rPr>
       </w:pPr>
@@ -13114,16 +14198,28 @@
           <w:lang w:val="en-US" w:eastAsia="ru-RU"/>
           <w14:ligatures w14:val="none"/>
         </w:rPr>
-        <w:t>h19</w:t>
-      </w:r>
-      <w:r>
-        <w:rPr>
-          <w:rFonts w:ascii="Consolas" w:eastAsia="Times New Roman" w:hAnsi="Consolas" w:cs="Times New Roman"/>
-          <w:color w:val="000000"/>
-          <w:kern w:val="0"/>
-          <w:sz w:val="21"/>
-          <w:szCs w:val="21"/>
-          <w:lang w:val="en-US" w:eastAsia="ru-RU"/>
+        <w:t>h</w:t>
+      </w:r>
+      <w:r>
+        <w:rPr>
+          <w:rFonts w:ascii="Consolas" w:eastAsia="Times New Roman" w:hAnsi="Consolas" w:cs="Times New Roman"/>
+          <w:color w:val="A22889"/>
+          <w:kern w:val="0"/>
+          <w:sz w:val="21"/>
+          <w:szCs w:val="21"/>
+          <w:lang w:eastAsia="ru-RU"/>
+          <w14:ligatures w14:val="none"/>
+        </w:rPr>
+        <w:t>19</w:t>
+      </w:r>
+      <w:r>
+        <w:rPr>
+          <w:rFonts w:ascii="Consolas" w:eastAsia="Times New Roman" w:hAnsi="Consolas" w:cs="Times New Roman"/>
+          <w:color w:val="000000"/>
+          <w:kern w:val="0"/>
+          <w:sz w:val="21"/>
+          <w:szCs w:val="21"/>
+          <w:lang w:eastAsia="ru-RU"/>
           <w14:ligatures w14:val="none"/>
         </w:rPr>
         <w:t>[/</w:t>
@@ -13149,7 +14245,7 @@
           <w:kern w:val="0"/>
           <w:sz w:val="21"/>
           <w:szCs w:val="21"/>
-          <w:lang w:val="en-US" w:eastAsia="ru-RU"/>
+          <w:lang w:eastAsia="ru-RU"/>
           <w14:ligatures w14:val="none"/>
         </w:rPr>
         <w:t xml:space="preserve"> = 9</w:t>
@@ -13173,7 +14269,7 @@
           <w:kern w:val="0"/>
           <w:sz w:val="21"/>
           <w:szCs w:val="21"/>
-          <w:lang w:val="en-US" w:eastAsia="ru-RU"/>
+          <w:lang w:eastAsia="ru-RU"/>
           <w14:ligatures w14:val="none"/>
         </w:rPr>
         <w:t>/]</w:t>
@@ -13189,7 +14285,7 @@
           <w:kern w:val="0"/>
           <w:sz w:val="21"/>
           <w:szCs w:val="21"/>
-          <w:lang w:val="en-US" w:eastAsia="ru-RU"/>
+          <w:lang w:eastAsia="ru-RU"/>
           <w14:ligatures w14:val="none"/>
         </w:rPr>
       </w:pPr>
@@ -13204,7 +14300,7 @@
           <w:kern w:val="0"/>
           <w:sz w:val="21"/>
           <w:szCs w:val="21"/>
-          <w:lang w:val="en-US" w:eastAsia="ru-RU"/>
+          <w:lang w:eastAsia="ru-RU"/>
           <w14:ligatures w14:val="none"/>
         </w:rPr>
       </w:pPr>
@@ -13231,7 +14327,7 @@
           <w:kern w:val="0"/>
           <w:sz w:val="21"/>
           <w:szCs w:val="21"/>
-          <w:lang w:val="en-US" w:eastAsia="ru-RU"/>
+          <w:lang w:eastAsia="ru-RU"/>
           <w14:ligatures w14:val="none"/>
         </w:rPr>
       </w:pPr>
@@ -13246,7 +14342,7 @@
           <w:kern w:val="0"/>
           <w:sz w:val="21"/>
           <w:szCs w:val="21"/>
-          <w:lang w:val="en-US" w:eastAsia="ru-RU"/>
+          <w:lang w:eastAsia="ru-RU"/>
           <w14:ligatures w14:val="none"/>
         </w:rPr>
       </w:pPr>
@@ -13269,7 +14365,7 @@
           <w:kern w:val="0"/>
           <w:sz w:val="21"/>
           <w:szCs w:val="21"/>
-          <w:lang w:val="en-US" w:eastAsia="ru-RU"/>
+          <w:lang w:eastAsia="ru-RU"/>
           <w14:ligatures w14:val="none"/>
         </w:rPr>
         <w:t xml:space="preserve"> </w:t>
@@ -13284,16 +14380,28 @@
           <w:lang w:val="en-US" w:eastAsia="ru-RU"/>
           <w14:ligatures w14:val="none"/>
         </w:rPr>
-        <w:t>par2</w:t>
-      </w:r>
-      <w:r>
-        <w:rPr>
-          <w:rFonts w:ascii="Consolas" w:eastAsia="Times New Roman" w:hAnsi="Consolas" w:cs="Times New Roman"/>
-          <w:color w:val="000000"/>
-          <w:kern w:val="0"/>
-          <w:sz w:val="21"/>
-          <w:szCs w:val="21"/>
-          <w:lang w:val="en-US" w:eastAsia="ru-RU"/>
+        <w:t>par</w:t>
+      </w:r>
+      <w:r>
+        <w:rPr>
+          <w:rFonts w:ascii="Consolas" w:eastAsia="Times New Roman" w:hAnsi="Consolas" w:cs="Times New Roman"/>
+          <w:color w:val="A22889"/>
+          <w:kern w:val="0"/>
+          <w:sz w:val="21"/>
+          <w:szCs w:val="21"/>
+          <w:lang w:eastAsia="ru-RU"/>
+          <w14:ligatures w14:val="none"/>
+        </w:rPr>
+        <w:t>2</w:t>
+      </w:r>
+      <w:r>
+        <w:rPr>
+          <w:rFonts w:ascii="Consolas" w:eastAsia="Times New Roman" w:hAnsi="Consolas" w:cs="Times New Roman"/>
+          <w:color w:val="000000"/>
+          <w:kern w:val="0"/>
+          <w:sz w:val="21"/>
+          <w:szCs w:val="21"/>
+          <w:lang w:eastAsia="ru-RU"/>
           <w14:ligatures w14:val="none"/>
         </w:rPr>
         <w:t xml:space="preserve"> </w:t>
@@ -13319,7 +14427,7 @@
           <w:kern w:val="0"/>
           <w:sz w:val="21"/>
           <w:szCs w:val="21"/>
-          <w:lang w:val="en-US" w:eastAsia="ru-RU"/>
+          <w:lang w:eastAsia="ru-RU"/>
           <w14:ligatures w14:val="none"/>
         </w:rPr>
         <w:t xml:space="preserve"> "</w:t>
@@ -13343,35 +14451,50 @@
           <w:kern w:val="0"/>
           <w:sz w:val="21"/>
           <w:szCs w:val="21"/>
-          <w:lang w:val="en-US" w:eastAsia="ru-RU"/>
+          <w:lang w:eastAsia="ru-RU"/>
           <w14:ligatures w14:val="none"/>
         </w:rPr>
         <w:t>://</w:t>
       </w:r>
-      <w:r>
-        <w:rPr>
-          <w:rFonts w:ascii="Consolas" w:eastAsia="Times New Roman" w:hAnsi="Consolas" w:cs="Times New Roman"/>
-          <w:color w:val="A22889"/>
-          <w:kern w:val="0"/>
-          <w:sz w:val="21"/>
-          <w:szCs w:val="21"/>
-          <w:lang w:val="en-US" w:eastAsia="ru-RU"/>
-          <w14:ligatures w14:val="none"/>
-        </w:rPr>
-        <w:t>iu5</w:t>
-      </w:r>
-      <w:r>
-        <w:rPr>
-          <w:rFonts w:ascii="Consolas" w:eastAsia="Times New Roman" w:hAnsi="Consolas" w:cs="Times New Roman"/>
-          <w:color w:val="000000"/>
-          <w:kern w:val="0"/>
-          <w:sz w:val="21"/>
-          <w:szCs w:val="21"/>
-          <w:lang w:val="en-US" w:eastAsia="ru-RU"/>
+      <w:proofErr w:type="spellStart"/>
+      <w:r>
+        <w:rPr>
+          <w:rFonts w:ascii="Consolas" w:eastAsia="Times New Roman" w:hAnsi="Consolas" w:cs="Times New Roman"/>
+          <w:color w:val="A22889"/>
+          <w:kern w:val="0"/>
+          <w:sz w:val="21"/>
+          <w:szCs w:val="21"/>
+          <w:lang w:val="en-US" w:eastAsia="ru-RU"/>
+          <w14:ligatures w14:val="none"/>
+        </w:rPr>
+        <w:t>iu</w:t>
+      </w:r>
+      <w:proofErr w:type="spellEnd"/>
+      <w:r>
+        <w:rPr>
+          <w:rFonts w:ascii="Consolas" w:eastAsia="Times New Roman" w:hAnsi="Consolas" w:cs="Times New Roman"/>
+          <w:color w:val="A22889"/>
+          <w:kern w:val="0"/>
+          <w:sz w:val="21"/>
+          <w:szCs w:val="21"/>
+          <w:lang w:eastAsia="ru-RU"/>
+          <w14:ligatures w14:val="none"/>
+        </w:rPr>
+        <w:t>5</w:t>
+      </w:r>
+      <w:r>
+        <w:rPr>
+          <w:rFonts w:ascii="Consolas" w:eastAsia="Times New Roman" w:hAnsi="Consolas" w:cs="Times New Roman"/>
+          <w:color w:val="000000"/>
+          <w:kern w:val="0"/>
+          <w:sz w:val="21"/>
+          <w:szCs w:val="21"/>
+          <w:lang w:eastAsia="ru-RU"/>
           <w14:ligatures w14:val="none"/>
         </w:rPr>
         <w:t>.</w:t>
       </w:r>
+      <w:proofErr w:type="spellStart"/>
       <w:r>
         <w:rPr>
           <w:rFonts w:ascii="Consolas" w:eastAsia="Times New Roman" w:hAnsi="Consolas" w:cs="Times New Roman"/>
@@ -13384,18 +14507,20 @@
         </w:rPr>
         <w:t>bmstu</w:t>
       </w:r>
-      <w:r>
-        <w:rPr>
-          <w:rFonts w:ascii="Consolas" w:eastAsia="Times New Roman" w:hAnsi="Consolas" w:cs="Times New Roman"/>
-          <w:color w:val="000000"/>
-          <w:kern w:val="0"/>
-          <w:sz w:val="21"/>
-          <w:szCs w:val="21"/>
-          <w:lang w:val="en-US" w:eastAsia="ru-RU"/>
+      <w:proofErr w:type="spellEnd"/>
+      <w:r>
+        <w:rPr>
+          <w:rFonts w:ascii="Consolas" w:eastAsia="Times New Roman" w:hAnsi="Consolas" w:cs="Times New Roman"/>
+          <w:color w:val="000000"/>
+          <w:kern w:val="0"/>
+          <w:sz w:val="21"/>
+          <w:szCs w:val="21"/>
+          <w:lang w:eastAsia="ru-RU"/>
           <w14:ligatures w14:val="none"/>
         </w:rPr>
         <w:t>.</w:t>
       </w:r>
+      <w:proofErr w:type="spellStart"/>
       <w:r>
         <w:rPr>
           <w:rFonts w:ascii="Consolas" w:eastAsia="Times New Roman" w:hAnsi="Consolas" w:cs="Times New Roman"/>
@@ -13408,14 +14533,15 @@
         </w:rPr>
         <w:t>ru</w:t>
       </w:r>
-      <w:r>
-        <w:rPr>
-          <w:rFonts w:ascii="Consolas" w:eastAsia="Times New Roman" w:hAnsi="Consolas" w:cs="Times New Roman"/>
-          <w:color w:val="000000"/>
-          <w:kern w:val="0"/>
-          <w:sz w:val="21"/>
-          <w:szCs w:val="21"/>
-          <w:lang w:val="en-US" w:eastAsia="ru-RU"/>
+      <w:proofErr w:type="spellEnd"/>
+      <w:r>
+        <w:rPr>
+          <w:rFonts w:ascii="Consolas" w:eastAsia="Times New Roman" w:hAnsi="Consolas" w:cs="Times New Roman"/>
+          <w:color w:val="000000"/>
+          <w:kern w:val="0"/>
+          <w:sz w:val="21"/>
+          <w:szCs w:val="21"/>
+          <w:lang w:eastAsia="ru-RU"/>
           <w14:ligatures w14:val="none"/>
         </w:rPr>
         <w:t>" "</w:t>
@@ -13439,7 +14565,7 @@
           <w:kern w:val="0"/>
           <w:sz w:val="21"/>
           <w:szCs w:val="21"/>
-          <w:lang w:val="en-US" w:eastAsia="ru-RU"/>
+          <w:lang w:eastAsia="ru-RU"/>
           <w14:ligatures w14:val="none"/>
         </w:rPr>
         <w:t xml:space="preserve"> </w:t>
@@ -13463,7 +14589,7 @@
           <w:kern w:val="0"/>
           <w:sz w:val="21"/>
           <w:szCs w:val="21"/>
-          <w:lang w:val="en-US" w:eastAsia="ru-RU"/>
+          <w:lang w:eastAsia="ru-RU"/>
           <w14:ligatures w14:val="none"/>
         </w:rPr>
         <w:t xml:space="preserve"> </w:t>
@@ -13487,7 +14613,7 @@
           <w:kern w:val="0"/>
           <w:sz w:val="21"/>
           <w:szCs w:val="21"/>
-          <w:lang w:val="en-US" w:eastAsia="ru-RU"/>
+          <w:lang w:eastAsia="ru-RU"/>
           <w14:ligatures w14:val="none"/>
         </w:rPr>
         <w:t xml:space="preserve">" </w:t>
@@ -13499,10 +14625,22 @@
           <w:kern w:val="0"/>
           <w:sz w:val="21"/>
           <w:szCs w:val="21"/>
-          <w:lang w:val="en-US" w:eastAsia="ru-RU"/>
-          <w14:ligatures w14:val="none"/>
-        </w:rPr>
-        <w:t>_blank</w:t>
+          <w:lang w:eastAsia="ru-RU"/>
+          <w14:ligatures w14:val="none"/>
+        </w:rPr>
+        <w:t>_</w:t>
+      </w:r>
+      <w:r>
+        <w:rPr>
+          <w:rFonts w:ascii="Consolas" w:eastAsia="Times New Roman" w:hAnsi="Consolas" w:cs="Times New Roman"/>
+          <w:color w:val="A22889"/>
+          <w:kern w:val="0"/>
+          <w:sz w:val="21"/>
+          <w:szCs w:val="21"/>
+          <w:lang w:val="en-US" w:eastAsia="ru-RU"/>
+          <w14:ligatures w14:val="none"/>
+        </w:rPr>
+        <w:t>blank</w:t>
       </w:r>
     </w:p>
     <w:p>
@@ -13515,7 +14653,7 @@
           <w:kern w:val="0"/>
           <w:sz w:val="21"/>
           <w:szCs w:val="21"/>
-          <w:lang w:val="en-US" w:eastAsia="ru-RU"/>
+          <w:lang w:eastAsia="ru-RU"/>
           <w14:ligatures w14:val="none"/>
         </w:rPr>
       </w:pPr>
@@ -13538,7 +14676,7 @@
           <w:kern w:val="0"/>
           <w:sz w:val="21"/>
           <w:szCs w:val="21"/>
-          <w:lang w:val="en-US" w:eastAsia="ru-RU"/>
+          <w:lang w:eastAsia="ru-RU"/>
           <w14:ligatures w14:val="none"/>
         </w:rPr>
         <w:t xml:space="preserve"> </w:t>
@@ -13553,16 +14691,28 @@
           <w:lang w:val="en-US" w:eastAsia="ru-RU"/>
           <w14:ligatures w14:val="none"/>
         </w:rPr>
-        <w:t>par4</w:t>
-      </w:r>
-      <w:r>
-        <w:rPr>
-          <w:rFonts w:ascii="Consolas" w:eastAsia="Times New Roman" w:hAnsi="Consolas" w:cs="Times New Roman"/>
-          <w:color w:val="000000"/>
-          <w:kern w:val="0"/>
-          <w:sz w:val="21"/>
-          <w:szCs w:val="21"/>
-          <w:lang w:val="en-US" w:eastAsia="ru-RU"/>
+        <w:t>par</w:t>
+      </w:r>
+      <w:r>
+        <w:rPr>
+          <w:rFonts w:ascii="Consolas" w:eastAsia="Times New Roman" w:hAnsi="Consolas" w:cs="Times New Roman"/>
+          <w:color w:val="A22889"/>
+          <w:kern w:val="0"/>
+          <w:sz w:val="21"/>
+          <w:szCs w:val="21"/>
+          <w:lang w:eastAsia="ru-RU"/>
+          <w14:ligatures w14:val="none"/>
+        </w:rPr>
+        <w:t>4</w:t>
+      </w:r>
+      <w:r>
+        <w:rPr>
+          <w:rFonts w:ascii="Consolas" w:eastAsia="Times New Roman" w:hAnsi="Consolas" w:cs="Times New Roman"/>
+          <w:color w:val="000000"/>
+          <w:kern w:val="0"/>
+          <w:sz w:val="21"/>
+          <w:szCs w:val="21"/>
+          <w:lang w:eastAsia="ru-RU"/>
           <w14:ligatures w14:val="none"/>
         </w:rPr>
         <w:t xml:space="preserve"> </w:t>
@@ -13588,7 +14738,7 @@
           <w:kern w:val="0"/>
           <w:sz w:val="21"/>
           <w:szCs w:val="21"/>
-          <w:lang w:val="en-US" w:eastAsia="ru-RU"/>
+          <w:lang w:eastAsia="ru-RU"/>
           <w14:ligatures w14:val="none"/>
         </w:rPr>
         <w:t xml:space="preserve"> "</w:t>
@@ -13612,35 +14762,50 @@
           <w:kern w:val="0"/>
           <w:sz w:val="21"/>
           <w:szCs w:val="21"/>
-          <w:lang w:val="en-US" w:eastAsia="ru-RU"/>
+          <w:lang w:eastAsia="ru-RU"/>
           <w14:ligatures w14:val="none"/>
         </w:rPr>
         <w:t>://</w:t>
       </w:r>
-      <w:r>
-        <w:rPr>
-          <w:rFonts w:ascii="Consolas" w:eastAsia="Times New Roman" w:hAnsi="Consolas" w:cs="Times New Roman"/>
-          <w:color w:val="A22889"/>
-          <w:kern w:val="0"/>
-          <w:sz w:val="21"/>
-          <w:szCs w:val="21"/>
-          <w:lang w:val="en-US" w:eastAsia="ru-RU"/>
-          <w14:ligatures w14:val="none"/>
-        </w:rPr>
-        <w:t>iu5</w:t>
-      </w:r>
-      <w:r>
-        <w:rPr>
-          <w:rFonts w:ascii="Consolas" w:eastAsia="Times New Roman" w:hAnsi="Consolas" w:cs="Times New Roman"/>
-          <w:color w:val="000000"/>
-          <w:kern w:val="0"/>
-          <w:sz w:val="21"/>
-          <w:szCs w:val="21"/>
-          <w:lang w:val="en-US" w:eastAsia="ru-RU"/>
+      <w:proofErr w:type="spellStart"/>
+      <w:r>
+        <w:rPr>
+          <w:rFonts w:ascii="Consolas" w:eastAsia="Times New Roman" w:hAnsi="Consolas" w:cs="Times New Roman"/>
+          <w:color w:val="A22889"/>
+          <w:kern w:val="0"/>
+          <w:sz w:val="21"/>
+          <w:szCs w:val="21"/>
+          <w:lang w:val="en-US" w:eastAsia="ru-RU"/>
+          <w14:ligatures w14:val="none"/>
+        </w:rPr>
+        <w:t>iu</w:t>
+      </w:r>
+      <w:proofErr w:type="spellEnd"/>
+      <w:r>
+        <w:rPr>
+          <w:rFonts w:ascii="Consolas" w:eastAsia="Times New Roman" w:hAnsi="Consolas" w:cs="Times New Roman"/>
+          <w:color w:val="A22889"/>
+          <w:kern w:val="0"/>
+          <w:sz w:val="21"/>
+          <w:szCs w:val="21"/>
+          <w:lang w:eastAsia="ru-RU"/>
+          <w14:ligatures w14:val="none"/>
+        </w:rPr>
+        <w:t>5</w:t>
+      </w:r>
+      <w:r>
+        <w:rPr>
+          <w:rFonts w:ascii="Consolas" w:eastAsia="Times New Roman" w:hAnsi="Consolas" w:cs="Times New Roman"/>
+          <w:color w:val="000000"/>
+          <w:kern w:val="0"/>
+          <w:sz w:val="21"/>
+          <w:szCs w:val="21"/>
+          <w:lang w:eastAsia="ru-RU"/>
           <w14:ligatures w14:val="none"/>
         </w:rPr>
         <w:t>.</w:t>
       </w:r>
+      <w:proofErr w:type="spellStart"/>
       <w:r>
         <w:rPr>
           <w:rFonts w:ascii="Consolas" w:eastAsia="Times New Roman" w:hAnsi="Consolas" w:cs="Times New Roman"/>
@@ -13653,18 +14818,20 @@
         </w:rPr>
         <w:t>bmstu</w:t>
       </w:r>
-      <w:r>
-        <w:rPr>
-          <w:rFonts w:ascii="Consolas" w:eastAsia="Times New Roman" w:hAnsi="Consolas" w:cs="Times New Roman"/>
-          <w:color w:val="000000"/>
-          <w:kern w:val="0"/>
-          <w:sz w:val="21"/>
-          <w:szCs w:val="21"/>
-          <w:lang w:val="en-US" w:eastAsia="ru-RU"/>
+      <w:proofErr w:type="spellEnd"/>
+      <w:r>
+        <w:rPr>
+          <w:rFonts w:ascii="Consolas" w:eastAsia="Times New Roman" w:hAnsi="Consolas" w:cs="Times New Roman"/>
+          <w:color w:val="000000"/>
+          <w:kern w:val="0"/>
+          <w:sz w:val="21"/>
+          <w:szCs w:val="21"/>
+          <w:lang w:eastAsia="ru-RU"/>
           <w14:ligatures w14:val="none"/>
         </w:rPr>
         <w:t>.</w:t>
       </w:r>
+      <w:proofErr w:type="spellStart"/>
       <w:r>
         <w:rPr>
           <w:rFonts w:ascii="Consolas" w:eastAsia="Times New Roman" w:hAnsi="Consolas" w:cs="Times New Roman"/>
@@ -13677,14 +14844,15 @@
         </w:rPr>
         <w:t>ru</w:t>
       </w:r>
-      <w:r>
-        <w:rPr>
-          <w:rFonts w:ascii="Consolas" w:eastAsia="Times New Roman" w:hAnsi="Consolas" w:cs="Times New Roman"/>
-          <w:color w:val="000000"/>
-          <w:kern w:val="0"/>
-          <w:sz w:val="21"/>
-          <w:szCs w:val="21"/>
-          <w:lang w:val="en-US" w:eastAsia="ru-RU"/>
+      <w:proofErr w:type="spellEnd"/>
+      <w:r>
+        <w:rPr>
+          <w:rFonts w:ascii="Consolas" w:eastAsia="Times New Roman" w:hAnsi="Consolas" w:cs="Times New Roman"/>
+          <w:color w:val="000000"/>
+          <w:kern w:val="0"/>
+          <w:sz w:val="21"/>
+          <w:szCs w:val="21"/>
+          <w:lang w:eastAsia="ru-RU"/>
           <w14:ligatures w14:val="none"/>
         </w:rPr>
         <w:t>" "</w:t>
@@ -13708,7 +14876,7 @@
           <w:kern w:val="0"/>
           <w:sz w:val="21"/>
           <w:szCs w:val="21"/>
-          <w:lang w:val="en-US" w:eastAsia="ru-RU"/>
+          <w:lang w:eastAsia="ru-RU"/>
           <w14:ligatures w14:val="none"/>
         </w:rPr>
         <w:t xml:space="preserve"> </w:t>
@@ -13732,7 +14900,7 @@
           <w:kern w:val="0"/>
           <w:sz w:val="21"/>
           <w:szCs w:val="21"/>
-          <w:lang w:val="en-US" w:eastAsia="ru-RU"/>
+          <w:lang w:eastAsia="ru-RU"/>
           <w14:ligatures w14:val="none"/>
         </w:rPr>
         <w:t xml:space="preserve">" </w:t>
@@ -13744,10 +14912,22 @@
           <w:kern w:val="0"/>
           <w:sz w:val="21"/>
           <w:szCs w:val="21"/>
-          <w:lang w:val="en-US" w:eastAsia="ru-RU"/>
-          <w14:ligatures w14:val="none"/>
-        </w:rPr>
-        <w:t>_blank</w:t>
+          <w:lang w:eastAsia="ru-RU"/>
+          <w14:ligatures w14:val="none"/>
+        </w:rPr>
+        <w:t>_</w:t>
+      </w:r>
+      <w:r>
+        <w:rPr>
+          <w:rFonts w:ascii="Consolas" w:eastAsia="Times New Roman" w:hAnsi="Consolas" w:cs="Times New Roman"/>
+          <w:color w:val="A22889"/>
+          <w:kern w:val="0"/>
+          <w:sz w:val="21"/>
+          <w:szCs w:val="21"/>
+          <w:lang w:val="en-US" w:eastAsia="ru-RU"/>
+          <w14:ligatures w14:val="none"/>
+        </w:rPr>
+        <w:t>blank</w:t>
       </w:r>
     </w:p>
     <w:p>
@@ -13760,7 +14940,7 @@
           <w:kern w:val="0"/>
           <w:sz w:val="21"/>
           <w:szCs w:val="21"/>
-          <w:lang w:val="en-US" w:eastAsia="ru-RU"/>
+          <w:lang w:eastAsia="ru-RU"/>
           <w14:ligatures w14:val="none"/>
         </w:rPr>
       </w:pPr>
@@ -13783,7 +14963,7 @@
           <w:kern w:val="0"/>
           <w:sz w:val="21"/>
           <w:szCs w:val="21"/>
-          <w:lang w:val="en-US" w:eastAsia="ru-RU"/>
+          <w:lang w:eastAsia="ru-RU"/>
           <w14:ligatures w14:val="none"/>
         </w:rPr>
         <w:t xml:space="preserve"> </w:t>
@@ -13798,16 +14978,28 @@
           <w:lang w:val="en-US" w:eastAsia="ru-RU"/>
           <w14:ligatures w14:val="none"/>
         </w:rPr>
-        <w:t>par1</w:t>
-      </w:r>
-      <w:r>
-        <w:rPr>
-          <w:rFonts w:ascii="Consolas" w:eastAsia="Times New Roman" w:hAnsi="Consolas" w:cs="Times New Roman"/>
-          <w:color w:val="000000"/>
-          <w:kern w:val="0"/>
-          <w:sz w:val="21"/>
-          <w:szCs w:val="21"/>
-          <w:lang w:val="en-US" w:eastAsia="ru-RU"/>
+        <w:t>par</w:t>
+      </w:r>
+      <w:r>
+        <w:rPr>
+          <w:rFonts w:ascii="Consolas" w:eastAsia="Times New Roman" w:hAnsi="Consolas" w:cs="Times New Roman"/>
+          <w:color w:val="A22889"/>
+          <w:kern w:val="0"/>
+          <w:sz w:val="21"/>
+          <w:szCs w:val="21"/>
+          <w:lang w:eastAsia="ru-RU"/>
+          <w14:ligatures w14:val="none"/>
+        </w:rPr>
+        <w:t>1</w:t>
+      </w:r>
+      <w:r>
+        <w:rPr>
+          <w:rFonts w:ascii="Consolas" w:eastAsia="Times New Roman" w:hAnsi="Consolas" w:cs="Times New Roman"/>
+          <w:color w:val="000000"/>
+          <w:kern w:val="0"/>
+          <w:sz w:val="21"/>
+          <w:szCs w:val="21"/>
+          <w:lang w:eastAsia="ru-RU"/>
           <w14:ligatures w14:val="none"/>
         </w:rPr>
         <w:t xml:space="preserve"> </w:t>
@@ -13833,7 +15025,7 @@
           <w:kern w:val="0"/>
           <w:sz w:val="21"/>
           <w:szCs w:val="21"/>
-          <w:lang w:val="en-US" w:eastAsia="ru-RU"/>
+          <w:lang w:eastAsia="ru-RU"/>
           <w14:ligatures w14:val="none"/>
         </w:rPr>
         <w:t xml:space="preserve"> "</w:t>
@@ -13857,35 +15049,50 @@
           <w:kern w:val="0"/>
           <w:sz w:val="21"/>
           <w:szCs w:val="21"/>
-          <w:lang w:val="en-US" w:eastAsia="ru-RU"/>
+          <w:lang w:eastAsia="ru-RU"/>
           <w14:ligatures w14:val="none"/>
         </w:rPr>
         <w:t>://</w:t>
       </w:r>
-      <w:r>
-        <w:rPr>
-          <w:rFonts w:ascii="Consolas" w:eastAsia="Times New Roman" w:hAnsi="Consolas" w:cs="Times New Roman"/>
-          <w:color w:val="A22889"/>
-          <w:kern w:val="0"/>
-          <w:sz w:val="21"/>
-          <w:szCs w:val="21"/>
-          <w:lang w:val="en-US" w:eastAsia="ru-RU"/>
-          <w14:ligatures w14:val="none"/>
-        </w:rPr>
-        <w:t>iu5</w:t>
-      </w:r>
-      <w:r>
-        <w:rPr>
-          <w:rFonts w:ascii="Consolas" w:eastAsia="Times New Roman" w:hAnsi="Consolas" w:cs="Times New Roman"/>
-          <w:color w:val="000000"/>
-          <w:kern w:val="0"/>
-          <w:sz w:val="21"/>
-          <w:szCs w:val="21"/>
-          <w:lang w:val="en-US" w:eastAsia="ru-RU"/>
+      <w:proofErr w:type="spellStart"/>
+      <w:r>
+        <w:rPr>
+          <w:rFonts w:ascii="Consolas" w:eastAsia="Times New Roman" w:hAnsi="Consolas" w:cs="Times New Roman"/>
+          <w:color w:val="A22889"/>
+          <w:kern w:val="0"/>
+          <w:sz w:val="21"/>
+          <w:szCs w:val="21"/>
+          <w:lang w:val="en-US" w:eastAsia="ru-RU"/>
+          <w14:ligatures w14:val="none"/>
+        </w:rPr>
+        <w:t>iu</w:t>
+      </w:r>
+      <w:proofErr w:type="spellEnd"/>
+      <w:r>
+        <w:rPr>
+          <w:rFonts w:ascii="Consolas" w:eastAsia="Times New Roman" w:hAnsi="Consolas" w:cs="Times New Roman"/>
+          <w:color w:val="A22889"/>
+          <w:kern w:val="0"/>
+          <w:sz w:val="21"/>
+          <w:szCs w:val="21"/>
+          <w:lang w:eastAsia="ru-RU"/>
+          <w14:ligatures w14:val="none"/>
+        </w:rPr>
+        <w:t>5</w:t>
+      </w:r>
+      <w:r>
+        <w:rPr>
+          <w:rFonts w:ascii="Consolas" w:eastAsia="Times New Roman" w:hAnsi="Consolas" w:cs="Times New Roman"/>
+          <w:color w:val="000000"/>
+          <w:kern w:val="0"/>
+          <w:sz w:val="21"/>
+          <w:szCs w:val="21"/>
+          <w:lang w:eastAsia="ru-RU"/>
           <w14:ligatures w14:val="none"/>
         </w:rPr>
         <w:t>.</w:t>
       </w:r>
+      <w:proofErr w:type="spellStart"/>
       <w:r>
         <w:rPr>
           <w:rFonts w:ascii="Consolas" w:eastAsia="Times New Roman" w:hAnsi="Consolas" w:cs="Times New Roman"/>
@@ -13898,18 +15105,20 @@
         </w:rPr>
         <w:t>bmstu</w:t>
       </w:r>
-      <w:r>
-        <w:rPr>
-          <w:rFonts w:ascii="Consolas" w:eastAsia="Times New Roman" w:hAnsi="Consolas" w:cs="Times New Roman"/>
-          <w:color w:val="000000"/>
-          <w:kern w:val="0"/>
-          <w:sz w:val="21"/>
-          <w:szCs w:val="21"/>
-          <w:lang w:val="en-US" w:eastAsia="ru-RU"/>
+      <w:proofErr w:type="spellEnd"/>
+      <w:r>
+        <w:rPr>
+          <w:rFonts w:ascii="Consolas" w:eastAsia="Times New Roman" w:hAnsi="Consolas" w:cs="Times New Roman"/>
+          <w:color w:val="000000"/>
+          <w:kern w:val="0"/>
+          <w:sz w:val="21"/>
+          <w:szCs w:val="21"/>
+          <w:lang w:eastAsia="ru-RU"/>
           <w14:ligatures w14:val="none"/>
         </w:rPr>
         <w:t>.</w:t>
       </w:r>
+      <w:proofErr w:type="spellStart"/>
       <w:r>
         <w:rPr>
           <w:rFonts w:ascii="Consolas" w:eastAsia="Times New Roman" w:hAnsi="Consolas" w:cs="Times New Roman"/>
@@ -13922,14 +15131,15 @@
         </w:rPr>
         <w:t>ru</w:t>
       </w:r>
-      <w:r>
-        <w:rPr>
-          <w:rFonts w:ascii="Consolas" w:eastAsia="Times New Roman" w:hAnsi="Consolas" w:cs="Times New Roman"/>
-          <w:color w:val="000000"/>
-          <w:kern w:val="0"/>
-          <w:sz w:val="21"/>
-          <w:szCs w:val="21"/>
-          <w:lang w:val="en-US" w:eastAsia="ru-RU"/>
+      <w:proofErr w:type="spellEnd"/>
+      <w:r>
+        <w:rPr>
+          <w:rFonts w:ascii="Consolas" w:eastAsia="Times New Roman" w:hAnsi="Consolas" w:cs="Times New Roman"/>
+          <w:color w:val="000000"/>
+          <w:kern w:val="0"/>
+          <w:sz w:val="21"/>
+          <w:szCs w:val="21"/>
+          <w:lang w:eastAsia="ru-RU"/>
           <w14:ligatures w14:val="none"/>
         </w:rPr>
         <w:t>" "</w:t>
@@ -13953,7 +15163,7 @@
           <w:kern w:val="0"/>
           <w:sz w:val="21"/>
           <w:szCs w:val="21"/>
-          <w:lang w:val="en-US" w:eastAsia="ru-RU"/>
+          <w:lang w:eastAsia="ru-RU"/>
           <w14:ligatures w14:val="none"/>
         </w:rPr>
         <w:t xml:space="preserve"> </w:t>
@@ -13977,7 +15187,7 @@
           <w:kern w:val="0"/>
           <w:sz w:val="21"/>
           <w:szCs w:val="21"/>
-          <w:lang w:val="en-US" w:eastAsia="ru-RU"/>
+          <w:lang w:eastAsia="ru-RU"/>
           <w14:ligatures w14:val="none"/>
         </w:rPr>
         <w:t xml:space="preserve">" </w:t>
@@ -13989,10 +15199,22 @@
           <w:kern w:val="0"/>
           <w:sz w:val="21"/>
           <w:szCs w:val="21"/>
-          <w:lang w:val="en-US" w:eastAsia="ru-RU"/>
-          <w14:ligatures w14:val="none"/>
-        </w:rPr>
-        <w:t>_blank</w:t>
+          <w:lang w:eastAsia="ru-RU"/>
+          <w14:ligatures w14:val="none"/>
+        </w:rPr>
+        <w:t>_</w:t>
+      </w:r>
+      <w:r>
+        <w:rPr>
+          <w:rFonts w:ascii="Consolas" w:eastAsia="Times New Roman" w:hAnsi="Consolas" w:cs="Times New Roman"/>
+          <w:color w:val="A22889"/>
+          <w:kern w:val="0"/>
+          <w:sz w:val="21"/>
+          <w:szCs w:val="21"/>
+          <w:lang w:val="en-US" w:eastAsia="ru-RU"/>
+          <w14:ligatures w14:val="none"/>
+        </w:rPr>
+        <w:t>blank</w:t>
       </w:r>
     </w:p>
     <w:p>
@@ -14005,7 +15227,7 @@
           <w:kern w:val="0"/>
           <w:sz w:val="21"/>
           <w:szCs w:val="21"/>
-          <w:lang w:val="en-US" w:eastAsia="ru-RU"/>
+          <w:lang w:eastAsia="ru-RU"/>
           <w14:ligatures w14:val="none"/>
         </w:rPr>
       </w:pPr>
@@ -14016,7 +15238,7 @@
           <w:kern w:val="0"/>
           <w:sz w:val="21"/>
           <w:szCs w:val="21"/>
-          <w:lang w:val="en-US" w:eastAsia="ru-RU"/>
+          <w:lang w:eastAsia="ru-RU"/>
           <w14:ligatures w14:val="none"/>
         </w:rPr>
         <w:br/>
@@ -14636,7 +15858,6 @@
           <w14:ligatures w14:val="none"/>
         </w:rPr>
       </w:pPr>
-      <w:proofErr w:type="spellStart"/>
       <w:r>
         <w:rPr>
           <w:rFonts w:ascii="Consolas" w:eastAsia="Times New Roman" w:hAnsi="Consolas" w:cs="Times New Roman"/>
@@ -14649,7 +15870,6 @@
         </w:rPr>
         <w:t>Ini</w:t>
       </w:r>
-      <w:proofErr w:type="spellEnd"/>
       <w:proofErr w:type="gramStart"/>
       <w:r>
         <w:rPr>
@@ -14736,6 +15956,7 @@
         </w:rPr>
         <w:t>: "</w:t>
       </w:r>
+      <w:proofErr w:type="gramStart"/>
       <w:r>
         <w:rPr>
           <w:rFonts w:ascii="Consolas" w:eastAsia="Times New Roman" w:hAnsi="Consolas" w:cs="Times New Roman"/>
@@ -14758,8 +15979,22 @@
           <w:lang w:val="en-US" w:eastAsia="ru-RU"/>
           <w14:ligatures w14:val="none"/>
         </w:rPr>
-        <w:t xml:space="preserve">::"} </w:t>
-      </w:r>
+        <w:t>::</w:t>
+      </w:r>
+      <w:proofErr w:type="gramEnd"/>
+      <w:r>
+        <w:rPr>
+          <w:rFonts w:ascii="Consolas" w:eastAsia="Times New Roman" w:hAnsi="Consolas" w:cs="Times New Roman"/>
+          <w:color w:val="000000"/>
+          <w:kern w:val="0"/>
+          <w:sz w:val="21"/>
+          <w:szCs w:val="21"/>
+          <w:lang w:val="en-US" w:eastAsia="ru-RU"/>
+          <w14:ligatures w14:val="none"/>
+        </w:rPr>
+        <w:t xml:space="preserve">"} </w:t>
+      </w:r>
+      <w:proofErr w:type="gramStart"/>
       <w:r>
         <w:rPr>
           <w:rFonts w:ascii="Consolas" w:eastAsia="Times New Roman" w:hAnsi="Consolas" w:cs="Times New Roman"/>
@@ -14796,6 +16031,7 @@
         </w:rPr>
         <w:t>-</w:t>
       </w:r>
+      <w:proofErr w:type="gramEnd"/>
       <w:r>
         <w:rPr>
           <w:rFonts w:ascii="Consolas" w:eastAsia="Times New Roman" w:hAnsi="Consolas" w:cs="Times New Roman"/>
@@ -14935,6 +16171,7 @@
         </w:rPr>
         <w:t>: "</w:t>
       </w:r>
+      <w:proofErr w:type="gramStart"/>
       <w:r>
         <w:rPr>
           <w:rFonts w:ascii="Consolas" w:eastAsia="Times New Roman" w:hAnsi="Consolas" w:cs="Times New Roman"/>
@@ -14959,6 +16196,7 @@
         </w:rPr>
         <w:t>::</w:t>
       </w:r>
+      <w:proofErr w:type="gramEnd"/>
       <w:r>
         <w:rPr>
           <w:rFonts w:ascii="Consolas" w:eastAsia="Times New Roman" w:hAnsi="Consolas" w:cs="Times New Roman"/>
@@ -15164,30 +16402,68 @@
         <w:t>:#</w:t>
       </w:r>
       <w:proofErr w:type="spellStart"/>
+      <w:r>
+        <w:rPr>
+          <w:rFonts w:ascii="Consolas" w:eastAsia="Times New Roman" w:hAnsi="Consolas" w:cs="Times New Roman"/>
+          <w:color w:val="A22889"/>
+          <w:kern w:val="0"/>
+          <w:sz w:val="21"/>
+          <w:szCs w:val="21"/>
+          <w:lang w:val="en-US" w:eastAsia="ru-RU"/>
+          <w14:ligatures w14:val="none"/>
+        </w:rPr>
+        <w:t>eda</w:t>
+      </w:r>
+      <w:r>
+        <w:rPr>
+          <w:rFonts w:ascii="Consolas" w:eastAsia="Times New Roman" w:hAnsi="Consolas" w:cs="Times New Roman"/>
+          <w:color w:val="000000"/>
+          <w:kern w:val="0"/>
+          <w:sz w:val="21"/>
+          <w:szCs w:val="21"/>
+          <w:lang w:val="en-US" w:eastAsia="ru-RU"/>
+          <w14:ligatures w14:val="none"/>
+        </w:rPr>
+        <w:t>,</w:t>
+      </w:r>
+      <w:r>
+        <w:rPr>
+          <w:rFonts w:ascii="Consolas" w:eastAsia="Times New Roman" w:hAnsi="Consolas" w:cs="Times New Roman"/>
+          <w:color w:val="A22889"/>
+          <w:kern w:val="0"/>
+          <w:sz w:val="21"/>
+          <w:szCs w:val="21"/>
+          <w:lang w:val="en-US" w:eastAsia="ru-RU"/>
+          <w14:ligatures w14:val="none"/>
+        </w:rPr>
+        <w:t>stroke</w:t>
+      </w:r>
+      <w:proofErr w:type="spellEnd"/>
       <w:proofErr w:type="gramEnd"/>
       <w:r>
         <w:rPr>
           <w:rFonts w:ascii="Consolas" w:eastAsia="Times New Roman" w:hAnsi="Consolas" w:cs="Times New Roman"/>
-          <w:color w:val="A22889"/>
-          <w:kern w:val="0"/>
-          <w:sz w:val="21"/>
-          <w:szCs w:val="21"/>
-          <w:lang w:val="en-US" w:eastAsia="ru-RU"/>
-          <w14:ligatures w14:val="none"/>
-        </w:rPr>
-        <w:t>eda</w:t>
-      </w:r>
-      <w:r>
-        <w:rPr>
-          <w:rFonts w:ascii="Consolas" w:eastAsia="Times New Roman" w:hAnsi="Consolas" w:cs="Times New Roman"/>
-          <w:color w:val="000000"/>
-          <w:kern w:val="0"/>
-          <w:sz w:val="21"/>
-          <w:szCs w:val="21"/>
-          <w:lang w:val="en-US" w:eastAsia="ru-RU"/>
-          <w14:ligatures w14:val="none"/>
-        </w:rPr>
-        <w:t>,</w:t>
+          <w:color w:val="000000"/>
+          <w:kern w:val="0"/>
+          <w:sz w:val="21"/>
+          <w:szCs w:val="21"/>
+          <w:lang w:val="en-US" w:eastAsia="ru-RU"/>
+          <w14:ligatures w14:val="none"/>
+        </w:rPr>
+        <w:t>:#</w:t>
+      </w:r>
+      <w:proofErr w:type="gramStart"/>
+      <w:r>
+        <w:rPr>
+          <w:rFonts w:ascii="Consolas" w:eastAsia="Times New Roman" w:hAnsi="Consolas" w:cs="Times New Roman"/>
+          <w:color w:val="000000"/>
+          <w:kern w:val="0"/>
+          <w:sz w:val="21"/>
+          <w:szCs w:val="21"/>
+          <w:lang w:val="en-US" w:eastAsia="ru-RU"/>
+          <w14:ligatures w14:val="none"/>
+        </w:rPr>
+        <w:t>333,</w:t>
       </w:r>
       <w:r>
         <w:rPr>
@@ -15201,42 +16477,43 @@
         </w:rPr>
         <w:t>stroke</w:t>
       </w:r>
-      <w:proofErr w:type="spellEnd"/>
-      <w:r>
-        <w:rPr>
-          <w:rFonts w:ascii="Consolas" w:eastAsia="Times New Roman" w:hAnsi="Consolas" w:cs="Times New Roman"/>
-          <w:color w:val="000000"/>
-          <w:kern w:val="0"/>
-          <w:sz w:val="21"/>
-          <w:szCs w:val="21"/>
-          <w:lang w:val="en-US" w:eastAsia="ru-RU"/>
-          <w14:ligatures w14:val="none"/>
-        </w:rPr>
-        <w:t>:#333,</w:t>
-      </w:r>
-      <w:r>
-        <w:rPr>
-          <w:rFonts w:ascii="Consolas" w:eastAsia="Times New Roman" w:hAnsi="Consolas" w:cs="Times New Roman"/>
-          <w:color w:val="A22889"/>
-          <w:kern w:val="0"/>
-          <w:sz w:val="21"/>
-          <w:szCs w:val="21"/>
-          <w:lang w:val="en-US" w:eastAsia="ru-RU"/>
-          <w14:ligatures w14:val="none"/>
-        </w:rPr>
-        <w:t>stroke-width</w:t>
-      </w:r>
-      <w:r>
-        <w:rPr>
-          <w:rFonts w:ascii="Consolas" w:eastAsia="Times New Roman" w:hAnsi="Consolas" w:cs="Times New Roman"/>
-          <w:color w:val="000000"/>
-          <w:kern w:val="0"/>
-          <w:sz w:val="21"/>
-          <w:szCs w:val="21"/>
-          <w:lang w:val="en-US" w:eastAsia="ru-RU"/>
-          <w14:ligatures w14:val="none"/>
-        </w:rPr>
-        <w:t>:1</w:t>
+      <w:proofErr w:type="gramEnd"/>
+      <w:r>
+        <w:rPr>
+          <w:rFonts w:ascii="Consolas" w:eastAsia="Times New Roman" w:hAnsi="Consolas" w:cs="Times New Roman"/>
+          <w:color w:val="A22889"/>
+          <w:kern w:val="0"/>
+          <w:sz w:val="21"/>
+          <w:szCs w:val="21"/>
+          <w:lang w:val="en-US" w:eastAsia="ru-RU"/>
+          <w14:ligatures w14:val="none"/>
+        </w:rPr>
+        <w:t>-width</w:t>
+      </w:r>
+      <w:r>
+        <w:rPr>
+          <w:rFonts w:ascii="Consolas" w:eastAsia="Times New Roman" w:hAnsi="Consolas" w:cs="Times New Roman"/>
+          <w:color w:val="000000"/>
+          <w:kern w:val="0"/>
+          <w:sz w:val="21"/>
+          <w:szCs w:val="21"/>
+          <w:lang w:val="en-US" w:eastAsia="ru-RU"/>
+          <w14:ligatures w14:val="none"/>
+        </w:rPr>
+        <w:t>:</w:t>
+      </w:r>
+      <w:proofErr w:type="gramStart"/>
+      <w:r>
+        <w:rPr>
+          <w:rFonts w:ascii="Consolas" w:eastAsia="Times New Roman" w:hAnsi="Consolas" w:cs="Times New Roman"/>
+          <w:color w:val="000000"/>
+          <w:kern w:val="0"/>
+          <w:sz w:val="21"/>
+          <w:szCs w:val="21"/>
+          <w:lang w:val="en-US" w:eastAsia="ru-RU"/>
+          <w14:ligatures w14:val="none"/>
+        </w:rPr>
+        <w:t>1</w:t>
       </w:r>
       <w:r>
         <w:rPr>
@@ -15262,6 +16539,7 @@
         </w:rPr>
         <w:t>;</w:t>
       </w:r>
+      <w:proofErr w:type="gramEnd"/>
     </w:p>
     <w:p>
       <w:pPr>
@@ -15444,18 +16722,68 @@
         <w:t>:#</w:t>
       </w:r>
       <w:proofErr w:type="spellStart"/>
+      <w:r>
+        <w:rPr>
+          <w:rFonts w:ascii="Consolas" w:eastAsia="Times New Roman" w:hAnsi="Consolas" w:cs="Times New Roman"/>
+          <w:color w:val="A22889"/>
+          <w:kern w:val="0"/>
+          <w:sz w:val="21"/>
+          <w:szCs w:val="21"/>
+          <w:lang w:val="en-US" w:eastAsia="ru-RU"/>
+          <w14:ligatures w14:val="none"/>
+        </w:rPr>
+        <w:t>bee</w:t>
+      </w:r>
+      <w:r>
+        <w:rPr>
+          <w:rFonts w:ascii="Consolas" w:eastAsia="Times New Roman" w:hAnsi="Consolas" w:cs="Times New Roman"/>
+          <w:color w:val="000000"/>
+          <w:kern w:val="0"/>
+          <w:sz w:val="21"/>
+          <w:szCs w:val="21"/>
+          <w:lang w:val="en-US" w:eastAsia="ru-RU"/>
+          <w14:ligatures w14:val="none"/>
+        </w:rPr>
+        <w:t>,</w:t>
+      </w:r>
+      <w:r>
+        <w:rPr>
+          <w:rFonts w:ascii="Consolas" w:eastAsia="Times New Roman" w:hAnsi="Consolas" w:cs="Times New Roman"/>
+          <w:color w:val="A22889"/>
+          <w:kern w:val="0"/>
+          <w:sz w:val="21"/>
+          <w:szCs w:val="21"/>
+          <w:lang w:val="en-US" w:eastAsia="ru-RU"/>
+          <w14:ligatures w14:val="none"/>
+        </w:rPr>
+        <w:t>stroke</w:t>
+      </w:r>
+      <w:proofErr w:type="spellEnd"/>
       <w:proofErr w:type="gramEnd"/>
       <w:r>
         <w:rPr>
           <w:rFonts w:ascii="Consolas" w:eastAsia="Times New Roman" w:hAnsi="Consolas" w:cs="Times New Roman"/>
-          <w:color w:val="A22889"/>
-          <w:kern w:val="0"/>
-          <w:sz w:val="21"/>
-          <w:szCs w:val="21"/>
-          <w:lang w:val="en-US" w:eastAsia="ru-RU"/>
-          <w14:ligatures w14:val="none"/>
-        </w:rPr>
-        <w:t>bee</w:t>
+          <w:color w:val="000000"/>
+          <w:kern w:val="0"/>
+          <w:sz w:val="21"/>
+          <w:szCs w:val="21"/>
+          <w:lang w:val="en-US" w:eastAsia="ru-RU"/>
+          <w14:ligatures w14:val="none"/>
+        </w:rPr>
+        <w:t>:#</w:t>
+      </w:r>
+      <w:proofErr w:type="gramStart"/>
+      <w:r>
+        <w:rPr>
+          <w:rFonts w:ascii="Consolas" w:eastAsia="Times New Roman" w:hAnsi="Consolas" w:cs="Times New Roman"/>
+          <w:color w:val="A22889"/>
+          <w:kern w:val="0"/>
+          <w:sz w:val="21"/>
+          <w:szCs w:val="21"/>
+          <w:lang w:val="en-US" w:eastAsia="ru-RU"/>
+          <w14:ligatures w14:val="none"/>
+        </w:rPr>
+        <w:t>aaa</w:t>
       </w:r>
       <w:r>
         <w:rPr>
@@ -15481,66 +16809,43 @@
         </w:rPr>
         <w:t>stroke</w:t>
       </w:r>
-      <w:proofErr w:type="spellEnd"/>
-      <w:r>
-        <w:rPr>
-          <w:rFonts w:ascii="Consolas" w:eastAsia="Times New Roman" w:hAnsi="Consolas" w:cs="Times New Roman"/>
-          <w:color w:val="000000"/>
-          <w:kern w:val="0"/>
-          <w:sz w:val="21"/>
-          <w:szCs w:val="21"/>
-          <w:lang w:val="en-US" w:eastAsia="ru-RU"/>
-          <w14:ligatures w14:val="none"/>
-        </w:rPr>
-        <w:t>:#</w:t>
-      </w:r>
-      <w:r>
-        <w:rPr>
-          <w:rFonts w:ascii="Consolas" w:eastAsia="Times New Roman" w:hAnsi="Consolas" w:cs="Times New Roman"/>
-          <w:color w:val="A22889"/>
-          <w:kern w:val="0"/>
-          <w:sz w:val="21"/>
-          <w:szCs w:val="21"/>
-          <w:lang w:val="en-US" w:eastAsia="ru-RU"/>
-          <w14:ligatures w14:val="none"/>
-        </w:rPr>
-        <w:t>aaa</w:t>
-      </w:r>
-      <w:r>
-        <w:rPr>
-          <w:rFonts w:ascii="Consolas" w:eastAsia="Times New Roman" w:hAnsi="Consolas" w:cs="Times New Roman"/>
-          <w:color w:val="000000"/>
-          <w:kern w:val="0"/>
-          <w:sz w:val="21"/>
-          <w:szCs w:val="21"/>
-          <w:lang w:val="en-US" w:eastAsia="ru-RU"/>
-          <w14:ligatures w14:val="none"/>
-        </w:rPr>
-        <w:t>,</w:t>
-      </w:r>
-      <w:r>
-        <w:rPr>
-          <w:rFonts w:ascii="Consolas" w:eastAsia="Times New Roman" w:hAnsi="Consolas" w:cs="Times New Roman"/>
-          <w:color w:val="A22889"/>
-          <w:kern w:val="0"/>
-          <w:sz w:val="21"/>
-          <w:szCs w:val="21"/>
-          <w:lang w:val="en-US" w:eastAsia="ru-RU"/>
-          <w14:ligatures w14:val="none"/>
-        </w:rPr>
-        <w:t>stroke-width</w:t>
-      </w:r>
-      <w:r>
-        <w:rPr>
-          <w:rFonts w:ascii="Consolas" w:eastAsia="Times New Roman" w:hAnsi="Consolas" w:cs="Times New Roman"/>
-          <w:color w:val="000000"/>
-          <w:kern w:val="0"/>
-          <w:sz w:val="21"/>
-          <w:szCs w:val="21"/>
-          <w:lang w:val="en-US" w:eastAsia="ru-RU"/>
-          <w14:ligatures w14:val="none"/>
-        </w:rPr>
-        <w:t>:1</w:t>
+      <w:proofErr w:type="gramEnd"/>
+      <w:r>
+        <w:rPr>
+          <w:rFonts w:ascii="Consolas" w:eastAsia="Times New Roman" w:hAnsi="Consolas" w:cs="Times New Roman"/>
+          <w:color w:val="A22889"/>
+          <w:kern w:val="0"/>
+          <w:sz w:val="21"/>
+          <w:szCs w:val="21"/>
+          <w:lang w:val="en-US" w:eastAsia="ru-RU"/>
+          <w14:ligatures w14:val="none"/>
+        </w:rPr>
+        <w:t>-width</w:t>
+      </w:r>
+      <w:r>
+        <w:rPr>
+          <w:rFonts w:ascii="Consolas" w:eastAsia="Times New Roman" w:hAnsi="Consolas" w:cs="Times New Roman"/>
+          <w:color w:val="000000"/>
+          <w:kern w:val="0"/>
+          <w:sz w:val="21"/>
+          <w:szCs w:val="21"/>
+          <w:lang w:val="en-US" w:eastAsia="ru-RU"/>
+          <w14:ligatures w14:val="none"/>
+        </w:rPr>
+        <w:t>:</w:t>
+      </w:r>
+      <w:proofErr w:type="gramStart"/>
+      <w:r>
+        <w:rPr>
+          <w:rFonts w:ascii="Consolas" w:eastAsia="Times New Roman" w:hAnsi="Consolas" w:cs="Times New Roman"/>
+          <w:color w:val="000000"/>
+          <w:kern w:val="0"/>
+          <w:sz w:val="21"/>
+          <w:szCs w:val="21"/>
+          <w:lang w:val="en-US" w:eastAsia="ru-RU"/>
+          <w14:ligatures w14:val="none"/>
+        </w:rPr>
+        <w:t>1</w:t>
       </w:r>
       <w:r>
         <w:rPr>
@@ -15566,6 +16871,7 @@
         </w:rPr>
         <w:t>;</w:t>
       </w:r>
+      <w:proofErr w:type="gramEnd"/>
     </w:p>
     <w:p>
       <w:pPr>
@@ -15679,7 +16985,20 @@
           <w:lang w:val="en-US" w:eastAsia="ru-RU"/>
           <w14:ligatures w14:val="none"/>
         </w:rPr>
-        <w:t>e8</w:t>
+        <w:t>e</w:t>
+      </w:r>
+      <w:proofErr w:type="gramStart"/>
+      <w:r>
+        <w:rPr>
+          <w:rFonts w:ascii="Consolas" w:eastAsia="Times New Roman" w:hAnsi="Consolas" w:cs="Times New Roman"/>
+          <w:color w:val="A22889"/>
+          <w:kern w:val="0"/>
+          <w:sz w:val="21"/>
+          <w:szCs w:val="21"/>
+          <w:lang w:val="en-US" w:eastAsia="ru-RU"/>
+          <w14:ligatures w14:val="none"/>
+        </w:rPr>
+        <w:t>8</w:t>
       </w:r>
       <w:r>
         <w:rPr>
@@ -15705,41 +17024,81 @@
         </w:rPr>
         <w:t>stroke</w:t>
       </w:r>
-      <w:r>
-        <w:rPr>
-          <w:rFonts w:ascii="Consolas" w:eastAsia="Times New Roman" w:hAnsi="Consolas" w:cs="Times New Roman"/>
-          <w:color w:val="000000"/>
-          <w:kern w:val="0"/>
-          <w:sz w:val="21"/>
-          <w:szCs w:val="21"/>
-          <w:lang w:val="en-US" w:eastAsia="ru-RU"/>
-          <w14:ligatures w14:val="none"/>
-        </w:rPr>
-        <w:t>:#333,</w:t>
-      </w:r>
-      <w:r>
-        <w:rPr>
-          <w:rFonts w:ascii="Consolas" w:eastAsia="Times New Roman" w:hAnsi="Consolas" w:cs="Times New Roman"/>
-          <w:color w:val="A22889"/>
-          <w:kern w:val="0"/>
-          <w:sz w:val="21"/>
-          <w:szCs w:val="21"/>
-          <w:lang w:val="en-US" w:eastAsia="ru-RU"/>
-          <w14:ligatures w14:val="none"/>
-        </w:rPr>
-        <w:t>stroke-width</w:t>
-      </w:r>
-      <w:r>
-        <w:rPr>
-          <w:rFonts w:ascii="Consolas" w:eastAsia="Times New Roman" w:hAnsi="Consolas" w:cs="Times New Roman"/>
-          <w:color w:val="000000"/>
-          <w:kern w:val="0"/>
-          <w:sz w:val="21"/>
-          <w:szCs w:val="21"/>
-          <w:lang w:val="en-US" w:eastAsia="ru-RU"/>
-          <w14:ligatures w14:val="none"/>
-        </w:rPr>
-        <w:t>:1</w:t>
+      <w:proofErr w:type="gramEnd"/>
+      <w:r>
+        <w:rPr>
+          <w:rFonts w:ascii="Consolas" w:eastAsia="Times New Roman" w:hAnsi="Consolas" w:cs="Times New Roman"/>
+          <w:color w:val="000000"/>
+          <w:kern w:val="0"/>
+          <w:sz w:val="21"/>
+          <w:szCs w:val="21"/>
+          <w:lang w:val="en-US" w:eastAsia="ru-RU"/>
+          <w14:ligatures w14:val="none"/>
+        </w:rPr>
+        <w:t>:#</w:t>
+      </w:r>
+      <w:proofErr w:type="gramStart"/>
+      <w:r>
+        <w:rPr>
+          <w:rFonts w:ascii="Consolas" w:eastAsia="Times New Roman" w:hAnsi="Consolas" w:cs="Times New Roman"/>
+          <w:color w:val="000000"/>
+          <w:kern w:val="0"/>
+          <w:sz w:val="21"/>
+          <w:szCs w:val="21"/>
+          <w:lang w:val="en-US" w:eastAsia="ru-RU"/>
+          <w14:ligatures w14:val="none"/>
+        </w:rPr>
+        <w:t>333,</w:t>
+      </w:r>
+      <w:r>
+        <w:rPr>
+          <w:rFonts w:ascii="Consolas" w:eastAsia="Times New Roman" w:hAnsi="Consolas" w:cs="Times New Roman"/>
+          <w:color w:val="A22889"/>
+          <w:kern w:val="0"/>
+          <w:sz w:val="21"/>
+          <w:szCs w:val="21"/>
+          <w:lang w:val="en-US" w:eastAsia="ru-RU"/>
+          <w14:ligatures w14:val="none"/>
+        </w:rPr>
+        <w:t>stroke</w:t>
+      </w:r>
+      <w:proofErr w:type="gramEnd"/>
+      <w:r>
+        <w:rPr>
+          <w:rFonts w:ascii="Consolas" w:eastAsia="Times New Roman" w:hAnsi="Consolas" w:cs="Times New Roman"/>
+          <w:color w:val="A22889"/>
+          <w:kern w:val="0"/>
+          <w:sz w:val="21"/>
+          <w:szCs w:val="21"/>
+          <w:lang w:val="en-US" w:eastAsia="ru-RU"/>
+          <w14:ligatures w14:val="none"/>
+        </w:rPr>
+        <w:t>-width</w:t>
+      </w:r>
+      <w:r>
+        <w:rPr>
+          <w:rFonts w:ascii="Consolas" w:eastAsia="Times New Roman" w:hAnsi="Consolas" w:cs="Times New Roman"/>
+          <w:color w:val="000000"/>
+          <w:kern w:val="0"/>
+          <w:sz w:val="21"/>
+          <w:szCs w:val="21"/>
+          <w:lang w:val="en-US" w:eastAsia="ru-RU"/>
+          <w14:ligatures w14:val="none"/>
+        </w:rPr>
+        <w:t>:</w:t>
+      </w:r>
+      <w:proofErr w:type="gramStart"/>
+      <w:r>
+        <w:rPr>
+          <w:rFonts w:ascii="Consolas" w:eastAsia="Times New Roman" w:hAnsi="Consolas" w:cs="Times New Roman"/>
+          <w:color w:val="000000"/>
+          <w:kern w:val="0"/>
+          <w:sz w:val="21"/>
+          <w:szCs w:val="21"/>
+          <w:lang w:val="en-US" w:eastAsia="ru-RU"/>
+          <w14:ligatures w14:val="none"/>
+        </w:rPr>
+        <w:t>1</w:t>
       </w:r>
       <w:r>
         <w:rPr>
@@ -15765,6 +17124,7 @@
         </w:rPr>
         <w:t>;</w:t>
       </w:r>
+      <w:proofErr w:type="gramEnd"/>
     </w:p>
     <w:p>
       <w:pPr>
@@ -15851,6 +17211,150 @@
           <w:lang w:val="en-US" w:eastAsia="ru-RU"/>
           <w14:ligatures w14:val="none"/>
         </w:rPr>
+        <w:t>h8</w:t>
+      </w:r>
+      <w:r>
+        <w:rPr>
+          <w:rFonts w:ascii="Consolas" w:eastAsia="Times New Roman" w:hAnsi="Consolas" w:cs="Times New Roman"/>
+          <w:color w:val="000000"/>
+          <w:kern w:val="0"/>
+          <w:sz w:val="21"/>
+          <w:szCs w:val="21"/>
+          <w:lang w:val="en-US" w:eastAsia="ru-RU"/>
+          <w14:ligatures w14:val="none"/>
+        </w:rPr>
+        <w:t>,</w:t>
+      </w:r>
+      <w:r>
+        <w:rPr>
+          <w:rFonts w:ascii="Consolas" w:eastAsia="Times New Roman" w:hAnsi="Consolas" w:cs="Times New Roman"/>
+          <w:color w:val="A22889"/>
+          <w:kern w:val="0"/>
+          <w:sz w:val="21"/>
+          <w:szCs w:val="21"/>
+          <w:lang w:val="en-US" w:eastAsia="ru-RU"/>
+          <w14:ligatures w14:val="none"/>
+        </w:rPr>
+        <w:t>h2</w:t>
+      </w:r>
+      <w:r>
+        <w:rPr>
+          <w:rFonts w:ascii="Consolas" w:eastAsia="Times New Roman" w:hAnsi="Consolas" w:cs="Times New Roman"/>
+          <w:color w:val="000000"/>
+          <w:kern w:val="0"/>
+          <w:sz w:val="21"/>
+          <w:szCs w:val="21"/>
+          <w:lang w:val="en-US" w:eastAsia="ru-RU"/>
+          <w14:ligatures w14:val="none"/>
+        </w:rPr>
+        <w:t>,</w:t>
+      </w:r>
+      <w:r>
+        <w:rPr>
+          <w:rFonts w:ascii="Consolas" w:eastAsia="Times New Roman" w:hAnsi="Consolas" w:cs="Times New Roman"/>
+          <w:color w:val="A22889"/>
+          <w:kern w:val="0"/>
+          <w:sz w:val="21"/>
+          <w:szCs w:val="21"/>
+          <w:lang w:val="en-US" w:eastAsia="ru-RU"/>
+          <w14:ligatures w14:val="none"/>
+        </w:rPr>
+        <w:t>h7</w:t>
+      </w:r>
+      <w:r>
+        <w:rPr>
+          <w:rFonts w:ascii="Consolas" w:eastAsia="Times New Roman" w:hAnsi="Consolas" w:cs="Times New Roman"/>
+          <w:color w:val="000000"/>
+          <w:kern w:val="0"/>
+          <w:sz w:val="21"/>
+          <w:szCs w:val="21"/>
+          <w:lang w:val="en-US" w:eastAsia="ru-RU"/>
+          <w14:ligatures w14:val="none"/>
+        </w:rPr>
+        <w:t>,</w:t>
+      </w:r>
+      <w:r>
+        <w:rPr>
+          <w:rFonts w:ascii="Consolas" w:eastAsia="Times New Roman" w:hAnsi="Consolas" w:cs="Times New Roman"/>
+          <w:color w:val="A22889"/>
+          <w:kern w:val="0"/>
+          <w:sz w:val="21"/>
+          <w:szCs w:val="21"/>
+          <w:lang w:val="en-US" w:eastAsia="ru-RU"/>
+          <w14:ligatures w14:val="none"/>
+        </w:rPr>
+        <w:t>h11</w:t>
+      </w:r>
+      <w:r>
+        <w:rPr>
+          <w:rFonts w:ascii="Consolas" w:eastAsia="Times New Roman" w:hAnsi="Consolas" w:cs="Times New Roman"/>
+          <w:color w:val="000000"/>
+          <w:kern w:val="0"/>
+          <w:sz w:val="21"/>
+          <w:szCs w:val="21"/>
+          <w:lang w:val="en-US" w:eastAsia="ru-RU"/>
+          <w14:ligatures w14:val="none"/>
+        </w:rPr>
+        <w:t>,</w:t>
+      </w:r>
+      <w:r>
+        <w:rPr>
+          <w:rFonts w:ascii="Consolas" w:eastAsia="Times New Roman" w:hAnsi="Consolas" w:cs="Times New Roman"/>
+          <w:color w:val="A22889"/>
+          <w:kern w:val="0"/>
+          <w:sz w:val="21"/>
+          <w:szCs w:val="21"/>
+          <w:lang w:val="en-US" w:eastAsia="ru-RU"/>
+          <w14:ligatures w14:val="none"/>
+        </w:rPr>
+        <w:t>h13</w:t>
+      </w:r>
+      <w:r>
+        <w:rPr>
+          <w:rFonts w:ascii="Consolas" w:eastAsia="Times New Roman" w:hAnsi="Consolas" w:cs="Times New Roman"/>
+          <w:color w:val="000000"/>
+          <w:kern w:val="0"/>
+          <w:sz w:val="21"/>
+          <w:szCs w:val="21"/>
+          <w:lang w:val="en-US" w:eastAsia="ru-RU"/>
+          <w14:ligatures w14:val="none"/>
+        </w:rPr>
+        <w:t>,</w:t>
+      </w:r>
+      <w:r>
+        <w:rPr>
+          <w:rFonts w:ascii="Consolas" w:eastAsia="Times New Roman" w:hAnsi="Consolas" w:cs="Times New Roman"/>
+          <w:color w:val="A22889"/>
+          <w:kern w:val="0"/>
+          <w:sz w:val="21"/>
+          <w:szCs w:val="21"/>
+          <w:lang w:val="en-US" w:eastAsia="ru-RU"/>
+          <w14:ligatures w14:val="none"/>
+        </w:rPr>
+        <w:t>h17</w:t>
+      </w:r>
+      <w:r>
+        <w:rPr>
+          <w:rFonts w:ascii="Consolas" w:eastAsia="Times New Roman" w:hAnsi="Consolas" w:cs="Times New Roman"/>
+          <w:color w:val="000000"/>
+          <w:kern w:val="0"/>
+          <w:sz w:val="21"/>
+          <w:szCs w:val="21"/>
+          <w:lang w:val="en-US" w:eastAsia="ru-RU"/>
+          <w14:ligatures w14:val="none"/>
+        </w:rPr>
+        <w:t>,</w:t>
+      </w:r>
+      <w:r>
+        <w:rPr>
+          <w:rFonts w:ascii="Consolas" w:eastAsia="Times New Roman" w:hAnsi="Consolas" w:cs="Times New Roman"/>
+          <w:color w:val="A22889"/>
+          <w:kern w:val="0"/>
+          <w:sz w:val="21"/>
+          <w:szCs w:val="21"/>
+          <w:lang w:val="en-US" w:eastAsia="ru-RU"/>
+          <w14:ligatures w14:val="none"/>
+        </w:rPr>
         <w:t>h</w:t>
       </w:r>
       <w:proofErr w:type="gramEnd"/>
@@ -15864,151 +17368,7 @@
           <w:lang w:val="en-US" w:eastAsia="ru-RU"/>
           <w14:ligatures w14:val="none"/>
         </w:rPr>
-        <w:t>8</w:t>
-      </w:r>
-      <w:r>
-        <w:rPr>
-          <w:rFonts w:ascii="Consolas" w:eastAsia="Times New Roman" w:hAnsi="Consolas" w:cs="Times New Roman"/>
-          <w:color w:val="000000"/>
-          <w:kern w:val="0"/>
-          <w:sz w:val="21"/>
-          <w:szCs w:val="21"/>
-          <w:lang w:val="en-US" w:eastAsia="ru-RU"/>
-          <w14:ligatures w14:val="none"/>
-        </w:rPr>
-        <w:t>,</w:t>
-      </w:r>
-      <w:r>
-        <w:rPr>
-          <w:rFonts w:ascii="Consolas" w:eastAsia="Times New Roman" w:hAnsi="Consolas" w:cs="Times New Roman"/>
-          <w:color w:val="A22889"/>
-          <w:kern w:val="0"/>
-          <w:sz w:val="21"/>
-          <w:szCs w:val="21"/>
-          <w:lang w:val="en-US" w:eastAsia="ru-RU"/>
-          <w14:ligatures w14:val="none"/>
-        </w:rPr>
-        <w:t>h2</w:t>
-      </w:r>
-      <w:r>
-        <w:rPr>
-          <w:rFonts w:ascii="Consolas" w:eastAsia="Times New Roman" w:hAnsi="Consolas" w:cs="Times New Roman"/>
-          <w:color w:val="000000"/>
-          <w:kern w:val="0"/>
-          <w:sz w:val="21"/>
-          <w:szCs w:val="21"/>
-          <w:lang w:val="en-US" w:eastAsia="ru-RU"/>
-          <w14:ligatures w14:val="none"/>
-        </w:rPr>
-        <w:t>,</w:t>
-      </w:r>
-      <w:r>
-        <w:rPr>
-          <w:rFonts w:ascii="Consolas" w:eastAsia="Times New Roman" w:hAnsi="Consolas" w:cs="Times New Roman"/>
-          <w:color w:val="A22889"/>
-          <w:kern w:val="0"/>
-          <w:sz w:val="21"/>
-          <w:szCs w:val="21"/>
-          <w:lang w:val="en-US" w:eastAsia="ru-RU"/>
-          <w14:ligatures w14:val="none"/>
-        </w:rPr>
-        <w:t>h7</w:t>
-      </w:r>
-      <w:r>
-        <w:rPr>
-          <w:rFonts w:ascii="Consolas" w:eastAsia="Times New Roman" w:hAnsi="Consolas" w:cs="Times New Roman"/>
-          <w:color w:val="000000"/>
-          <w:kern w:val="0"/>
-          <w:sz w:val="21"/>
-          <w:szCs w:val="21"/>
-          <w:lang w:val="en-US" w:eastAsia="ru-RU"/>
-          <w14:ligatures w14:val="none"/>
-        </w:rPr>
-        <w:t>,</w:t>
-      </w:r>
-      <w:r>
-        <w:rPr>
-          <w:rFonts w:ascii="Consolas" w:eastAsia="Times New Roman" w:hAnsi="Consolas" w:cs="Times New Roman"/>
-          <w:color w:val="A22889"/>
-          <w:kern w:val="0"/>
-          <w:sz w:val="21"/>
-          <w:szCs w:val="21"/>
-          <w:lang w:val="en-US" w:eastAsia="ru-RU"/>
-          <w14:ligatures w14:val="none"/>
-        </w:rPr>
-        <w:t>h11</w:t>
-      </w:r>
-      <w:r>
-        <w:rPr>
-          <w:rFonts w:ascii="Consolas" w:eastAsia="Times New Roman" w:hAnsi="Consolas" w:cs="Times New Roman"/>
-          <w:color w:val="000000"/>
-          <w:kern w:val="0"/>
-          <w:sz w:val="21"/>
-          <w:szCs w:val="21"/>
-          <w:lang w:val="en-US" w:eastAsia="ru-RU"/>
-          <w14:ligatures w14:val="none"/>
-        </w:rPr>
-        <w:t>,</w:t>
-      </w:r>
-      <w:r>
-        <w:rPr>
-          <w:rFonts w:ascii="Consolas" w:eastAsia="Times New Roman" w:hAnsi="Consolas" w:cs="Times New Roman"/>
-          <w:color w:val="A22889"/>
-          <w:kern w:val="0"/>
-          <w:sz w:val="21"/>
-          <w:szCs w:val="21"/>
-          <w:lang w:val="en-US" w:eastAsia="ru-RU"/>
-          <w14:ligatures w14:val="none"/>
-        </w:rPr>
-        <w:t>h13</w:t>
-      </w:r>
-      <w:r>
-        <w:rPr>
-          <w:rFonts w:ascii="Consolas" w:eastAsia="Times New Roman" w:hAnsi="Consolas" w:cs="Times New Roman"/>
-          <w:color w:val="000000"/>
-          <w:kern w:val="0"/>
-          <w:sz w:val="21"/>
-          <w:szCs w:val="21"/>
-          <w:lang w:val="en-US" w:eastAsia="ru-RU"/>
-          <w14:ligatures w14:val="none"/>
-        </w:rPr>
-        <w:t>,</w:t>
-      </w:r>
-      <w:r>
-        <w:rPr>
-          <w:rFonts w:ascii="Consolas" w:eastAsia="Times New Roman" w:hAnsi="Consolas" w:cs="Times New Roman"/>
-          <w:color w:val="A22889"/>
-          <w:kern w:val="0"/>
-          <w:sz w:val="21"/>
-          <w:szCs w:val="21"/>
-          <w:lang w:val="en-US" w:eastAsia="ru-RU"/>
-          <w14:ligatures w14:val="none"/>
-        </w:rPr>
-        <w:t>h17</w:t>
-      </w:r>
-      <w:r>
-        <w:rPr>
-          <w:rFonts w:ascii="Consolas" w:eastAsia="Times New Roman" w:hAnsi="Consolas" w:cs="Times New Roman"/>
-          <w:color w:val="000000"/>
-          <w:kern w:val="0"/>
-          <w:sz w:val="21"/>
-          <w:szCs w:val="21"/>
-          <w:lang w:val="en-US" w:eastAsia="ru-RU"/>
-          <w14:ligatures w14:val="none"/>
-        </w:rPr>
-        <w:t>,</w:t>
-      </w:r>
-      <w:r>
-        <w:rPr>
-          <w:rFonts w:ascii="Consolas" w:eastAsia="Times New Roman" w:hAnsi="Consolas" w:cs="Times New Roman"/>
-          <w:color w:val="A22889"/>
-          <w:kern w:val="0"/>
-          <w:sz w:val="21"/>
-          <w:szCs w:val="21"/>
-          <w:lang w:val="en-US" w:eastAsia="ru-RU"/>
-          <w14:ligatures w14:val="none"/>
-        </w:rPr>
-        <w:t>h16</w:t>
+        <w:t>16</w:t>
       </w:r>
       <w:r>
         <w:rPr>
@@ -16022,6 +17382,7 @@
         </w:rPr>
         <w:t xml:space="preserve"> </w:t>
       </w:r>
+      <w:proofErr w:type="gramStart"/>
       <w:r>
         <w:rPr>
           <w:rFonts w:ascii="Consolas" w:eastAsia="Times New Roman" w:hAnsi="Consolas" w:cs="Times New Roman"/>
@@ -16046,6 +17407,7 @@
         </w:rPr>
         <w:t>;</w:t>
       </w:r>
+      <w:proofErr w:type="gramEnd"/>
     </w:p>
     <w:p>
       <w:pPr>
@@ -16132,6 +17494,102 @@
           <w:lang w:val="en-US" w:eastAsia="ru-RU"/>
           <w14:ligatures w14:val="none"/>
         </w:rPr>
+        <w:t>h3</w:t>
+      </w:r>
+      <w:r>
+        <w:rPr>
+          <w:rFonts w:ascii="Consolas" w:eastAsia="Times New Roman" w:hAnsi="Consolas" w:cs="Times New Roman"/>
+          <w:color w:val="000000"/>
+          <w:kern w:val="0"/>
+          <w:sz w:val="21"/>
+          <w:szCs w:val="21"/>
+          <w:lang w:val="en-US" w:eastAsia="ru-RU"/>
+          <w14:ligatures w14:val="none"/>
+        </w:rPr>
+        <w:t>,</w:t>
+      </w:r>
+      <w:r>
+        <w:rPr>
+          <w:rFonts w:ascii="Consolas" w:eastAsia="Times New Roman" w:hAnsi="Consolas" w:cs="Times New Roman"/>
+          <w:color w:val="A22889"/>
+          <w:kern w:val="0"/>
+          <w:sz w:val="21"/>
+          <w:szCs w:val="21"/>
+          <w:lang w:val="en-US" w:eastAsia="ru-RU"/>
+          <w14:ligatures w14:val="none"/>
+        </w:rPr>
+        <w:t>h4</w:t>
+      </w:r>
+      <w:r>
+        <w:rPr>
+          <w:rFonts w:ascii="Consolas" w:eastAsia="Times New Roman" w:hAnsi="Consolas" w:cs="Times New Roman"/>
+          <w:color w:val="000000"/>
+          <w:kern w:val="0"/>
+          <w:sz w:val="21"/>
+          <w:szCs w:val="21"/>
+          <w:lang w:val="en-US" w:eastAsia="ru-RU"/>
+          <w14:ligatures w14:val="none"/>
+        </w:rPr>
+        <w:t>,</w:t>
+      </w:r>
+      <w:r>
+        <w:rPr>
+          <w:rFonts w:ascii="Consolas" w:eastAsia="Times New Roman" w:hAnsi="Consolas" w:cs="Times New Roman"/>
+          <w:color w:val="A22889"/>
+          <w:kern w:val="0"/>
+          <w:sz w:val="21"/>
+          <w:szCs w:val="21"/>
+          <w:lang w:val="en-US" w:eastAsia="ru-RU"/>
+          <w14:ligatures w14:val="none"/>
+        </w:rPr>
+        <w:t>h6</w:t>
+      </w:r>
+      <w:r>
+        <w:rPr>
+          <w:rFonts w:ascii="Consolas" w:eastAsia="Times New Roman" w:hAnsi="Consolas" w:cs="Times New Roman"/>
+          <w:color w:val="000000"/>
+          <w:kern w:val="0"/>
+          <w:sz w:val="21"/>
+          <w:szCs w:val="21"/>
+          <w:lang w:val="en-US" w:eastAsia="ru-RU"/>
+          <w14:ligatures w14:val="none"/>
+        </w:rPr>
+        <w:t>,</w:t>
+      </w:r>
+      <w:r>
+        <w:rPr>
+          <w:rFonts w:ascii="Consolas" w:eastAsia="Times New Roman" w:hAnsi="Consolas" w:cs="Times New Roman"/>
+          <w:color w:val="A22889"/>
+          <w:kern w:val="0"/>
+          <w:sz w:val="21"/>
+          <w:szCs w:val="21"/>
+          <w:lang w:val="en-US" w:eastAsia="ru-RU"/>
+          <w14:ligatures w14:val="none"/>
+        </w:rPr>
+        <w:t>h12</w:t>
+      </w:r>
+      <w:r>
+        <w:rPr>
+          <w:rFonts w:ascii="Consolas" w:eastAsia="Times New Roman" w:hAnsi="Consolas" w:cs="Times New Roman"/>
+          <w:color w:val="000000"/>
+          <w:kern w:val="0"/>
+          <w:sz w:val="21"/>
+          <w:szCs w:val="21"/>
+          <w:lang w:val="en-US" w:eastAsia="ru-RU"/>
+          <w14:ligatures w14:val="none"/>
+        </w:rPr>
+        <w:t>,</w:t>
+      </w:r>
+      <w:r>
+        <w:rPr>
+          <w:rFonts w:ascii="Consolas" w:eastAsia="Times New Roman" w:hAnsi="Consolas" w:cs="Times New Roman"/>
+          <w:color w:val="A22889"/>
+          <w:kern w:val="0"/>
+          <w:sz w:val="21"/>
+          <w:szCs w:val="21"/>
+          <w:lang w:val="en-US" w:eastAsia="ru-RU"/>
+          <w14:ligatures w14:val="none"/>
+        </w:rPr>
         <w:t>h</w:t>
       </w:r>
       <w:proofErr w:type="gramEnd"/>
@@ -16145,103 +17603,7 @@
           <w:lang w:val="en-US" w:eastAsia="ru-RU"/>
           <w14:ligatures w14:val="none"/>
         </w:rPr>
-        <w:t>3</w:t>
-      </w:r>
-      <w:r>
-        <w:rPr>
-          <w:rFonts w:ascii="Consolas" w:eastAsia="Times New Roman" w:hAnsi="Consolas" w:cs="Times New Roman"/>
-          <w:color w:val="000000"/>
-          <w:kern w:val="0"/>
-          <w:sz w:val="21"/>
-          <w:szCs w:val="21"/>
-          <w:lang w:val="en-US" w:eastAsia="ru-RU"/>
-          <w14:ligatures w14:val="none"/>
-        </w:rPr>
-        <w:t>,</w:t>
-      </w:r>
-      <w:r>
-        <w:rPr>
-          <w:rFonts w:ascii="Consolas" w:eastAsia="Times New Roman" w:hAnsi="Consolas" w:cs="Times New Roman"/>
-          <w:color w:val="A22889"/>
-          <w:kern w:val="0"/>
-          <w:sz w:val="21"/>
-          <w:szCs w:val="21"/>
-          <w:lang w:val="en-US" w:eastAsia="ru-RU"/>
-          <w14:ligatures w14:val="none"/>
-        </w:rPr>
-        <w:t>h4</w:t>
-      </w:r>
-      <w:r>
-        <w:rPr>
-          <w:rFonts w:ascii="Consolas" w:eastAsia="Times New Roman" w:hAnsi="Consolas" w:cs="Times New Roman"/>
-          <w:color w:val="000000"/>
-          <w:kern w:val="0"/>
-          <w:sz w:val="21"/>
-          <w:szCs w:val="21"/>
-          <w:lang w:val="en-US" w:eastAsia="ru-RU"/>
-          <w14:ligatures w14:val="none"/>
-        </w:rPr>
-        <w:t>,</w:t>
-      </w:r>
-      <w:r>
-        <w:rPr>
-          <w:rFonts w:ascii="Consolas" w:eastAsia="Times New Roman" w:hAnsi="Consolas" w:cs="Times New Roman"/>
-          <w:color w:val="A22889"/>
-          <w:kern w:val="0"/>
-          <w:sz w:val="21"/>
-          <w:szCs w:val="21"/>
-          <w:lang w:val="en-US" w:eastAsia="ru-RU"/>
-          <w14:ligatures w14:val="none"/>
-        </w:rPr>
-        <w:t>h6</w:t>
-      </w:r>
-      <w:r>
-        <w:rPr>
-          <w:rFonts w:ascii="Consolas" w:eastAsia="Times New Roman" w:hAnsi="Consolas" w:cs="Times New Roman"/>
-          <w:color w:val="000000"/>
-          <w:kern w:val="0"/>
-          <w:sz w:val="21"/>
-          <w:szCs w:val="21"/>
-          <w:lang w:val="en-US" w:eastAsia="ru-RU"/>
-          <w14:ligatures w14:val="none"/>
-        </w:rPr>
-        <w:t>,</w:t>
-      </w:r>
-      <w:r>
-        <w:rPr>
-          <w:rFonts w:ascii="Consolas" w:eastAsia="Times New Roman" w:hAnsi="Consolas" w:cs="Times New Roman"/>
-          <w:color w:val="A22889"/>
-          <w:kern w:val="0"/>
-          <w:sz w:val="21"/>
-          <w:szCs w:val="21"/>
-          <w:lang w:val="en-US" w:eastAsia="ru-RU"/>
-          <w14:ligatures w14:val="none"/>
-        </w:rPr>
-        <w:t>h12</w:t>
-      </w:r>
-      <w:r>
-        <w:rPr>
-          <w:rFonts w:ascii="Consolas" w:eastAsia="Times New Roman" w:hAnsi="Consolas" w:cs="Times New Roman"/>
-          <w:color w:val="000000"/>
-          <w:kern w:val="0"/>
-          <w:sz w:val="21"/>
-          <w:szCs w:val="21"/>
-          <w:lang w:val="en-US" w:eastAsia="ru-RU"/>
-          <w14:ligatures w14:val="none"/>
-        </w:rPr>
-        <w:t>,</w:t>
-      </w:r>
-      <w:r>
-        <w:rPr>
-          <w:rFonts w:ascii="Consolas" w:eastAsia="Times New Roman" w:hAnsi="Consolas" w:cs="Times New Roman"/>
-          <w:color w:val="A22889"/>
-          <w:kern w:val="0"/>
-          <w:sz w:val="21"/>
-          <w:szCs w:val="21"/>
-          <w:lang w:val="en-US" w:eastAsia="ru-RU"/>
-          <w14:ligatures w14:val="none"/>
-        </w:rPr>
-        <w:t>h14</w:t>
+        <w:t>14</w:t>
       </w:r>
       <w:r>
         <w:rPr>
@@ -16256,6 +17618,7 @@
         <w:t xml:space="preserve"> </w:t>
       </w:r>
       <w:proofErr w:type="spellStart"/>
+      <w:proofErr w:type="gramStart"/>
       <w:r>
         <w:rPr>
           <w:rFonts w:ascii="Consolas" w:eastAsia="Times New Roman" w:hAnsi="Consolas" w:cs="Times New Roman"/>
@@ -16281,6 +17644,7 @@
         </w:rPr>
         <w:t>;</w:t>
       </w:r>
+      <w:proofErr w:type="gramEnd"/>
     </w:p>
     <w:p>
       <w:pPr>
@@ -16369,9 +17733,23 @@
           <w:lang w:val="en-US" w:eastAsia="ru-RU"/>
           <w14:ligatures w14:val="none"/>
         </w:rPr>
-        <w:t>,stroke:red</w:t>
+        <w:t>,</w:t>
+      </w:r>
+      <w:proofErr w:type="gramStart"/>
+      <w:r>
+        <w:rPr>
+          <w:rFonts w:ascii="Consolas" w:eastAsia="Times New Roman" w:hAnsi="Consolas" w:cs="Times New Roman"/>
+          <w:color w:val="AA8500"/>
+          <w:kern w:val="0"/>
+          <w:sz w:val="21"/>
+          <w:szCs w:val="21"/>
+          <w:lang w:val="en-US" w:eastAsia="ru-RU"/>
+          <w14:ligatures w14:val="none"/>
+        </w:rPr>
+        <w:t>stroke:red</w:t>
       </w:r>
       <w:proofErr w:type="spellEnd"/>
+      <w:proofErr w:type="gramEnd"/>
       <w:r>
         <w:rPr>
           <w:rFonts w:ascii="Consolas" w:eastAsia="Times New Roman" w:hAnsi="Consolas" w:cs="Times New Roman"/>
@@ -16473,30 +17851,68 @@
         <w:t>:#</w:t>
       </w:r>
       <w:proofErr w:type="spellStart"/>
+      <w:r>
+        <w:rPr>
+          <w:rFonts w:ascii="Consolas" w:eastAsia="Times New Roman" w:hAnsi="Consolas" w:cs="Times New Roman"/>
+          <w:color w:val="A22889"/>
+          <w:kern w:val="0"/>
+          <w:sz w:val="21"/>
+          <w:szCs w:val="21"/>
+          <w:lang w:val="en-US" w:eastAsia="ru-RU"/>
+          <w14:ligatures w14:val="none"/>
+        </w:rPr>
+        <w:t>fcc</w:t>
+      </w:r>
+      <w:r>
+        <w:rPr>
+          <w:rFonts w:ascii="Consolas" w:eastAsia="Times New Roman" w:hAnsi="Consolas" w:cs="Times New Roman"/>
+          <w:color w:val="000000"/>
+          <w:kern w:val="0"/>
+          <w:sz w:val="21"/>
+          <w:szCs w:val="21"/>
+          <w:lang w:val="en-US" w:eastAsia="ru-RU"/>
+          <w14:ligatures w14:val="none"/>
+        </w:rPr>
+        <w:t>,</w:t>
+      </w:r>
+      <w:r>
+        <w:rPr>
+          <w:rFonts w:ascii="Consolas" w:eastAsia="Times New Roman" w:hAnsi="Consolas" w:cs="Times New Roman"/>
+          <w:color w:val="A22889"/>
+          <w:kern w:val="0"/>
+          <w:sz w:val="21"/>
+          <w:szCs w:val="21"/>
+          <w:lang w:val="en-US" w:eastAsia="ru-RU"/>
+          <w14:ligatures w14:val="none"/>
+        </w:rPr>
+        <w:t>stroke</w:t>
+      </w:r>
+      <w:proofErr w:type="spellEnd"/>
       <w:proofErr w:type="gramEnd"/>
       <w:r>
         <w:rPr>
           <w:rFonts w:ascii="Consolas" w:eastAsia="Times New Roman" w:hAnsi="Consolas" w:cs="Times New Roman"/>
-          <w:color w:val="A22889"/>
-          <w:kern w:val="0"/>
-          <w:sz w:val="21"/>
-          <w:szCs w:val="21"/>
-          <w:lang w:val="en-US" w:eastAsia="ru-RU"/>
-          <w14:ligatures w14:val="none"/>
-        </w:rPr>
-        <w:t>fcc</w:t>
-      </w:r>
-      <w:r>
-        <w:rPr>
-          <w:rFonts w:ascii="Consolas" w:eastAsia="Times New Roman" w:hAnsi="Consolas" w:cs="Times New Roman"/>
-          <w:color w:val="000000"/>
-          <w:kern w:val="0"/>
-          <w:sz w:val="21"/>
-          <w:szCs w:val="21"/>
-          <w:lang w:val="en-US" w:eastAsia="ru-RU"/>
-          <w14:ligatures w14:val="none"/>
-        </w:rPr>
-        <w:t>,</w:t>
+          <w:color w:val="000000"/>
+          <w:kern w:val="0"/>
+          <w:sz w:val="21"/>
+          <w:szCs w:val="21"/>
+          <w:lang w:val="en-US" w:eastAsia="ru-RU"/>
+          <w14:ligatures w14:val="none"/>
+        </w:rPr>
+        <w:t>:#</w:t>
+      </w:r>
+      <w:proofErr w:type="gramStart"/>
+      <w:r>
+        <w:rPr>
+          <w:rFonts w:ascii="Consolas" w:eastAsia="Times New Roman" w:hAnsi="Consolas" w:cs="Times New Roman"/>
+          <w:color w:val="000000"/>
+          <w:kern w:val="0"/>
+          <w:sz w:val="21"/>
+          <w:szCs w:val="21"/>
+          <w:lang w:val="en-US" w:eastAsia="ru-RU"/>
+          <w14:ligatures w14:val="none"/>
+        </w:rPr>
+        <w:t>111,</w:t>
       </w:r>
       <w:r>
         <w:rPr>
@@ -16510,42 +17926,43 @@
         </w:rPr>
         <w:t>stroke</w:t>
       </w:r>
-      <w:proofErr w:type="spellEnd"/>
-      <w:r>
-        <w:rPr>
-          <w:rFonts w:ascii="Consolas" w:eastAsia="Times New Roman" w:hAnsi="Consolas" w:cs="Times New Roman"/>
-          <w:color w:val="000000"/>
-          <w:kern w:val="0"/>
-          <w:sz w:val="21"/>
-          <w:szCs w:val="21"/>
-          <w:lang w:val="en-US" w:eastAsia="ru-RU"/>
-          <w14:ligatures w14:val="none"/>
-        </w:rPr>
-        <w:t>:#111,</w:t>
-      </w:r>
-      <w:r>
-        <w:rPr>
-          <w:rFonts w:ascii="Consolas" w:eastAsia="Times New Roman" w:hAnsi="Consolas" w:cs="Times New Roman"/>
-          <w:color w:val="A22889"/>
-          <w:kern w:val="0"/>
-          <w:sz w:val="21"/>
-          <w:szCs w:val="21"/>
-          <w:lang w:val="en-US" w:eastAsia="ru-RU"/>
-          <w14:ligatures w14:val="none"/>
-        </w:rPr>
-        <w:t>stroke-width</w:t>
-      </w:r>
-      <w:r>
-        <w:rPr>
-          <w:rFonts w:ascii="Consolas" w:eastAsia="Times New Roman" w:hAnsi="Consolas" w:cs="Times New Roman"/>
-          <w:color w:val="000000"/>
-          <w:kern w:val="0"/>
-          <w:sz w:val="21"/>
-          <w:szCs w:val="21"/>
-          <w:lang w:val="en-US" w:eastAsia="ru-RU"/>
-          <w14:ligatures w14:val="none"/>
-        </w:rPr>
-        <w:t>:2</w:t>
+      <w:proofErr w:type="gramEnd"/>
+      <w:r>
+        <w:rPr>
+          <w:rFonts w:ascii="Consolas" w:eastAsia="Times New Roman" w:hAnsi="Consolas" w:cs="Times New Roman"/>
+          <w:color w:val="A22889"/>
+          <w:kern w:val="0"/>
+          <w:sz w:val="21"/>
+          <w:szCs w:val="21"/>
+          <w:lang w:val="en-US" w:eastAsia="ru-RU"/>
+          <w14:ligatures w14:val="none"/>
+        </w:rPr>
+        <w:t>-width</w:t>
+      </w:r>
+      <w:r>
+        <w:rPr>
+          <w:rFonts w:ascii="Consolas" w:eastAsia="Times New Roman" w:hAnsi="Consolas" w:cs="Times New Roman"/>
+          <w:color w:val="000000"/>
+          <w:kern w:val="0"/>
+          <w:sz w:val="21"/>
+          <w:szCs w:val="21"/>
+          <w:lang w:val="en-US" w:eastAsia="ru-RU"/>
+          <w14:ligatures w14:val="none"/>
+        </w:rPr>
+        <w:t>:</w:t>
+      </w:r>
+      <w:proofErr w:type="gramStart"/>
+      <w:r>
+        <w:rPr>
+          <w:rFonts w:ascii="Consolas" w:eastAsia="Times New Roman" w:hAnsi="Consolas" w:cs="Times New Roman"/>
+          <w:color w:val="000000"/>
+          <w:kern w:val="0"/>
+          <w:sz w:val="21"/>
+          <w:szCs w:val="21"/>
+          <w:lang w:val="en-US" w:eastAsia="ru-RU"/>
+          <w14:ligatures w14:val="none"/>
+        </w:rPr>
+        <w:t>2</w:t>
       </w:r>
       <w:r>
         <w:rPr>
@@ -16571,6 +17988,7 @@
         </w:rPr>
         <w:t>;</w:t>
       </w:r>
+      <w:proofErr w:type="gramEnd"/>
     </w:p>
     <w:p>
       <w:pPr>
@@ -16660,18 +18078,68 @@
         <w:t>:#</w:t>
       </w:r>
       <w:proofErr w:type="spellStart"/>
+      <w:r>
+        <w:rPr>
+          <w:rFonts w:ascii="Consolas" w:eastAsia="Times New Roman" w:hAnsi="Consolas" w:cs="Times New Roman"/>
+          <w:color w:val="A22889"/>
+          <w:kern w:val="0"/>
+          <w:sz w:val="21"/>
+          <w:szCs w:val="21"/>
+          <w:lang w:val="en-US" w:eastAsia="ru-RU"/>
+          <w14:ligatures w14:val="none"/>
+        </w:rPr>
+        <w:t>fae</w:t>
+      </w:r>
+      <w:r>
+        <w:rPr>
+          <w:rFonts w:ascii="Consolas" w:eastAsia="Times New Roman" w:hAnsi="Consolas" w:cs="Times New Roman"/>
+          <w:color w:val="000000"/>
+          <w:kern w:val="0"/>
+          <w:sz w:val="21"/>
+          <w:szCs w:val="21"/>
+          <w:lang w:val="en-US" w:eastAsia="ru-RU"/>
+          <w14:ligatures w14:val="none"/>
+        </w:rPr>
+        <w:t>,</w:t>
+      </w:r>
+      <w:r>
+        <w:rPr>
+          <w:rFonts w:ascii="Consolas" w:eastAsia="Times New Roman" w:hAnsi="Consolas" w:cs="Times New Roman"/>
+          <w:color w:val="A22889"/>
+          <w:kern w:val="0"/>
+          <w:sz w:val="21"/>
+          <w:szCs w:val="21"/>
+          <w:lang w:val="en-US" w:eastAsia="ru-RU"/>
+          <w14:ligatures w14:val="none"/>
+        </w:rPr>
+        <w:t>stroke</w:t>
+      </w:r>
+      <w:proofErr w:type="spellEnd"/>
       <w:proofErr w:type="gramEnd"/>
       <w:r>
         <w:rPr>
           <w:rFonts w:ascii="Consolas" w:eastAsia="Times New Roman" w:hAnsi="Consolas" w:cs="Times New Roman"/>
-          <w:color w:val="A22889"/>
-          <w:kern w:val="0"/>
-          <w:sz w:val="21"/>
-          <w:szCs w:val="21"/>
-          <w:lang w:val="en-US" w:eastAsia="ru-RU"/>
-          <w14:ligatures w14:val="none"/>
-        </w:rPr>
-        <w:t>fae</w:t>
+          <w:color w:val="000000"/>
+          <w:kern w:val="0"/>
+          <w:sz w:val="21"/>
+          <w:szCs w:val="21"/>
+          <w:lang w:val="en-US" w:eastAsia="ru-RU"/>
+          <w14:ligatures w14:val="none"/>
+        </w:rPr>
+        <w:t>:#</w:t>
+      </w:r>
+      <w:proofErr w:type="gramStart"/>
+      <w:r>
+        <w:rPr>
+          <w:rFonts w:ascii="Consolas" w:eastAsia="Times New Roman" w:hAnsi="Consolas" w:cs="Times New Roman"/>
+          <w:color w:val="A22889"/>
+          <w:kern w:val="0"/>
+          <w:sz w:val="21"/>
+          <w:szCs w:val="21"/>
+          <w:lang w:val="en-US" w:eastAsia="ru-RU"/>
+          <w14:ligatures w14:val="none"/>
+        </w:rPr>
+        <w:t>bbb</w:t>
       </w:r>
       <w:r>
         <w:rPr>
@@ -16697,66 +18165,43 @@
         </w:rPr>
         <w:t>stroke</w:t>
       </w:r>
-      <w:proofErr w:type="spellEnd"/>
-      <w:r>
-        <w:rPr>
-          <w:rFonts w:ascii="Consolas" w:eastAsia="Times New Roman" w:hAnsi="Consolas" w:cs="Times New Roman"/>
-          <w:color w:val="000000"/>
-          <w:kern w:val="0"/>
-          <w:sz w:val="21"/>
-          <w:szCs w:val="21"/>
-          <w:lang w:val="en-US" w:eastAsia="ru-RU"/>
-          <w14:ligatures w14:val="none"/>
-        </w:rPr>
-        <w:t>:#</w:t>
-      </w:r>
-      <w:r>
-        <w:rPr>
-          <w:rFonts w:ascii="Consolas" w:eastAsia="Times New Roman" w:hAnsi="Consolas" w:cs="Times New Roman"/>
-          <w:color w:val="A22889"/>
-          <w:kern w:val="0"/>
-          <w:sz w:val="21"/>
-          <w:szCs w:val="21"/>
-          <w:lang w:val="en-US" w:eastAsia="ru-RU"/>
-          <w14:ligatures w14:val="none"/>
-        </w:rPr>
-        <w:t>bbb</w:t>
-      </w:r>
-      <w:r>
-        <w:rPr>
-          <w:rFonts w:ascii="Consolas" w:eastAsia="Times New Roman" w:hAnsi="Consolas" w:cs="Times New Roman"/>
-          <w:color w:val="000000"/>
-          <w:kern w:val="0"/>
-          <w:sz w:val="21"/>
-          <w:szCs w:val="21"/>
-          <w:lang w:val="en-US" w:eastAsia="ru-RU"/>
-          <w14:ligatures w14:val="none"/>
-        </w:rPr>
-        <w:t>,</w:t>
-      </w:r>
-      <w:r>
-        <w:rPr>
-          <w:rFonts w:ascii="Consolas" w:eastAsia="Times New Roman" w:hAnsi="Consolas" w:cs="Times New Roman"/>
-          <w:color w:val="A22889"/>
-          <w:kern w:val="0"/>
-          <w:sz w:val="21"/>
-          <w:szCs w:val="21"/>
-          <w:lang w:val="en-US" w:eastAsia="ru-RU"/>
-          <w14:ligatures w14:val="none"/>
-        </w:rPr>
-        <w:t>stroke-width</w:t>
-      </w:r>
-      <w:r>
-        <w:rPr>
-          <w:rFonts w:ascii="Consolas" w:eastAsia="Times New Roman" w:hAnsi="Consolas" w:cs="Times New Roman"/>
-          <w:color w:val="000000"/>
-          <w:kern w:val="0"/>
-          <w:sz w:val="21"/>
-          <w:szCs w:val="21"/>
-          <w:lang w:val="en-US" w:eastAsia="ru-RU"/>
-          <w14:ligatures w14:val="none"/>
-        </w:rPr>
-        <w:t>:2</w:t>
+      <w:proofErr w:type="gramEnd"/>
+      <w:r>
+        <w:rPr>
+          <w:rFonts w:ascii="Consolas" w:eastAsia="Times New Roman" w:hAnsi="Consolas" w:cs="Times New Roman"/>
+          <w:color w:val="A22889"/>
+          <w:kern w:val="0"/>
+          <w:sz w:val="21"/>
+          <w:szCs w:val="21"/>
+          <w:lang w:val="en-US" w:eastAsia="ru-RU"/>
+          <w14:ligatures w14:val="none"/>
+        </w:rPr>
+        <w:t>-width</w:t>
+      </w:r>
+      <w:r>
+        <w:rPr>
+          <w:rFonts w:ascii="Consolas" w:eastAsia="Times New Roman" w:hAnsi="Consolas" w:cs="Times New Roman"/>
+          <w:color w:val="000000"/>
+          <w:kern w:val="0"/>
+          <w:sz w:val="21"/>
+          <w:szCs w:val="21"/>
+          <w:lang w:val="en-US" w:eastAsia="ru-RU"/>
+          <w14:ligatures w14:val="none"/>
+        </w:rPr>
+        <w:t>:</w:t>
+      </w:r>
+      <w:proofErr w:type="gramStart"/>
+      <w:r>
+        <w:rPr>
+          <w:rFonts w:ascii="Consolas" w:eastAsia="Times New Roman" w:hAnsi="Consolas" w:cs="Times New Roman"/>
+          <w:color w:val="000000"/>
+          <w:kern w:val="0"/>
+          <w:sz w:val="21"/>
+          <w:szCs w:val="21"/>
+          <w:lang w:val="en-US" w:eastAsia="ru-RU"/>
+          <w14:ligatures w14:val="none"/>
+        </w:rPr>
+        <w:t>2</w:t>
       </w:r>
       <w:r>
         <w:rPr>
@@ -16782,6 +18227,7 @@
         </w:rPr>
         <w:t>;</w:t>
       </w:r>
+      <w:proofErr w:type="gramEnd"/>
     </w:p>
     <w:p>
       <w:pPr>
@@ -16871,30 +18317,68 @@
         <w:t>:#</w:t>
       </w:r>
       <w:proofErr w:type="spellStart"/>
+      <w:r>
+        <w:rPr>
+          <w:rFonts w:ascii="Consolas" w:eastAsia="Times New Roman" w:hAnsi="Consolas" w:cs="Times New Roman"/>
+          <w:color w:val="A22889"/>
+          <w:kern w:val="0"/>
+          <w:sz w:val="21"/>
+          <w:szCs w:val="21"/>
+          <w:lang w:val="en-US" w:eastAsia="ru-RU"/>
+          <w14:ligatures w14:val="none"/>
+        </w:rPr>
+        <w:t>ccc</w:t>
+      </w:r>
+      <w:r>
+        <w:rPr>
+          <w:rFonts w:ascii="Consolas" w:eastAsia="Times New Roman" w:hAnsi="Consolas" w:cs="Times New Roman"/>
+          <w:color w:val="000000"/>
+          <w:kern w:val="0"/>
+          <w:sz w:val="21"/>
+          <w:szCs w:val="21"/>
+          <w:lang w:val="en-US" w:eastAsia="ru-RU"/>
+          <w14:ligatures w14:val="none"/>
+        </w:rPr>
+        <w:t>,</w:t>
+      </w:r>
+      <w:r>
+        <w:rPr>
+          <w:rFonts w:ascii="Consolas" w:eastAsia="Times New Roman" w:hAnsi="Consolas" w:cs="Times New Roman"/>
+          <w:color w:val="A22889"/>
+          <w:kern w:val="0"/>
+          <w:sz w:val="21"/>
+          <w:szCs w:val="21"/>
+          <w:lang w:val="en-US" w:eastAsia="ru-RU"/>
+          <w14:ligatures w14:val="none"/>
+        </w:rPr>
+        <w:t>stroke</w:t>
+      </w:r>
+      <w:proofErr w:type="spellEnd"/>
       <w:proofErr w:type="gramEnd"/>
       <w:r>
         <w:rPr>
           <w:rFonts w:ascii="Consolas" w:eastAsia="Times New Roman" w:hAnsi="Consolas" w:cs="Times New Roman"/>
-          <w:color w:val="A22889"/>
-          <w:kern w:val="0"/>
-          <w:sz w:val="21"/>
-          <w:szCs w:val="21"/>
-          <w:lang w:val="en-US" w:eastAsia="ru-RU"/>
-          <w14:ligatures w14:val="none"/>
-        </w:rPr>
-        <w:t>ccc</w:t>
-      </w:r>
-      <w:r>
-        <w:rPr>
-          <w:rFonts w:ascii="Consolas" w:eastAsia="Times New Roman" w:hAnsi="Consolas" w:cs="Times New Roman"/>
-          <w:color w:val="000000"/>
-          <w:kern w:val="0"/>
-          <w:sz w:val="21"/>
-          <w:szCs w:val="21"/>
-          <w:lang w:val="en-US" w:eastAsia="ru-RU"/>
-          <w14:ligatures w14:val="none"/>
-        </w:rPr>
-        <w:t>,</w:t>
+          <w:color w:val="000000"/>
+          <w:kern w:val="0"/>
+          <w:sz w:val="21"/>
+          <w:szCs w:val="21"/>
+          <w:lang w:val="en-US" w:eastAsia="ru-RU"/>
+          <w14:ligatures w14:val="none"/>
+        </w:rPr>
+        <w:t>:#</w:t>
+      </w:r>
+      <w:proofErr w:type="gramStart"/>
+      <w:r>
+        <w:rPr>
+          <w:rFonts w:ascii="Consolas" w:eastAsia="Times New Roman" w:hAnsi="Consolas" w:cs="Times New Roman"/>
+          <w:color w:val="000000"/>
+          <w:kern w:val="0"/>
+          <w:sz w:val="21"/>
+          <w:szCs w:val="21"/>
+          <w:lang w:val="en-US" w:eastAsia="ru-RU"/>
+          <w14:ligatures w14:val="none"/>
+        </w:rPr>
+        <w:t>555,</w:t>
       </w:r>
       <w:r>
         <w:rPr>
@@ -16908,42 +18392,43 @@
         </w:rPr>
         <w:t>stroke</w:t>
       </w:r>
-      <w:proofErr w:type="spellEnd"/>
-      <w:r>
-        <w:rPr>
-          <w:rFonts w:ascii="Consolas" w:eastAsia="Times New Roman" w:hAnsi="Consolas" w:cs="Times New Roman"/>
-          <w:color w:val="000000"/>
-          <w:kern w:val="0"/>
-          <w:sz w:val="21"/>
-          <w:szCs w:val="21"/>
-          <w:lang w:val="en-US" w:eastAsia="ru-RU"/>
-          <w14:ligatures w14:val="none"/>
-        </w:rPr>
-        <w:t>:#555,</w:t>
-      </w:r>
-      <w:r>
-        <w:rPr>
-          <w:rFonts w:ascii="Consolas" w:eastAsia="Times New Roman" w:hAnsi="Consolas" w:cs="Times New Roman"/>
-          <w:color w:val="A22889"/>
-          <w:kern w:val="0"/>
-          <w:sz w:val="21"/>
-          <w:szCs w:val="21"/>
-          <w:lang w:val="en-US" w:eastAsia="ru-RU"/>
-          <w14:ligatures w14:val="none"/>
-        </w:rPr>
-        <w:t>stroke-width</w:t>
-      </w:r>
-      <w:r>
-        <w:rPr>
-          <w:rFonts w:ascii="Consolas" w:eastAsia="Times New Roman" w:hAnsi="Consolas" w:cs="Times New Roman"/>
-          <w:color w:val="000000"/>
-          <w:kern w:val="0"/>
-          <w:sz w:val="21"/>
-          <w:szCs w:val="21"/>
-          <w:lang w:val="en-US" w:eastAsia="ru-RU"/>
-          <w14:ligatures w14:val="none"/>
-        </w:rPr>
-        <w:t>:2</w:t>
+      <w:proofErr w:type="gramEnd"/>
+      <w:r>
+        <w:rPr>
+          <w:rFonts w:ascii="Consolas" w:eastAsia="Times New Roman" w:hAnsi="Consolas" w:cs="Times New Roman"/>
+          <w:color w:val="A22889"/>
+          <w:kern w:val="0"/>
+          <w:sz w:val="21"/>
+          <w:szCs w:val="21"/>
+          <w:lang w:val="en-US" w:eastAsia="ru-RU"/>
+          <w14:ligatures w14:val="none"/>
+        </w:rPr>
+        <w:t>-width</w:t>
+      </w:r>
+      <w:r>
+        <w:rPr>
+          <w:rFonts w:ascii="Consolas" w:eastAsia="Times New Roman" w:hAnsi="Consolas" w:cs="Times New Roman"/>
+          <w:color w:val="000000"/>
+          <w:kern w:val="0"/>
+          <w:sz w:val="21"/>
+          <w:szCs w:val="21"/>
+          <w:lang w:val="en-US" w:eastAsia="ru-RU"/>
+          <w14:ligatures w14:val="none"/>
+        </w:rPr>
+        <w:t>:</w:t>
+      </w:r>
+      <w:proofErr w:type="gramStart"/>
+      <w:r>
+        <w:rPr>
+          <w:rFonts w:ascii="Consolas" w:eastAsia="Times New Roman" w:hAnsi="Consolas" w:cs="Times New Roman"/>
+          <w:color w:val="000000"/>
+          <w:kern w:val="0"/>
+          <w:sz w:val="21"/>
+          <w:szCs w:val="21"/>
+          <w:lang w:val="en-US" w:eastAsia="ru-RU"/>
+          <w14:ligatures w14:val="none"/>
+        </w:rPr>
+        <w:t>2</w:t>
       </w:r>
       <w:r>
         <w:rPr>
@@ -16969,6 +18454,7 @@
         </w:rPr>
         <w:t>;</w:t>
       </w:r>
+      <w:proofErr w:type="gramEnd"/>
     </w:p>
     <w:p>
       <w:pPr>
@@ -17082,7 +18568,20 @@
           <w:lang w:val="en-US" w:eastAsia="ru-RU"/>
           <w14:ligatures w14:val="none"/>
         </w:rPr>
-        <w:t>:4</w:t>
+        <w:t>:</w:t>
+      </w:r>
+      <w:proofErr w:type="gramStart"/>
+      <w:r>
+        <w:rPr>
+          <w:rFonts w:ascii="Consolas" w:eastAsia="Times New Roman" w:hAnsi="Consolas" w:cs="Times New Roman"/>
+          <w:color w:val="000000"/>
+          <w:kern w:val="0"/>
+          <w:sz w:val="21"/>
+          <w:szCs w:val="21"/>
+          <w:lang w:val="en-US" w:eastAsia="ru-RU"/>
+          <w14:ligatures w14:val="none"/>
+        </w:rPr>
+        <w:t>4</w:t>
       </w:r>
       <w:r>
         <w:rPr>
@@ -17108,6 +18607,7 @@
         </w:rPr>
         <w:t>;</w:t>
       </w:r>
+      <w:proofErr w:type="gramEnd"/>
     </w:p>
     <w:p>
       <w:pPr>
@@ -17190,7 +18690,7 @@
 </file>
 
 <file path=word/styles.xml><?xml version="1.0" encoding="utf-8"?>
-<w:styles xmlns:mc="http://schemas.openxmlformats.org/markup-compatibility/2006" xmlns:r="http://schemas.openxmlformats.org/officeDocument/2006/relationships" xmlns:w="http://schemas.openxmlformats.org/wordprocessingml/2006/main" xmlns:w14="http://schemas.microsoft.com/office/word/2010/wordml" xmlns:w15="http://schemas.microsoft.com/office/word/2012/wordml" xmlns:w16cex="http://schemas.microsoft.com/office/word/2018/wordml/cex" xmlns:w16cid="http://schemas.microsoft.com/office/word/2016/wordml/cid" xmlns:w16="http://schemas.microsoft.com/office/word/2018/wordml" xmlns:w16sdtdh="http://schemas.microsoft.com/office/word/2020/wordml/sdtdatahash" xmlns:w16se="http://schemas.microsoft.com/office/word/2015/wordml/symex" mc:Ignorable="w14 w15 w16se w16cid w16 w16cex w16sdtdh">
+<w:styles xmlns:mc="http://schemas.openxmlformats.org/markup-compatibility/2006" xmlns:r="http://schemas.openxmlformats.org/officeDocument/2006/relationships" xmlns:w="http://schemas.openxmlformats.org/wordprocessingml/2006/main" xmlns:w14="http://schemas.microsoft.com/office/word/2010/wordml" xmlns:w15="http://schemas.microsoft.com/office/word/2012/wordml" xmlns:w16cex="http://schemas.microsoft.com/office/word/2018/wordml/cex" xmlns:w16cid="http://schemas.microsoft.com/office/word/2016/wordml/cid" xmlns:w16="http://schemas.microsoft.com/office/word/2018/wordml" xmlns:w16du="http://schemas.microsoft.com/office/word/2023/wordml/word16du" xmlns:w16sdtdh="http://schemas.microsoft.com/office/word/2020/wordml/sdtdatahash" xmlns:w16sdtfl="http://schemas.microsoft.com/office/word/2024/wordml/sdtformatlock" xmlns:w16se="http://schemas.microsoft.com/office/word/2015/wordml/symex" mc:Ignorable="w14 w15 w16se w16cid w16 w16cex w16sdtdh w16sdtfl w16du">
   <w:docDefaults>
     <w:rPrDefault>
       <w:rPr>
